--- a/01 Documentación/01.04 Calidad/Plan de Pruebas.docx
+++ b/01 Documentación/01.04 Calidad/Plan de Pruebas.docx
@@ -40,6 +40,7 @@
                 <w:lang w:val="es-PE"/>
               </w:rPr>
             </w:pPr>
+            <w:proofErr w:type="spellStart"/>
             <w:r>
               <w:rPr>
                 <w:b/>
@@ -48,6 +49,7 @@
               </w:rPr>
               <w:t>N°</w:t>
             </w:r>
+            <w:proofErr w:type="spellEnd"/>
           </w:p>
         </w:tc>
         <w:tc>
@@ -985,11 +987,13 @@
           <w:p>
             <w:pPr>
               <w:rPr>
-                <w:lang w:val="es-PE"/>
-              </w:rPr>
-            </w:pPr>
-            <w:r>
-              <w:rPr>
+                <w:highlight w:val="yellow"/>
+                <w:lang w:val="es-PE"/>
+              </w:rPr>
+            </w:pPr>
+            <w:r>
+              <w:rPr>
+                <w:highlight w:val="yellow"/>
                 <w:lang w:val="es-PE"/>
               </w:rPr>
               <w:t>CR010</w:t>
@@ -1004,11 +1008,13 @@
           <w:p>
             <w:pPr>
               <w:rPr>
-                <w:lang w:val="es-PE"/>
-              </w:rPr>
-            </w:pPr>
-            <w:r>
-              <w:rPr>
+                <w:highlight w:val="yellow"/>
+                <w:lang w:val="es-PE"/>
+              </w:rPr>
+            </w:pPr>
+            <w:r>
+              <w:rPr>
+                <w:highlight w:val="yellow"/>
                 <w:lang w:val="es-PE"/>
               </w:rPr>
               <w:t>Visualización del perfil</w:t>
@@ -1023,11 +1029,13 @@
           <w:p>
             <w:pPr>
               <w:rPr>
-                <w:lang w:val="es-PE"/>
-              </w:rPr>
-            </w:pPr>
-            <w:r>
-              <w:rPr>
+                <w:highlight w:val="yellow"/>
+                <w:lang w:val="es-PE"/>
+              </w:rPr>
+            </w:pPr>
+            <w:r>
+              <w:rPr>
+                <w:highlight w:val="yellow"/>
                 <w:lang w:val="es-PE"/>
               </w:rPr>
               <w:t xml:space="preserve">Al acceder a la opción </w:t>
@@ -1036,12 +1044,14 @@
               <w:rPr>
                 <w:b/>
                 <w:bCs/>
+                <w:highlight w:val="yellow"/>
                 <w:lang w:val="es-PE"/>
               </w:rPr>
               <w:t>Mi perfil</w:t>
             </w:r>
             <w:r>
               <w:rPr>
+                <w:highlight w:val="yellow"/>
                 <w:lang w:val="es-PE"/>
               </w:rPr>
               <w:t>, el sistema muestra la información registrada del usuario.</w:t>
@@ -1056,11 +1066,13 @@
           <w:p>
             <w:pPr>
               <w:rPr>
-                <w:lang w:val="es-PE"/>
-              </w:rPr>
-            </w:pPr>
-            <w:r>
-              <w:rPr>
+                <w:highlight w:val="yellow"/>
+                <w:lang w:val="es-PE"/>
+              </w:rPr>
+            </w:pPr>
+            <w:r>
+              <w:rPr>
+                <w:highlight w:val="yellow"/>
                 <w:lang w:val="es-PE"/>
               </w:rPr>
               <w:t>RF04</w:t>
@@ -9366,6 +9378,9 @@
     <w:p>
       <w:pPr>
         <w:pStyle w:val="Ttulo1"/>
+        <w:rPr>
+          <w:rFonts w:hint="eastAsia"/>
+        </w:rPr>
       </w:pPr>
       <w:r>
         <w:lastRenderedPageBreak/>
@@ -9636,6 +9651,72 @@
               <w:t>Tener una cuenta activa</w:t>
             </w:r>
           </w:p>
+          <w:p>
+            <w:pPr>
+              <w:pStyle w:val="TableContents"/>
+              <w:numPr>
+                <w:ilvl w:val="0"/>
+                <w:numId w:val="4"/>
+              </w:numPr>
+              <w:rPr>
+                <w:color w:val="000000"/>
+              </w:rPr>
+            </w:pPr>
+            <w:r>
+              <w:rPr>
+                <w:color w:val="000000"/>
+              </w:rPr>
+              <w:t>Encontrase como Empresa</w:t>
+            </w:r>
+          </w:p>
+          <w:p>
+            <w:pPr>
+              <w:pStyle w:val="TableContents"/>
+              <w:numPr>
+                <w:ilvl w:val="0"/>
+                <w:numId w:val="4"/>
+              </w:numPr>
+              <w:rPr>
+                <w:color w:val="000000"/>
+              </w:rPr>
+            </w:pPr>
+            <w:proofErr w:type="spellStart"/>
+            <w:r>
+              <w:rPr>
+                <w:color w:val="000000"/>
+              </w:rPr>
+              <w:t>Enocntrase</w:t>
+            </w:r>
+            <w:proofErr w:type="spellEnd"/>
+            <w:r>
+              <w:rPr>
+                <w:color w:val="000000"/>
+              </w:rPr>
+              <w:t xml:space="preserve"> en la opción </w:t>
+            </w:r>
+            <w:proofErr w:type="spellStart"/>
+            <w:r>
+              <w:rPr>
+                <w:color w:val="000000"/>
+              </w:rPr>
+              <w:t>Publicacion</w:t>
+            </w:r>
+            <w:proofErr w:type="spellEnd"/>
+            <w:r>
+              <w:rPr>
+                <w:color w:val="000000"/>
+              </w:rPr>
+              <w:t xml:space="preserve"> &gt;Nueva </w:t>
+            </w:r>
+            <w:proofErr w:type="spellStart"/>
+            <w:r>
+              <w:rPr>
+                <w:color w:val="000000"/>
+              </w:rPr>
+              <w:t>Publicacion</w:t>
+            </w:r>
+            <w:proofErr w:type="spellEnd"/>
+          </w:p>
         </w:tc>
       </w:tr>
       <w:tr>
@@ -10706,8 +10787,16 @@
               <w:rPr>
                 <w:lang w:val="es-PE"/>
               </w:rPr>
-              <w:t xml:space="preserve"> del navbar</w:t>
-            </w:r>
+              <w:t xml:space="preserve"> del </w:t>
+            </w:r>
+            <w:proofErr w:type="spellStart"/>
+            <w:r>
+              <w:rPr>
+                <w:lang w:val="es-PE"/>
+              </w:rPr>
+              <w:t>navbar</w:t>
+            </w:r>
+            <w:proofErr w:type="spellEnd"/>
           </w:p>
         </w:tc>
       </w:tr>
@@ -10797,6 +10886,7 @@
                 <w:b/>
                 <w:bCs/>
               </w:rPr>
+              <w:lastRenderedPageBreak/>
               <w:t>Resultado obtenido:</w:t>
             </w:r>
           </w:p>
@@ -11151,8 +11241,16 @@
               <w:rPr>
                 <w:lang w:val="es-PE"/>
               </w:rPr>
-              <w:t xml:space="preserve"> del navbar</w:t>
-            </w:r>
+              <w:t xml:space="preserve"> del </w:t>
+            </w:r>
+            <w:proofErr w:type="spellStart"/>
+            <w:r>
+              <w:rPr>
+                <w:lang w:val="es-PE"/>
+              </w:rPr>
+              <w:t>navbar</w:t>
+            </w:r>
+            <w:proofErr w:type="spellEnd"/>
           </w:p>
         </w:tc>
       </w:tr>
@@ -12221,6 +12319,7 @@
               <w:rPr>
                 <w:color w:val="000000"/>
               </w:rPr>
+              <w:lastRenderedPageBreak/>
               <w:t>Mostrar un mensaje de confirmación</w:t>
             </w:r>
           </w:p>
@@ -13685,6 +13784,7 @@
               <w:rPr>
                 <w:color w:val="000000"/>
               </w:rPr>
+              <w:lastRenderedPageBreak/>
               <w:t>Visualizar mensaje de “No hay publicaciones disponibles”</w:t>
             </w:r>
           </w:p>
@@ -13722,6 +13822,7 @@
                 <w:b/>
                 <w:bCs/>
               </w:rPr>
+              <w:lastRenderedPageBreak/>
               <w:t>Resultado obtenido:</w:t>
             </w:r>
           </w:p>
@@ -13741,7 +13842,6 @@
               <w:rPr>
                 <w:color w:val="000000"/>
               </w:rPr>
-              <w:lastRenderedPageBreak/>
               <w:t>Mostrar un mensaje de “No hay publicaciones disponibles”</w:t>
             </w:r>
           </w:p>
@@ -13815,7 +13915,15 @@
               <w:jc w:val="left"/>
             </w:pPr>
             <w:r>
-              <w:t>Descripción de Caso de Prueba: Visualización de detallae de publicaciones</w:t>
+              <w:t xml:space="preserve">Descripción de Caso de Prueba: Visualización de </w:t>
+            </w:r>
+            <w:proofErr w:type="spellStart"/>
+            <w:r>
+              <w:t>detallae</w:t>
+            </w:r>
+            <w:proofErr w:type="spellEnd"/>
+            <w:r>
+              <w:t xml:space="preserve"> de publicaciones</w:t>
             </w:r>
           </w:p>
         </w:tc>
@@ -15129,6 +15237,7 @@
                 <w:b/>
                 <w:bCs/>
               </w:rPr>
+              <w:lastRenderedPageBreak/>
               <w:t>Pasos</w:t>
             </w:r>
           </w:p>
@@ -15186,7 +15295,6 @@
               <w:rPr>
                 <w:color w:val="000000"/>
               </w:rPr>
-              <w:lastRenderedPageBreak/>
               <w:t>Ver el detalle de la publicación</w:t>
             </w:r>
           </w:p>
@@ -15242,7 +15350,6 @@
                 <w:b/>
                 <w:bCs/>
               </w:rPr>
-              <w:lastRenderedPageBreak/>
               <w:t>Resultado esperado:</w:t>
             </w:r>
           </w:p>
@@ -15469,7 +15576,15 @@
               <w:jc w:val="left"/>
             </w:pPr>
             <w:r>
-              <w:t>Descripción de Caso de Prueba: Flujo de confirmación de solicitud de compra mas detalle</w:t>
+              <w:t xml:space="preserve">Descripción de Caso de Prueba: Flujo de confirmación de solicitud de compra </w:t>
+            </w:r>
+            <w:proofErr w:type="spellStart"/>
+            <w:r>
+              <w:t>mas</w:t>
+            </w:r>
+            <w:proofErr w:type="spellEnd"/>
+            <w:r>
+              <w:t xml:space="preserve"> detalle</w:t>
             </w:r>
           </w:p>
         </w:tc>
@@ -15642,7 +15757,15 @@
               <w:t>Tener una cuenta activa</w:t>
             </w:r>
             <w:r>
-              <w:t xml:space="preserve"> (Estar logueado como vendedor)</w:t>
+              <w:t xml:space="preserve"> (Estar </w:t>
+            </w:r>
+            <w:proofErr w:type="spellStart"/>
+            <w:r>
+              <w:t>logueado</w:t>
+            </w:r>
+            <w:proofErr w:type="spellEnd"/>
+            <w:r>
+              <w:t xml:space="preserve"> como vendedor)</w:t>
             </w:r>
           </w:p>
           <w:p>
@@ -16301,7 +16424,15 @@
               <w:t>Tener una cuenta activa</w:t>
             </w:r>
             <w:r>
-              <w:t xml:space="preserve"> (Estar logueado como vendedor)</w:t>
+              <w:t xml:space="preserve"> (Estar </w:t>
+            </w:r>
+            <w:proofErr w:type="spellStart"/>
+            <w:r>
+              <w:t>logueado</w:t>
+            </w:r>
+            <w:proofErr w:type="spellEnd"/>
+            <w:r>
+              <w:t xml:space="preserve"> como vendedor)</w:t>
             </w:r>
           </w:p>
           <w:p>
@@ -16487,6 +16618,7 @@
               <w:rPr>
                 <w:color w:val="000000"/>
               </w:rPr>
+              <w:lastRenderedPageBreak/>
               <w:t>Se abre un modal de confirmación “Aprobar”</w:t>
             </w:r>
           </w:p>
@@ -16523,7 +16655,6 @@
               <w:rPr>
                 <w:color w:val="000000"/>
               </w:rPr>
-              <w:lastRenderedPageBreak/>
               <w:t>Se cierra el modal y se actualiza la tabla</w:t>
             </w:r>
           </w:p>
@@ -16869,7 +17000,15 @@
               <w:t>Tener una cuenta activa</w:t>
             </w:r>
             <w:r>
-              <w:t xml:space="preserve"> (Estar logueado como vendedor)</w:t>
+              <w:t xml:space="preserve"> (Estar </w:t>
+            </w:r>
+            <w:proofErr w:type="spellStart"/>
+            <w:r>
+              <w:t>logueado</w:t>
+            </w:r>
+            <w:proofErr w:type="spellEnd"/>
+            <w:r>
+              <w:t xml:space="preserve"> como vendedor)</w:t>
             </w:r>
           </w:p>
           <w:p>
@@ -17435,7 +17574,15 @@
               <w:t>Tener una cuenta activa</w:t>
             </w:r>
             <w:r>
-              <w:t xml:space="preserve"> (Estar logueado como vendedor)</w:t>
+              <w:t xml:space="preserve"> (Estar </w:t>
+            </w:r>
+            <w:proofErr w:type="spellStart"/>
+            <w:r>
+              <w:t>logueado</w:t>
+            </w:r>
+            <w:proofErr w:type="spellEnd"/>
+            <w:r>
+              <w:t xml:space="preserve"> como vendedor)</w:t>
             </w:r>
           </w:p>
           <w:p>
@@ -17928,7 +18075,15 @@
               <w:t>Tener una cuenta activa</w:t>
             </w:r>
             <w:r>
-              <w:t xml:space="preserve"> (Estar logueado como vendedor)</w:t>
+              <w:t xml:space="preserve"> (Estar </w:t>
+            </w:r>
+            <w:proofErr w:type="spellStart"/>
+            <w:r>
+              <w:t>logueado</w:t>
+            </w:r>
+            <w:proofErr w:type="spellEnd"/>
+            <w:r>
+              <w:t xml:space="preserve"> como vendedor)</w:t>
             </w:r>
           </w:p>
           <w:p>
@@ -18402,7 +18557,15 @@
               <w:t>Tener una cuenta activa</w:t>
             </w:r>
             <w:r>
-              <w:t xml:space="preserve"> (Estar logueado como comprador)</w:t>
+              <w:t xml:space="preserve"> (Estar </w:t>
+            </w:r>
+            <w:proofErr w:type="spellStart"/>
+            <w:r>
+              <w:t>logueado</w:t>
+            </w:r>
+            <w:proofErr w:type="spellEnd"/>
+            <w:r>
+              <w:t xml:space="preserve"> como comprador)</w:t>
             </w:r>
           </w:p>
           <w:p>
@@ -18876,7 +19039,15 @@
               <w:t>Tener una cuenta activa</w:t>
             </w:r>
             <w:r>
-              <w:t xml:space="preserve"> (Estar logueado como comprador)</w:t>
+              <w:t xml:space="preserve"> (Estar </w:t>
+            </w:r>
+            <w:proofErr w:type="spellStart"/>
+            <w:r>
+              <w:t>logueado</w:t>
+            </w:r>
+            <w:proofErr w:type="spellEnd"/>
+            <w:r>
+              <w:t xml:space="preserve"> como comprador)</w:t>
             </w:r>
           </w:p>
           <w:p>
@@ -19354,7 +19525,15 @@
               <w:t>Tener una cuenta activa</w:t>
             </w:r>
             <w:r>
-              <w:t xml:space="preserve"> (Estar logueado como comprador)</w:t>
+              <w:t xml:space="preserve"> (Estar </w:t>
+            </w:r>
+            <w:proofErr w:type="spellStart"/>
+            <w:r>
+              <w:t>logueado</w:t>
+            </w:r>
+            <w:proofErr w:type="spellEnd"/>
+            <w:r>
+              <w:t xml:space="preserve"> como comprador)</w:t>
             </w:r>
           </w:p>
           <w:p>
@@ -20621,6 +20800,7 @@
   <w:style w:type="character" w:default="1" w:styleId="Fuentedeprrafopredeter">
     <w:name w:val="Default Paragraph Font"/>
     <w:uiPriority w:val="1"/>
+    <w:semiHidden/>
     <w:unhideWhenUsed/>
   </w:style>
   <w:style w:type="table" w:default="1" w:styleId="Tablanormal">
@@ -21630,4 +21810,16 @@
     </a:ext>
   </a:extLst>
 </a:theme>
+</file>
+
+<file path=customXml/item1.xml><?xml version="1.0" encoding="utf-8"?>
+<b:Sources xmlns:b="http://schemas.openxmlformats.org/officeDocument/2006/bibliography" xmlns="http://schemas.openxmlformats.org/officeDocument/2006/bibliography" SelectedStyle="\APASixthEditionOfficeOnline.xsl" StyleName="APA" Version="6"/>
+</file>
+
+<file path=customXml/itemProps1.xml><?xml version="1.0" encoding="utf-8"?>
+<ds:datastoreItem xmlns:ds="http://schemas.openxmlformats.org/officeDocument/2006/customXml" ds:itemID="{FC3DDC53-F7AC-467C-94B0-6B1124003DDA}">
+  <ds:schemaRefs>
+    <ds:schemaRef ds:uri="http://schemas.openxmlformats.org/officeDocument/2006/bibliography"/>
+  </ds:schemaRefs>
+</ds:datastoreItem>
 </file>
--- a/01 Documentación/01.04 Calidad/Plan de Pruebas.docx
+++ b/01 Documentación/01.04 Calidad/Plan de Pruebas.docx
@@ -22,8 +22,8 @@
       </w:tblPr>
       <w:tblGrid>
         <w:gridCol w:w="897"/>
-        <w:gridCol w:w="2087"/>
-        <w:gridCol w:w="4760"/>
+        <w:gridCol w:w="2006"/>
+        <w:gridCol w:w="4841"/>
         <w:gridCol w:w="750"/>
       </w:tblGrid>
       <w:tr>
@@ -987,13 +987,11 @@
           <w:p>
             <w:pPr>
               <w:rPr>
-                <w:highlight w:val="yellow"/>
-                <w:lang w:val="es-PE"/>
-              </w:rPr>
-            </w:pPr>
-            <w:r>
-              <w:rPr>
-                <w:highlight w:val="yellow"/>
+                <w:lang w:val="es-PE"/>
+              </w:rPr>
+            </w:pPr>
+            <w:r>
+              <w:rPr>
                 <w:lang w:val="es-PE"/>
               </w:rPr>
               <w:t>CR010</w:t>
@@ -1008,16 +1006,46 @@
           <w:p>
             <w:pPr>
               <w:rPr>
-                <w:highlight w:val="yellow"/>
-                <w:lang w:val="es-PE"/>
-              </w:rPr>
-            </w:pPr>
-            <w:r>
-              <w:rPr>
-                <w:highlight w:val="yellow"/>
+                <w:lang w:val="es-PE"/>
+              </w:rPr>
+            </w:pPr>
+            <w:r>
+              <w:rPr>
                 <w:lang w:val="es-PE"/>
               </w:rPr>
               <w:t>Visualización del perfil</w:t>
+            </w:r>
+          </w:p>
+        </w:tc>
+        <w:tc>
+          <w:tcPr>
+            <w:tcW w:w="0" w:type="auto"/>
+          </w:tcPr>
+          <w:p>
+            <w:pPr>
+              <w:rPr>
+                <w:lang w:val="es-PE"/>
+              </w:rPr>
+            </w:pPr>
+            <w:r>
+              <w:rPr>
+                <w:lang w:val="es-PE"/>
+              </w:rPr>
+              <w:t xml:space="preserve">Al iniciar sesión correctamente y seleccionar la opción </w:t>
+            </w:r>
+            <w:r>
+              <w:rPr>
+                <w:b/>
+                <w:bCs/>
+                <w:lang w:val="es-PE"/>
+              </w:rPr>
+              <w:t>"Mi perfil",</w:t>
+            </w:r>
+            <w:r>
+              <w:rPr>
+                <w:lang w:val="es-PE"/>
+              </w:rPr>
+              <w:t xml:space="preserve"> el sistema muestra la información registrada del usuario (nombre, correo electrónico, teléfono, dirección y tipo de cuenta).</w:t>
             </w:r>
           </w:p>
         </w:tc>
@@ -1029,35 +1057,19 @@
           <w:p>
             <w:pPr>
               <w:rPr>
-                <w:highlight w:val="yellow"/>
-                <w:lang w:val="es-PE"/>
-              </w:rPr>
-            </w:pPr>
-            <w:r>
-              <w:rPr>
-                <w:highlight w:val="yellow"/>
-                <w:lang w:val="es-PE"/>
-              </w:rPr>
-              <w:t xml:space="preserve">Al acceder a la opción </w:t>
-            </w:r>
-            <w:r>
-              <w:rPr>
-                <w:b/>
-                <w:bCs/>
-                <w:highlight w:val="yellow"/>
-                <w:lang w:val="es-PE"/>
-              </w:rPr>
-              <w:t>Mi perfil</w:t>
-            </w:r>
-            <w:r>
-              <w:rPr>
-                <w:highlight w:val="yellow"/>
-                <w:lang w:val="es-PE"/>
-              </w:rPr>
-              <w:t>, el sistema muestra la información registrada del usuario.</w:t>
-            </w:r>
-          </w:p>
-        </w:tc>
+                <w:lang w:val="es-PE"/>
+              </w:rPr>
+            </w:pPr>
+            <w:r>
+              <w:rPr>
+                <w:lang w:val="es-PE"/>
+              </w:rPr>
+              <w:t>RF04</w:t>
+            </w:r>
+          </w:p>
+        </w:tc>
+      </w:tr>
+      <w:tr>
         <w:tc>
           <w:tcPr>
             <w:tcW w:w="0" w:type="auto"/>
@@ -1066,13 +1078,96 @@
           <w:p>
             <w:pPr>
               <w:rPr>
-                <w:highlight w:val="yellow"/>
-                <w:lang w:val="es-PE"/>
-              </w:rPr>
-            </w:pPr>
-            <w:r>
-              <w:rPr>
-                <w:highlight w:val="yellow"/>
+                <w:lang w:val="es-PE"/>
+              </w:rPr>
+            </w:pPr>
+            <w:r>
+              <w:rPr>
+                <w:lang w:val="es-PE"/>
+              </w:rPr>
+              <w:t>CR011</w:t>
+            </w:r>
+          </w:p>
+        </w:tc>
+        <w:tc>
+          <w:tcPr>
+            <w:tcW w:w="0" w:type="auto"/>
+            <w:hideMark/>
+          </w:tcPr>
+          <w:p>
+            <w:pPr>
+              <w:rPr>
+                <w:lang w:val="es-PE"/>
+              </w:rPr>
+            </w:pPr>
+            <w:r>
+              <w:rPr>
+                <w:lang w:val="es-PE"/>
+              </w:rPr>
+              <w:t>Actualización del perfil</w:t>
+            </w:r>
+          </w:p>
+        </w:tc>
+        <w:tc>
+          <w:tcPr>
+            <w:tcW w:w="0" w:type="auto"/>
+            <w:hideMark/>
+          </w:tcPr>
+          <w:p>
+            <w:pPr>
+              <w:rPr>
+                <w:lang w:val="es-PE"/>
+              </w:rPr>
+            </w:pPr>
+            <w:r>
+              <w:rPr>
+                <w:lang w:val="es-PE"/>
+              </w:rPr>
+              <w:t xml:space="preserve">Al modificar la información personal y hacer clic en </w:t>
+            </w:r>
+            <w:r>
+              <w:rPr>
+                <w:b/>
+                <w:bCs/>
+                <w:lang w:val="es-PE"/>
+              </w:rPr>
+              <w:t>Guardar</w:t>
+            </w:r>
+            <w:r>
+              <w:rPr>
+                <w:lang w:val="es-PE"/>
+              </w:rPr>
+              <w:t xml:space="preserve">, el sistema actualiza los datos y muestra el mensaje </w:t>
+            </w:r>
+            <w:r>
+              <w:rPr>
+                <w:b/>
+                <w:bCs/>
+                <w:lang w:val="es-PE"/>
+              </w:rPr>
+              <w:t>"Perfil actualizado correctamente"</w:t>
+            </w:r>
+            <w:r>
+              <w:rPr>
+                <w:lang w:val="es-PE"/>
+              </w:rPr>
+              <w:t>.</w:t>
+            </w:r>
+          </w:p>
+        </w:tc>
+        <w:tc>
+          <w:tcPr>
+            <w:tcW w:w="0" w:type="auto"/>
+            <w:hideMark/>
+          </w:tcPr>
+          <w:p>
+            <w:pPr>
+              <w:rPr>
+                <w:lang w:val="es-PE"/>
+              </w:rPr>
+            </w:pPr>
+            <w:r>
+              <w:rPr>
                 <w:lang w:val="es-PE"/>
               </w:rPr>
               <w:t>RF04</w:t>
@@ -1096,7 +1191,7 @@
               <w:rPr>
                 <w:lang w:val="es-PE"/>
               </w:rPr>
-              <w:t>CR011</w:t>
+              <w:t>CR012</w:t>
             </w:r>
           </w:p>
         </w:tc>
@@ -1115,7 +1210,48 @@
               <w:rPr>
                 <w:lang w:val="es-PE"/>
               </w:rPr>
-              <w:t>Actualización del perfil</w:t>
+              <w:t>Cambio de contraseña</w:t>
+            </w:r>
+          </w:p>
+        </w:tc>
+        <w:tc>
+          <w:tcPr>
+            <w:tcW w:w="0" w:type="auto"/>
+          </w:tcPr>
+          <w:p>
+            <w:pPr>
+              <w:rPr>
+                <w:lang w:val="es-PE"/>
+              </w:rPr>
+            </w:pPr>
+            <w:r>
+              <w:rPr>
+                <w:lang w:val="es-PE"/>
+              </w:rPr>
+              <w:t xml:space="preserve">Al ingresar la contraseña actual, una nueva contraseña válida, confirmar la nueva contraseña y hacer clic en </w:t>
+            </w:r>
+            <w:r>
+              <w:rPr>
+                <w:b/>
+                <w:bCs/>
+                <w:lang w:val="es-PE"/>
+              </w:rPr>
+              <w:t xml:space="preserve">"Actualizar </w:t>
+            </w:r>
+            <w:r>
+              <w:rPr>
+                <w:b/>
+                <w:bCs/>
+                <w:lang w:val="es-PE"/>
+              </w:rPr>
+              <w:lastRenderedPageBreak/>
+              <w:t>contraseña"</w:t>
+            </w:r>
+            <w:r>
+              <w:rPr>
+                <w:lang w:val="es-PE"/>
+              </w:rPr>
+              <w:t>, el sistema valida las credenciales, actualiza la contraseña y muestra el mensaje "Contraseña actualizada correctamente"</w:t>
             </w:r>
           </w:p>
         </w:tc>
@@ -1134,38 +1270,13 @@
               <w:rPr>
                 <w:lang w:val="es-PE"/>
               </w:rPr>
-              <w:t xml:space="preserve">Al modificar la información personal y hacer clic en </w:t>
-            </w:r>
-            <w:r>
-              <w:rPr>
-                <w:b/>
-                <w:bCs/>
-                <w:lang w:val="es-PE"/>
-              </w:rPr>
-              <w:t>Guardar</w:t>
-            </w:r>
-            <w:r>
-              <w:rPr>
-                <w:lang w:val="es-PE"/>
-              </w:rPr>
-              <w:t xml:space="preserve">, el sistema actualiza los datos y muestra el mensaje </w:t>
-            </w:r>
-            <w:r>
-              <w:rPr>
-                <w:b/>
-                <w:bCs/>
-                <w:lang w:val="es-PE"/>
-              </w:rPr>
-              <w:t>"Perfil actualizado correctamente"</w:t>
-            </w:r>
-            <w:r>
-              <w:rPr>
-                <w:lang w:val="es-PE"/>
-              </w:rPr>
-              <w:t>.</w:t>
-            </w:r>
-          </w:p>
-        </w:tc>
+              <w:lastRenderedPageBreak/>
+              <w:t>RF04</w:t>
+            </w:r>
+          </w:p>
+        </w:tc>
+      </w:tr>
+      <w:tr>
         <w:tc>
           <w:tcPr>
             <w:tcW w:w="0" w:type="auto"/>
@@ -1181,7 +1292,78 @@
               <w:rPr>
                 <w:lang w:val="es-PE"/>
               </w:rPr>
-              <w:t>RF04</w:t>
+              <w:t>CR013</w:t>
+            </w:r>
+          </w:p>
+        </w:tc>
+        <w:tc>
+          <w:tcPr>
+            <w:tcW w:w="0" w:type="auto"/>
+            <w:hideMark/>
+          </w:tcPr>
+          <w:p>
+            <w:pPr>
+              <w:rPr>
+                <w:lang w:val="es-PE"/>
+              </w:rPr>
+            </w:pPr>
+            <w:r>
+              <w:rPr>
+                <w:lang w:val="es-PE"/>
+              </w:rPr>
+              <w:t>Publicación creada correctamente</w:t>
+            </w:r>
+          </w:p>
+        </w:tc>
+        <w:tc>
+          <w:tcPr>
+            <w:tcW w:w="0" w:type="auto"/>
+            <w:hideMark/>
+          </w:tcPr>
+          <w:p>
+            <w:pPr>
+              <w:rPr>
+                <w:lang w:val="es-PE"/>
+              </w:rPr>
+            </w:pPr>
+            <w:r>
+              <w:rPr>
+                <w:lang w:val="es-PE"/>
+              </w:rPr>
+              <w:t xml:space="preserve">Al completar los datos del material (nombre, descripción, categoría, cantidad, precio, imágenes y ubicación) y hacer clic en </w:t>
+            </w:r>
+            <w:r>
+              <w:rPr>
+                <w:b/>
+                <w:bCs/>
+                <w:lang w:val="es-PE"/>
+              </w:rPr>
+              <w:t>Publicar</w:t>
+            </w:r>
+            <w:r>
+              <w:rPr>
+                <w:lang w:val="es-PE"/>
+              </w:rPr>
+              <w:t>, el sistema registra la publicación.</w:t>
+            </w:r>
+          </w:p>
+        </w:tc>
+        <w:tc>
+          <w:tcPr>
+            <w:tcW w:w="0" w:type="auto"/>
+            <w:hideMark/>
+          </w:tcPr>
+          <w:p>
+            <w:pPr>
+              <w:rPr>
+                <w:lang w:val="es-PE"/>
+              </w:rPr>
+            </w:pPr>
+            <w:r>
+              <w:rPr>
+                <w:lang w:val="es-PE"/>
+              </w:rPr>
+              <w:t>RF05</w:t>
             </w:r>
           </w:p>
         </w:tc>
@@ -1202,7 +1384,7 @@
               <w:rPr>
                 <w:lang w:val="es-PE"/>
               </w:rPr>
-              <w:t>CR012</w:t>
+              <w:t>CR014</w:t>
             </w:r>
           </w:p>
         </w:tc>
@@ -1221,7 +1403,7 @@
               <w:rPr>
                 <w:lang w:val="es-PE"/>
               </w:rPr>
-              <w:t>Cambio de contraseña</w:t>
+              <w:t>Publicación con campos obligatorios incompletos</w:t>
             </w:r>
           </w:p>
         </w:tc>
@@ -1240,7 +1422,37 @@
               <w:rPr>
                 <w:lang w:val="es-PE"/>
               </w:rPr>
-              <w:t>Al ingresar la contraseña actual y una nueva contraseña válida, el sistema actualiza la contraseña correctamente.</w:t>
+              <w:t>Al intentar publicar sin completar la información requerida</w:t>
+            </w:r>
+            <w:r>
+              <w:rPr>
+                <w:lang w:val="es-PE"/>
+              </w:rPr>
+              <w:t xml:space="preserve"> </w:t>
+            </w:r>
+            <w:r>
+              <w:rPr>
+                <w:lang w:val="es-PE"/>
+              </w:rPr>
+              <w:t xml:space="preserve">(nombre, descripción, categoría, cantidad, precio, imágenes </w:t>
+            </w:r>
+            <w:r>
+              <w:rPr>
+                <w:lang w:val="es-PE"/>
+              </w:rPr>
+              <w:t xml:space="preserve">o </w:t>
+            </w:r>
+            <w:r>
+              <w:rPr>
+                <w:lang w:val="es-PE"/>
+              </w:rPr>
+              <w:t>ubicación)</w:t>
+            </w:r>
+            <w:r>
+              <w:rPr>
+                <w:lang w:val="es-PE"/>
+              </w:rPr>
+              <w:t>, el sistema muestra los mensajes de validación correspondientes.</w:t>
             </w:r>
           </w:p>
         </w:tc>
@@ -1259,7 +1471,7 @@
               <w:rPr>
                 <w:lang w:val="es-PE"/>
               </w:rPr>
-              <w:t>RF04</w:t>
+              <w:t>RF05</w:t>
             </w:r>
           </w:p>
         </w:tc>
@@ -1280,7 +1492,7 @@
               <w:rPr>
                 <w:lang w:val="es-PE"/>
               </w:rPr>
-              <w:t>CR013</w:t>
+              <w:t>CR015</w:t>
             </w:r>
           </w:p>
         </w:tc>
@@ -1299,7 +1511,7 @@
               <w:rPr>
                 <w:lang w:val="es-PE"/>
               </w:rPr>
-              <w:t>Publicación creada correctamente</w:t>
+              <w:t>Edición de publicación</w:t>
             </w:r>
           </w:p>
         </w:tc>
@@ -1318,21 +1530,63 @@
               <w:rPr>
                 <w:lang w:val="es-PE"/>
               </w:rPr>
-              <w:t xml:space="preserve">Al completar los datos del material (nombre, descripción, categoría, cantidad, precio, imágenes y ubicación) y hacer clic en </w:t>
-            </w:r>
-            <w:r>
-              <w:rPr>
-                <w:b/>
-                <w:bCs/>
-                <w:lang w:val="es-PE"/>
-              </w:rPr>
-              <w:t>Publicar</w:t>
-            </w:r>
-            <w:r>
-              <w:rPr>
-                <w:lang w:val="es-PE"/>
-              </w:rPr>
-              <w:t>, el sistema registra la publicación.</w:t>
+              <w:t xml:space="preserve">Al </w:t>
+            </w:r>
+            <w:r>
+              <w:rPr>
+                <w:lang w:val="es-PE"/>
+              </w:rPr>
+              <w:t xml:space="preserve">presionar detalle de publicación y habilitar la edición y se logra </w:t>
+            </w:r>
+            <w:r>
+              <w:rPr>
+                <w:lang w:val="es-PE"/>
+              </w:rPr>
+              <w:t xml:space="preserve">modificar la información de una publicación existente </w:t>
+            </w:r>
+            <w:r>
+              <w:rPr>
+                <w:lang w:val="es-PE"/>
+              </w:rPr>
+              <w:t xml:space="preserve">y se hace Click en </w:t>
+            </w:r>
+            <w:r>
+              <w:rPr>
+                <w:b/>
+                <w:bCs/>
+                <w:lang w:val="es-PE"/>
+              </w:rPr>
+              <w:t>“</w:t>
+            </w:r>
+            <w:r>
+              <w:rPr>
+                <w:b/>
+                <w:bCs/>
+                <w:lang w:val="es-PE"/>
+              </w:rPr>
+              <w:t>guardar los cambios</w:t>
+            </w:r>
+            <w:r>
+              <w:rPr>
+                <w:b/>
+                <w:bCs/>
+                <w:lang w:val="es-PE"/>
+              </w:rPr>
+              <w:t>”</w:t>
+            </w:r>
+            <w:r>
+              <w:rPr>
+                <w:b/>
+                <w:bCs/>
+                <w:lang w:val="es-PE"/>
+              </w:rPr>
+              <w:t>,</w:t>
+            </w:r>
+            <w:r>
+              <w:rPr>
+                <w:lang w:val="es-PE"/>
+              </w:rPr>
+              <w:t xml:space="preserve"> el sistema actualiza la publicación correctamente.</w:t>
             </w:r>
           </w:p>
         </w:tc>
@@ -1372,8 +1626,7 @@
               <w:rPr>
                 <w:lang w:val="es-PE"/>
               </w:rPr>
-              <w:lastRenderedPageBreak/>
-              <w:t>CR014</w:t>
+              <w:t>CR016</w:t>
             </w:r>
           </w:p>
         </w:tc>
@@ -1392,7 +1645,7 @@
               <w:rPr>
                 <w:lang w:val="es-PE"/>
               </w:rPr>
-              <w:t>Publicación con campos obligatorios incompletos</w:t>
+              <w:t>Eliminación de publicación</w:t>
             </w:r>
           </w:p>
         </w:tc>
@@ -1411,7 +1664,25 @@
               <w:rPr>
                 <w:lang w:val="es-PE"/>
               </w:rPr>
-              <w:t>Al intentar publicar sin completar la información requerida, el sistema muestra los mensajes de validación correspondientes.</w:t>
+              <w:t>Al confirmar la eliminación de una publicación</w:t>
+            </w:r>
+            <w:r>
+              <w:rPr>
+                <w:lang w:val="es-PE"/>
+              </w:rPr>
+              <w:t xml:space="preserve"> por un modal con la advertencia “Esta seguro de eliminar la publicación” y dar Click en la opción “SI” </w:t>
+            </w:r>
+            <w:r>
+              <w:rPr>
+                <w:lang w:val="es-PE"/>
+              </w:rPr>
+              <w:t xml:space="preserve">el sistema cambia su estado a inactivo o </w:t>
+            </w:r>
+            <w:r>
+              <w:rPr>
+                <w:lang w:val="es-PE"/>
+              </w:rPr>
+              <w:t>ya no es visible para los demás usuarios.</w:t>
             </w:r>
           </w:p>
         </w:tc>
@@ -1451,7 +1722,7 @@
               <w:rPr>
                 <w:lang w:val="es-PE"/>
               </w:rPr>
-              <w:t>CR015</w:t>
+              <w:t>CR017</w:t>
             </w:r>
           </w:p>
         </w:tc>
@@ -1470,7 +1741,7 @@
               <w:rPr>
                 <w:lang w:val="es-PE"/>
               </w:rPr>
-              <w:t>Edición de publicación</w:t>
+              <w:t xml:space="preserve">Búsqueda de materiales </w:t>
             </w:r>
           </w:p>
         </w:tc>
@@ -1489,7 +1760,35 @@
               <w:rPr>
                 <w:lang w:val="es-PE"/>
               </w:rPr>
-              <w:t>Al modificar la información de una publicación existente y guardar los cambios, el sistema actualiza la publicación correctamente.</w:t>
+              <w:t>Al ingresar el nombre</w:t>
+            </w:r>
+            <w:r>
+              <w:rPr>
+                <w:lang w:val="es-PE"/>
+              </w:rPr>
+              <w:t xml:space="preserve"> o descripción en la barra de búsqueda de una interfaz con esta sección y después hacer Click en </w:t>
+            </w:r>
+            <w:r>
+              <w:rPr>
+                <w:b/>
+                <w:bCs/>
+                <w:lang w:val="es-PE"/>
+              </w:rPr>
+              <w:t>“Buscar”</w:t>
+            </w:r>
+            <w:r>
+              <w:rPr>
+                <w:b/>
+                <w:bCs/>
+                <w:lang w:val="es-PE"/>
+              </w:rPr>
+              <w:t>,</w:t>
+            </w:r>
+            <w:r>
+              <w:rPr>
+                <w:lang w:val="es-PE"/>
+              </w:rPr>
+              <w:t xml:space="preserve"> el sistema muestra las publicaciones relacionadas.</w:t>
             </w:r>
           </w:p>
         </w:tc>
@@ -1508,7 +1807,7 @@
               <w:rPr>
                 <w:lang w:val="es-PE"/>
               </w:rPr>
-              <w:t>RF05</w:t>
+              <w:t>RF06</w:t>
             </w:r>
           </w:p>
         </w:tc>
@@ -1529,7 +1828,7 @@
               <w:rPr>
                 <w:lang w:val="es-PE"/>
               </w:rPr>
-              <w:t>CR016</w:t>
+              <w:t>CR018</w:t>
             </w:r>
           </w:p>
         </w:tc>
@@ -1548,7 +1847,7 @@
               <w:rPr>
                 <w:lang w:val="es-PE"/>
               </w:rPr>
-              <w:t>Eliminación de publicación</w:t>
+              <w:t>Búsqueda sin resultados</w:t>
             </w:r>
           </w:p>
         </w:tc>
@@ -1567,7 +1866,21 @@
               <w:rPr>
                 <w:lang w:val="es-PE"/>
               </w:rPr>
-              <w:t>Al confirmar la eliminación de una publicación, el sistema cambia su estado a inactivo o la elimina según las reglas del negocio.</w:t>
+              <w:t xml:space="preserve">Cuando no existan publicaciones que coincidan con la búsqueda, el sistema muestra el mensaje </w:t>
+            </w:r>
+            <w:r>
+              <w:rPr>
+                <w:b/>
+                <w:bCs/>
+                <w:lang w:val="es-PE"/>
+              </w:rPr>
+              <w:t>"No se encontraron resultados"</w:t>
+            </w:r>
+            <w:r>
+              <w:rPr>
+                <w:lang w:val="es-PE"/>
+              </w:rPr>
+              <w:t>.</w:t>
             </w:r>
           </w:p>
         </w:tc>
@@ -1586,7 +1899,7 @@
               <w:rPr>
                 <w:lang w:val="es-PE"/>
               </w:rPr>
-              <w:t>RF05</w:t>
+              <w:t>RF06</w:t>
             </w:r>
           </w:p>
         </w:tc>
@@ -1607,7 +1920,7 @@
               <w:rPr>
                 <w:lang w:val="es-PE"/>
               </w:rPr>
-              <w:t>CR017</w:t>
+              <w:t>CR019</w:t>
             </w:r>
           </w:p>
         </w:tc>
@@ -1626,7 +1939,7 @@
               <w:rPr>
                 <w:lang w:val="es-PE"/>
               </w:rPr>
-              <w:t>Búsqueda de materiales por nombre</w:t>
+              <w:t>Filtrado por categoría</w:t>
             </w:r>
           </w:p>
         </w:tc>
@@ -1645,7 +1958,43 @@
               <w:rPr>
                 <w:lang w:val="es-PE"/>
               </w:rPr>
-              <w:t>Al ingresar el nombre de un material en el buscador, el sistema muestra las publicaciones relacionadas.</w:t>
+              <w:t>Al estar en una interfaz que tenga tags de categorías y</w:t>
+            </w:r>
+            <w:r>
+              <w:rPr>
+                <w:lang w:val="es-PE"/>
+              </w:rPr>
+              <w:t xml:space="preserve"> </w:t>
+            </w:r>
+            <w:r>
+              <w:rPr>
+                <w:b/>
+                <w:bCs/>
+                <w:lang w:val="es-PE"/>
+              </w:rPr>
+              <w:t>seleccionar</w:t>
+            </w:r>
+            <w:r>
+              <w:rPr>
+                <w:b/>
+                <w:bCs/>
+                <w:lang w:val="es-PE"/>
+              </w:rPr>
+              <w:t xml:space="preserve"> </w:t>
+            </w:r>
+            <w:r>
+              <w:rPr>
+                <w:b/>
+                <w:bCs/>
+                <w:lang w:val="es-PE"/>
+              </w:rPr>
+              <w:t>una categoría,</w:t>
+            </w:r>
+            <w:r>
+              <w:rPr>
+                <w:lang w:val="es-PE"/>
+              </w:rPr>
+              <w:t xml:space="preserve"> el sistema muestra únicamente las publicaciones pertenecientes a dicha categoría.</w:t>
             </w:r>
           </w:p>
         </w:tc>
@@ -1664,7 +2013,7 @@
               <w:rPr>
                 <w:lang w:val="es-PE"/>
               </w:rPr>
-              <w:t>RF06</w:t>
+              <w:t>RF07</w:t>
             </w:r>
           </w:p>
         </w:tc>
@@ -1685,7 +2034,13 @@
               <w:rPr>
                 <w:lang w:val="es-PE"/>
               </w:rPr>
-              <w:t>CR018</w:t>
+              <w:t>CR02</w:t>
+            </w:r>
+            <w:r>
+              <w:rPr>
+                <w:lang w:val="es-PE"/>
+              </w:rPr>
+              <w:t>0</w:t>
             </w:r>
           </w:p>
         </w:tc>
@@ -1704,7 +2059,7 @@
               <w:rPr>
                 <w:lang w:val="es-PE"/>
               </w:rPr>
-              <w:t>Búsqueda sin resultados</w:t>
+              <w:t>Envío de mensaje exitoso</w:t>
             </w:r>
           </w:p>
         </w:tc>
@@ -1723,21 +2078,47 @@
               <w:rPr>
                 <w:lang w:val="es-PE"/>
               </w:rPr>
-              <w:t xml:space="preserve">Cuando no existan publicaciones que coincidan con la búsqueda, el sistema muestra el mensaje </w:t>
-            </w:r>
-            <w:r>
-              <w:rPr>
-                <w:b/>
-                <w:bCs/>
-                <w:lang w:val="es-PE"/>
-              </w:rPr>
-              <w:t>"No se encontraron resultados"</w:t>
-            </w:r>
-            <w:r>
-              <w:rPr>
-                <w:lang w:val="es-PE"/>
-              </w:rPr>
-              <w:t>.</w:t>
+              <w:t>Al</w:t>
+            </w:r>
+            <w:r>
+              <w:rPr>
+                <w:lang w:val="es-PE"/>
+              </w:rPr>
+              <w:t xml:space="preserve"> hacer una solicitud de compra en una publicación, ver el detalle de esa solicitud, presionar </w:t>
+            </w:r>
+            <w:r>
+              <w:rPr>
+                <w:b/>
+                <w:bCs/>
+                <w:lang w:val="es-PE"/>
+              </w:rPr>
+              <w:t>el botón de “Chat”</w:t>
+            </w:r>
+            <w:r>
+              <w:rPr>
+                <w:lang w:val="es-PE"/>
+              </w:rPr>
+              <w:t>,</w:t>
+            </w:r>
+            <w:r>
+              <w:rPr>
+                <w:lang w:val="es-PE"/>
+              </w:rPr>
+              <w:t xml:space="preserve"> escribir un mensaje y hacer clic en </w:t>
+            </w:r>
+            <w:r>
+              <w:rPr>
+                <w:b/>
+                <w:bCs/>
+                <w:lang w:val="es-PE"/>
+              </w:rPr>
+              <w:t>Enviar</w:t>
+            </w:r>
+            <w:r>
+              <w:rPr>
+                <w:lang w:val="es-PE"/>
+              </w:rPr>
+              <w:t>, el sistema almacena el mensaje y lo muestra en la conversación.</w:t>
             </w:r>
           </w:p>
         </w:tc>
@@ -1756,7 +2137,7 @@
               <w:rPr>
                 <w:lang w:val="es-PE"/>
               </w:rPr>
-              <w:t>RF06</w:t>
+              <w:t>RF08</w:t>
             </w:r>
           </w:p>
         </w:tc>
@@ -1777,7 +2158,13 @@
               <w:rPr>
                 <w:lang w:val="es-PE"/>
               </w:rPr>
-              <w:t>CR019</w:t>
+              <w:t>CR02</w:t>
+            </w:r>
+            <w:r>
+              <w:rPr>
+                <w:lang w:val="es-PE"/>
+              </w:rPr>
+              <w:t>1</w:t>
             </w:r>
           </w:p>
         </w:tc>
@@ -1796,7 +2183,7 @@
               <w:rPr>
                 <w:lang w:val="es-PE"/>
               </w:rPr>
-              <w:t>Filtrado por categoría</w:t>
+              <w:t>Mensaje vacío</w:t>
             </w:r>
           </w:p>
         </w:tc>
@@ -1815,7 +2202,81 @@
               <w:rPr>
                 <w:lang w:val="es-PE"/>
               </w:rPr>
-              <w:t>Al seleccionar una categoría, el sistema muestra únicamente las publicaciones pertenecientes a dicha categoría.</w:t>
+              <w:t>Al</w:t>
+            </w:r>
+            <w:r>
+              <w:rPr>
+                <w:lang w:val="es-PE"/>
+              </w:rPr>
+              <w:t xml:space="preserve"> hacer una solicitud de compra en una publicación, ver el detalle de esa solicitud, presionar </w:t>
+            </w:r>
+            <w:r>
+              <w:rPr>
+                <w:b/>
+                <w:bCs/>
+                <w:lang w:val="es-PE"/>
+              </w:rPr>
+              <w:t>el botón de “Chat”</w:t>
+            </w:r>
+            <w:r>
+              <w:rPr>
+                <w:lang w:val="es-PE"/>
+              </w:rPr>
+              <w:t>,</w:t>
+            </w:r>
+            <w:r>
+              <w:rPr>
+                <w:lang w:val="es-PE"/>
+              </w:rPr>
+              <w:t xml:space="preserve"> </w:t>
+            </w:r>
+            <w:r>
+              <w:rPr>
+                <w:lang w:val="es-PE"/>
+              </w:rPr>
+              <w:t xml:space="preserve">al no escribir nada en la bandeja de mensaje y hacer </w:t>
+            </w:r>
+            <w:proofErr w:type="spellStart"/>
+            <w:r>
+              <w:rPr>
+                <w:lang w:val="es-PE"/>
+              </w:rPr>
+              <w:t>click</w:t>
+            </w:r>
+            <w:proofErr w:type="spellEnd"/>
+            <w:r>
+              <w:rPr>
+                <w:lang w:val="es-PE"/>
+              </w:rPr>
+              <w:t xml:space="preserve"> en </w:t>
+            </w:r>
+            <w:r>
+              <w:rPr>
+                <w:b/>
+                <w:bCs/>
+                <w:lang w:val="es-PE"/>
+              </w:rPr>
+              <w:t>Enviar</w:t>
+            </w:r>
+            <w:r>
+              <w:rPr>
+                <w:lang w:val="es-PE"/>
+              </w:rPr>
+              <w:t xml:space="preserve">, el sistema impide el envío y muestra el mensaje </w:t>
+            </w:r>
+            <w:r>
+              <w:rPr>
+                <w:b/>
+                <w:bCs/>
+                <w:lang w:val="es-PE"/>
+              </w:rPr>
+              <w:t>"Debe ingresar un mensaje"</w:t>
+            </w:r>
+            <w:r>
+              <w:rPr>
+                <w:lang w:val="es-PE"/>
+              </w:rPr>
+              <w:t>.</w:t>
             </w:r>
           </w:p>
         </w:tc>
@@ -1834,7 +2295,7 @@
               <w:rPr>
                 <w:lang w:val="es-PE"/>
               </w:rPr>
-              <w:t>RF07</w:t>
+              <w:t>RF08</w:t>
             </w:r>
           </w:p>
         </w:tc>
@@ -1855,7 +2316,13 @@
               <w:rPr>
                 <w:lang w:val="es-PE"/>
               </w:rPr>
-              <w:t>CR020</w:t>
+              <w:t>CR02</w:t>
+            </w:r>
+            <w:r>
+              <w:rPr>
+                <w:lang w:val="es-PE"/>
+              </w:rPr>
+              <w:t>2</w:t>
             </w:r>
           </w:p>
         </w:tc>
@@ -1874,7 +2341,7 @@
               <w:rPr>
                 <w:lang w:val="es-PE"/>
               </w:rPr>
-              <w:t>Ordenamiento de resultados</w:t>
+              <w:t>Visualización de conversación</w:t>
             </w:r>
           </w:p>
         </w:tc>
@@ -1893,7 +2360,46 @@
               <w:rPr>
                 <w:lang w:val="es-PE"/>
               </w:rPr>
-              <w:t>Al seleccionar un criterio de ordenamiento (precio, fecha o relevancia), el sistema reorganiza las publicaciones según el criterio seleccionado.</w:t>
+              <w:t>Al</w:t>
+            </w:r>
+            <w:r>
+              <w:rPr>
+                <w:lang w:val="es-PE"/>
+              </w:rPr>
+              <w:t xml:space="preserve"> hacer una solicitud de compra en una publicación, ver el detalle de esa solicitud, </w:t>
+            </w:r>
+            <w:r>
+              <w:rPr>
+                <w:b/>
+                <w:bCs/>
+                <w:lang w:val="es-PE"/>
+              </w:rPr>
+              <w:t>presionar el botón de “Chat”</w:t>
+            </w:r>
+            <w:r>
+              <w:rPr>
+                <w:lang w:val="es-PE"/>
+              </w:rPr>
+              <w:t>,</w:t>
+            </w:r>
+            <w:r>
+              <w:rPr>
+                <w:lang w:val="es-PE"/>
+              </w:rPr>
+              <w:t xml:space="preserve"> </w:t>
+            </w:r>
+            <w:r>
+              <w:rPr>
+                <w:lang w:val="es-PE"/>
+              </w:rPr>
+              <w:t xml:space="preserve">el sistema muestra el historial de mensajes ordenado </w:t>
+            </w:r>
+            <w:r>
+              <w:rPr>
+                <w:lang w:val="es-PE"/>
+              </w:rPr>
+              <w:lastRenderedPageBreak/>
+              <w:t>cronológicamente.</w:t>
             </w:r>
           </w:p>
         </w:tc>
@@ -1912,7 +2418,8 @@
               <w:rPr>
                 <w:lang w:val="es-PE"/>
               </w:rPr>
-              <w:t>RF07</w:t>
+              <w:lastRenderedPageBreak/>
+              <w:t>RF08</w:t>
             </w:r>
           </w:p>
         </w:tc>
@@ -1933,7 +2440,13 @@
               <w:rPr>
                 <w:lang w:val="es-PE"/>
               </w:rPr>
-              <w:t>CR021</w:t>
+              <w:t>CR02</w:t>
+            </w:r>
+            <w:r>
+              <w:rPr>
+                <w:lang w:val="es-PE"/>
+              </w:rPr>
+              <w:t>3</w:t>
             </w:r>
           </w:p>
         </w:tc>
@@ -1952,7 +2465,7 @@
               <w:rPr>
                 <w:lang w:val="es-PE"/>
               </w:rPr>
-              <w:t>Envío de mensaje exitoso</w:t>
+              <w:t>Generación de notificación</w:t>
             </w:r>
           </w:p>
         </w:tc>
@@ -1971,21 +2484,19 @@
               <w:rPr>
                 <w:lang w:val="es-PE"/>
               </w:rPr>
-              <w:t xml:space="preserve">Al escribir un mensaje y hacer clic en </w:t>
-            </w:r>
-            <w:r>
-              <w:rPr>
-                <w:b/>
-                <w:bCs/>
-                <w:lang w:val="es-PE"/>
-              </w:rPr>
-              <w:t>Enviar</w:t>
-            </w:r>
-            <w:r>
-              <w:rPr>
-                <w:lang w:val="es-PE"/>
-              </w:rPr>
-              <w:t>, el sistema almacena el mensaje y lo muestra en la conversación.</w:t>
+              <w:t>Cuando ocurre un evento relevante (nuevo mensaje, solicitud o</w:t>
+            </w:r>
+            <w:r>
+              <w:rPr>
+                <w:lang w:val="es-PE"/>
+              </w:rPr>
+              <w:t xml:space="preserve"> </w:t>
+            </w:r>
+            <w:r>
+              <w:rPr>
+                <w:lang w:val="es-PE"/>
+              </w:rPr>
+              <w:t>cambio de estado), el sistema genera automáticamente una notificación para el usuario correspondiente.</w:t>
             </w:r>
           </w:p>
         </w:tc>
@@ -2004,7 +2515,7 @@
               <w:rPr>
                 <w:lang w:val="es-PE"/>
               </w:rPr>
-              <w:t>RF08</w:t>
+              <w:t>RF09</w:t>
             </w:r>
           </w:p>
         </w:tc>
@@ -2025,7 +2536,13 @@
               <w:rPr>
                 <w:lang w:val="es-PE"/>
               </w:rPr>
-              <w:t>CR022</w:t>
+              <w:t>CR02</w:t>
+            </w:r>
+            <w:r>
+              <w:rPr>
+                <w:lang w:val="es-PE"/>
+              </w:rPr>
+              <w:t>4</w:t>
             </w:r>
           </w:p>
         </w:tc>
@@ -2044,7 +2561,7 @@
               <w:rPr>
                 <w:lang w:val="es-PE"/>
               </w:rPr>
-              <w:t>Mensaje vacío</w:t>
+              <w:t>Consulta de notificaciones</w:t>
             </w:r>
           </w:p>
         </w:tc>
@@ -2063,21 +2580,39 @@
               <w:rPr>
                 <w:lang w:val="es-PE"/>
               </w:rPr>
-              <w:t xml:space="preserve">Al intentar enviar un mensaje vacío, el sistema impide el envío y muestra el mensaje </w:t>
-            </w:r>
-            <w:r>
-              <w:rPr>
-                <w:b/>
-                <w:bCs/>
-                <w:lang w:val="es-PE"/>
-              </w:rPr>
-              <w:t>"Debe ingresar un mensaje"</w:t>
-            </w:r>
-            <w:r>
-              <w:rPr>
-                <w:lang w:val="es-PE"/>
-              </w:rPr>
-              <w:t>.</w:t>
+              <w:t xml:space="preserve">Al iniciar sesión correctamente y seleccionar la opción </w:t>
+            </w:r>
+            <w:r>
+              <w:rPr>
+                <w:lang w:val="es-PE"/>
+              </w:rPr>
+              <w:t xml:space="preserve">de </w:t>
+            </w:r>
+            <w:r>
+              <w:rPr>
+                <w:b/>
+                <w:bCs/>
+                <w:lang w:val="es-PE"/>
+              </w:rPr>
+              <w:t>notificaciones</w:t>
+            </w:r>
+            <w:r>
+              <w:rPr>
+                <w:lang w:val="es-PE"/>
+              </w:rPr>
+              <w:t>, el sistema muestra las notificaciones pendientes y</w:t>
+            </w:r>
+            <w:r>
+              <w:rPr>
+                <w:lang w:val="es-PE"/>
+              </w:rPr>
+              <w:t xml:space="preserve"> </w:t>
+            </w:r>
+            <w:r>
+              <w:rPr>
+                <w:lang w:val="es-PE"/>
+              </w:rPr>
+              <w:t>leídas del usuario.</w:t>
             </w:r>
           </w:p>
         </w:tc>
@@ -2096,7 +2631,7 @@
               <w:rPr>
                 <w:lang w:val="es-PE"/>
               </w:rPr>
-              <w:t>RF08</w:t>
+              <w:t>RF09</w:t>
             </w:r>
           </w:p>
         </w:tc>
@@ -2117,7 +2652,13 @@
               <w:rPr>
                 <w:lang w:val="es-PE"/>
               </w:rPr>
-              <w:t>CR023</w:t>
+              <w:t>CR02</w:t>
+            </w:r>
+            <w:r>
+              <w:rPr>
+                <w:lang w:val="es-PE"/>
+              </w:rPr>
+              <w:t>5</w:t>
             </w:r>
           </w:p>
         </w:tc>
@@ -2136,7 +2677,7 @@
               <w:rPr>
                 <w:lang w:val="es-PE"/>
               </w:rPr>
-              <w:t>Visualización de conversación</w:t>
+              <w:t>Solicitud de compra exitosa</w:t>
             </w:r>
           </w:p>
         </w:tc>
@@ -2155,7 +2696,35 @@
               <w:rPr>
                 <w:lang w:val="es-PE"/>
               </w:rPr>
-              <w:t>Al abrir una conversación, el sistema muestra el historial de mensajes ordenado cronológicamente.</w:t>
+              <w:t xml:space="preserve">Al seleccionar una publicación y hacer clic en </w:t>
+            </w:r>
+            <w:r>
+              <w:rPr>
+                <w:b/>
+                <w:bCs/>
+                <w:lang w:val="es-PE"/>
+              </w:rPr>
+              <w:t>Solicitar compra</w:t>
+            </w:r>
+            <w:r>
+              <w:rPr>
+                <w:lang w:val="es-PE"/>
+              </w:rPr>
+              <w:t xml:space="preserve">, el sistema registra la solicitud y muestra el mensaje </w:t>
+            </w:r>
+            <w:r>
+              <w:rPr>
+                <w:b/>
+                <w:bCs/>
+                <w:lang w:val="es-PE"/>
+              </w:rPr>
+              <w:t>"Solicitud enviada correctamente"</w:t>
+            </w:r>
+            <w:r>
+              <w:rPr>
+                <w:lang w:val="es-PE"/>
+              </w:rPr>
+              <w:t>.</w:t>
             </w:r>
           </w:p>
         </w:tc>
@@ -2174,7 +2743,7 @@
               <w:rPr>
                 <w:lang w:val="es-PE"/>
               </w:rPr>
-              <w:t>RF08</w:t>
+              <w:t>RF10</w:t>
             </w:r>
           </w:p>
         </w:tc>
@@ -2195,7 +2764,13 @@
               <w:rPr>
                 <w:lang w:val="es-PE"/>
               </w:rPr>
-              <w:t>CR024</w:t>
+              <w:t>CR02</w:t>
+            </w:r>
+            <w:r>
+              <w:rPr>
+                <w:lang w:val="es-PE"/>
+              </w:rPr>
+              <w:t>6</w:t>
             </w:r>
           </w:p>
         </w:tc>
@@ -2214,7 +2789,7 @@
               <w:rPr>
                 <w:lang w:val="es-PE"/>
               </w:rPr>
-              <w:t>Generación de notificación</w:t>
+              <w:t>Solicitud de compra duplicada</w:t>
             </w:r>
           </w:p>
         </w:tc>
@@ -2233,7 +2808,21 @@
               <w:rPr>
                 <w:lang w:val="es-PE"/>
               </w:rPr>
-              <w:t>Cuando ocurre un evento relevante (nuevo mensaje, solicitud o cambio de estado), el sistema genera automáticamente una notificación para el usuario correspondiente.</w:t>
+              <w:t xml:space="preserve">Si existe una solicitud pendiente para la misma publicación y usuario, el sistema muestra el mensaje </w:t>
+            </w:r>
+            <w:r>
+              <w:rPr>
+                <w:b/>
+                <w:bCs/>
+                <w:lang w:val="es-PE"/>
+              </w:rPr>
+              <w:t>"Ya existe una solicitud pendiente para esta publicación"</w:t>
+            </w:r>
+            <w:r>
+              <w:rPr>
+                <w:lang w:val="es-PE"/>
+              </w:rPr>
+              <w:t>.</w:t>
             </w:r>
           </w:p>
         </w:tc>
@@ -2252,7 +2841,7 @@
               <w:rPr>
                 <w:lang w:val="es-PE"/>
               </w:rPr>
-              <w:t>RF09</w:t>
+              <w:t>RF10</w:t>
             </w:r>
           </w:p>
         </w:tc>
@@ -2273,7 +2862,13 @@
               <w:rPr>
                 <w:lang w:val="es-PE"/>
               </w:rPr>
-              <w:t>CR025</w:t>
+              <w:t>CR02</w:t>
+            </w:r>
+            <w:r>
+              <w:rPr>
+                <w:lang w:val="es-PE"/>
+              </w:rPr>
+              <w:t>7</w:t>
             </w:r>
           </w:p>
         </w:tc>
@@ -2292,7 +2887,7 @@
               <w:rPr>
                 <w:lang w:val="es-PE"/>
               </w:rPr>
-              <w:t>Consulta de notificaciones</w:t>
+              <w:t>Consulta del estado de solicitud</w:t>
             </w:r>
           </w:p>
         </w:tc>
@@ -2311,7 +2906,59 @@
               <w:rPr>
                 <w:lang w:val="es-PE"/>
               </w:rPr>
-              <w:t>Al acceder al módulo de notificaciones, el sistema muestra las notificaciones pendientes y leídas del usuario.</w:t>
+              <w:t>Al</w:t>
+            </w:r>
+            <w:r>
+              <w:rPr>
+                <w:lang w:val="es-PE"/>
+              </w:rPr>
+              <w:t xml:space="preserve"> estar </w:t>
+            </w:r>
+            <w:proofErr w:type="spellStart"/>
+            <w:r>
+              <w:rPr>
+                <w:lang w:val="es-PE"/>
+              </w:rPr>
+              <w:t>logueado</w:t>
+            </w:r>
+            <w:proofErr w:type="spellEnd"/>
+            <w:r>
+              <w:rPr>
+                <w:lang w:val="es-PE"/>
+              </w:rPr>
+              <w:t xml:space="preserve"> con cuenta activa y tener una solicitud de compra activa al</w:t>
+            </w:r>
+            <w:r>
+              <w:rPr>
+                <w:lang w:val="es-PE"/>
+              </w:rPr>
+              <w:t xml:space="preserve"> acceder al historial de solicitudes</w:t>
+            </w:r>
+            <w:r>
+              <w:rPr>
+                <w:lang w:val="es-PE"/>
+              </w:rPr>
+              <w:t xml:space="preserve"> y hacer </w:t>
+            </w:r>
+            <w:r>
+              <w:rPr>
+                <w:b/>
+                <w:bCs/>
+                <w:lang w:val="es-PE"/>
+              </w:rPr>
+              <w:t>Click en el detalle de una de ella</w:t>
+            </w:r>
+            <w:r>
+              <w:rPr>
+                <w:lang w:val="es-PE"/>
+              </w:rPr>
+              <w:t xml:space="preserve">, entonces </w:t>
+            </w:r>
+            <w:r>
+              <w:rPr>
+                <w:lang w:val="es-PE"/>
+              </w:rPr>
+              <w:t>el sistema muestra el estado actual de cada solicitud (Pendiente, Aceptada, Rechazada o Finalizada).</w:t>
             </w:r>
           </w:p>
         </w:tc>
@@ -2330,7 +2977,7 @@
               <w:rPr>
                 <w:lang w:val="es-PE"/>
               </w:rPr>
-              <w:t>RF09</w:t>
+              <w:t>RF11</w:t>
             </w:r>
           </w:p>
         </w:tc>
@@ -2351,7 +2998,13 @@
               <w:rPr>
                 <w:lang w:val="es-PE"/>
               </w:rPr>
-              <w:t>CR026</w:t>
+              <w:t>CR02</w:t>
+            </w:r>
+            <w:r>
+              <w:rPr>
+                <w:lang w:val="es-PE"/>
+              </w:rPr>
+              <w:t>8</w:t>
             </w:r>
           </w:p>
         </w:tc>
@@ -2370,7 +3023,7 @@
               <w:rPr>
                 <w:lang w:val="es-PE"/>
               </w:rPr>
-              <w:t>Solicitud de compra exitosa</w:t>
+              <w:t>Actualización del estado de solicitud</w:t>
             </w:r>
           </w:p>
         </w:tc>
@@ -2389,35 +3042,33 @@
               <w:rPr>
                 <w:lang w:val="es-PE"/>
               </w:rPr>
-              <w:t xml:space="preserve">Al seleccionar una publicación y hacer clic en </w:t>
-            </w:r>
-            <w:r>
-              <w:rPr>
-                <w:b/>
-                <w:bCs/>
-                <w:lang w:val="es-PE"/>
-              </w:rPr>
-              <w:t>Solicitar compra</w:t>
-            </w:r>
-            <w:r>
-              <w:rPr>
-                <w:lang w:val="es-PE"/>
-              </w:rPr>
-              <w:t xml:space="preserve">, el sistema registra la solicitud y muestra el mensaje </w:t>
-            </w:r>
-            <w:r>
-              <w:rPr>
-                <w:b/>
-                <w:bCs/>
-                <w:lang w:val="es-PE"/>
-              </w:rPr>
-              <w:t>"Solicitud enviada correctamente"</w:t>
-            </w:r>
-            <w:r>
-              <w:rPr>
-                <w:lang w:val="es-PE"/>
-              </w:rPr>
-              <w:t>.</w:t>
+              <w:t>Cuando el vendedor</w:t>
+            </w:r>
+            <w:r>
+              <w:rPr>
+                <w:lang w:val="es-PE"/>
+              </w:rPr>
+              <w:t xml:space="preserve"> </w:t>
+            </w:r>
+            <w:proofErr w:type="spellStart"/>
+            <w:r>
+              <w:rPr>
+                <w:lang w:val="es-PE"/>
+              </w:rPr>
+              <w:t>logueado</w:t>
+            </w:r>
+            <w:proofErr w:type="spellEnd"/>
+            <w:r>
+              <w:rPr>
+                <w:lang w:val="es-PE"/>
+              </w:rPr>
+              <w:t xml:space="preserve"> con cuenta activa abre sus solicitudes de compra pendientes, abre el detalle de esa solicitud y hace Click en “Aceptar o Rechazar”, el sistema </w:t>
+            </w:r>
+            <w:r>
+              <w:rPr>
+                <w:lang w:val="es-PE"/>
+              </w:rPr>
+              <w:t>cambia el estado de una solicitud, el sistema actualiza la información y registra la fecha del cambio.</w:t>
             </w:r>
           </w:p>
         </w:tc>
@@ -2436,7 +3087,7 @@
               <w:rPr>
                 <w:lang w:val="es-PE"/>
               </w:rPr>
-              <w:t>RF10</w:t>
+              <w:t>RF11</w:t>
             </w:r>
           </w:p>
         </w:tc>
@@ -2457,263 +3108,13 @@
               <w:rPr>
                 <w:lang w:val="es-PE"/>
               </w:rPr>
-              <w:t>CR027</w:t>
-            </w:r>
-          </w:p>
-        </w:tc>
-        <w:tc>
-          <w:tcPr>
-            <w:tcW w:w="0" w:type="auto"/>
-            <w:hideMark/>
-          </w:tcPr>
-          <w:p>
-            <w:pPr>
-              <w:rPr>
-                <w:lang w:val="es-PE"/>
-              </w:rPr>
-            </w:pPr>
-            <w:r>
-              <w:rPr>
-                <w:lang w:val="es-PE"/>
-              </w:rPr>
-              <w:t>Solicitud de compra duplicada</w:t>
-            </w:r>
-          </w:p>
-        </w:tc>
-        <w:tc>
-          <w:tcPr>
-            <w:tcW w:w="0" w:type="auto"/>
-            <w:hideMark/>
-          </w:tcPr>
-          <w:p>
-            <w:pPr>
-              <w:rPr>
-                <w:lang w:val="es-PE"/>
-              </w:rPr>
-            </w:pPr>
-            <w:r>
-              <w:rPr>
-                <w:lang w:val="es-PE"/>
-              </w:rPr>
-              <w:t xml:space="preserve">Si existe una solicitud pendiente para la misma publicación y usuario, el sistema muestra el mensaje </w:t>
-            </w:r>
-            <w:r>
-              <w:rPr>
-                <w:b/>
-                <w:bCs/>
-                <w:lang w:val="es-PE"/>
-              </w:rPr>
-              <w:t>"Ya existe una solicitud pendiente para esta publicación"</w:t>
-            </w:r>
-            <w:r>
-              <w:rPr>
-                <w:lang w:val="es-PE"/>
-              </w:rPr>
-              <w:t>.</w:t>
-            </w:r>
-          </w:p>
-        </w:tc>
-        <w:tc>
-          <w:tcPr>
-            <w:tcW w:w="0" w:type="auto"/>
-            <w:hideMark/>
-          </w:tcPr>
-          <w:p>
-            <w:pPr>
-              <w:rPr>
-                <w:lang w:val="es-PE"/>
-              </w:rPr>
-            </w:pPr>
-            <w:r>
-              <w:rPr>
-                <w:lang w:val="es-PE"/>
-              </w:rPr>
-              <w:t>RF10</w:t>
-            </w:r>
-          </w:p>
-        </w:tc>
-      </w:tr>
-      <w:tr>
-        <w:tc>
-          <w:tcPr>
-            <w:tcW w:w="0" w:type="auto"/>
-            <w:hideMark/>
-          </w:tcPr>
-          <w:p>
-            <w:pPr>
-              <w:rPr>
-                <w:lang w:val="es-PE"/>
-              </w:rPr>
-            </w:pPr>
-            <w:r>
-              <w:rPr>
-                <w:lang w:val="es-PE"/>
-              </w:rPr>
-              <w:t>CR028</w:t>
-            </w:r>
-          </w:p>
-        </w:tc>
-        <w:tc>
-          <w:tcPr>
-            <w:tcW w:w="0" w:type="auto"/>
-            <w:hideMark/>
-          </w:tcPr>
-          <w:p>
-            <w:pPr>
-              <w:rPr>
-                <w:lang w:val="es-PE"/>
-              </w:rPr>
-            </w:pPr>
-            <w:r>
-              <w:rPr>
-                <w:lang w:val="es-PE"/>
-              </w:rPr>
-              <w:t>Consulta del estado de solicitud</w:t>
-            </w:r>
-          </w:p>
-        </w:tc>
-        <w:tc>
-          <w:tcPr>
-            <w:tcW w:w="0" w:type="auto"/>
-            <w:hideMark/>
-          </w:tcPr>
-          <w:p>
-            <w:pPr>
-              <w:rPr>
-                <w:lang w:val="es-PE"/>
-              </w:rPr>
-            </w:pPr>
-            <w:r>
-              <w:rPr>
-                <w:lang w:val="es-PE"/>
-              </w:rPr>
-              <w:t xml:space="preserve">Al acceder al historial de solicitudes, el sistema muestra el estado actual de cada </w:t>
-            </w:r>
-            <w:r>
-              <w:rPr>
-                <w:lang w:val="es-PE"/>
-              </w:rPr>
-              <w:lastRenderedPageBreak/>
-              <w:t>solicitud (Pendiente, Aceptada, Rechazada o Finalizada).</w:t>
-            </w:r>
-          </w:p>
-        </w:tc>
-        <w:tc>
-          <w:tcPr>
-            <w:tcW w:w="0" w:type="auto"/>
-            <w:hideMark/>
-          </w:tcPr>
-          <w:p>
-            <w:pPr>
-              <w:rPr>
-                <w:lang w:val="es-PE"/>
-              </w:rPr>
-            </w:pPr>
-            <w:r>
-              <w:rPr>
-                <w:lang w:val="es-PE"/>
-              </w:rPr>
-              <w:lastRenderedPageBreak/>
-              <w:t>RF11</w:t>
-            </w:r>
-          </w:p>
-        </w:tc>
-      </w:tr>
-      <w:tr>
-        <w:tc>
-          <w:tcPr>
-            <w:tcW w:w="0" w:type="auto"/>
-            <w:hideMark/>
-          </w:tcPr>
-          <w:p>
-            <w:pPr>
-              <w:rPr>
-                <w:lang w:val="es-PE"/>
-              </w:rPr>
-            </w:pPr>
-            <w:r>
-              <w:rPr>
-                <w:lang w:val="es-PE"/>
-              </w:rPr>
-              <w:t>CR029</w:t>
-            </w:r>
-          </w:p>
-        </w:tc>
-        <w:tc>
-          <w:tcPr>
-            <w:tcW w:w="0" w:type="auto"/>
-            <w:hideMark/>
-          </w:tcPr>
-          <w:p>
-            <w:pPr>
-              <w:rPr>
-                <w:lang w:val="es-PE"/>
-              </w:rPr>
-            </w:pPr>
-            <w:r>
-              <w:rPr>
-                <w:lang w:val="es-PE"/>
-              </w:rPr>
-              <w:t>Actualización del estado de solicitud</w:t>
-            </w:r>
-          </w:p>
-        </w:tc>
-        <w:tc>
-          <w:tcPr>
-            <w:tcW w:w="0" w:type="auto"/>
-            <w:hideMark/>
-          </w:tcPr>
-          <w:p>
-            <w:pPr>
-              <w:rPr>
-                <w:lang w:val="es-PE"/>
-              </w:rPr>
-            </w:pPr>
-            <w:r>
-              <w:rPr>
-                <w:lang w:val="es-PE"/>
-              </w:rPr>
-              <w:t>Cuando el vendedor cambia el estado de una solicitud, el sistema actualiza la información y registra la fecha del cambio.</w:t>
-            </w:r>
-          </w:p>
-        </w:tc>
-        <w:tc>
-          <w:tcPr>
-            <w:tcW w:w="0" w:type="auto"/>
-            <w:hideMark/>
-          </w:tcPr>
-          <w:p>
-            <w:pPr>
-              <w:rPr>
-                <w:lang w:val="es-PE"/>
-              </w:rPr>
-            </w:pPr>
-            <w:r>
-              <w:rPr>
-                <w:lang w:val="es-PE"/>
-              </w:rPr>
-              <w:t>RF11</w:t>
-            </w:r>
-          </w:p>
-        </w:tc>
-      </w:tr>
-      <w:tr>
-        <w:tc>
-          <w:tcPr>
-            <w:tcW w:w="0" w:type="auto"/>
-            <w:hideMark/>
-          </w:tcPr>
-          <w:p>
-            <w:pPr>
-              <w:rPr>
-                <w:lang w:val="es-PE"/>
-              </w:rPr>
-            </w:pPr>
-            <w:r>
-              <w:rPr>
-                <w:lang w:val="es-PE"/>
-              </w:rPr>
-              <w:t>CR030</w:t>
+              <w:t>CR03</w:t>
+            </w:r>
+            <w:r>
+              <w:rPr>
+                <w:lang w:val="es-PE"/>
+              </w:rPr>
+              <w:t>9</w:t>
             </w:r>
           </w:p>
         </w:tc>
@@ -2807,13 +3208,9 @@
     </w:p>
     <w:tbl>
       <w:tblPr>
+        <w:tblStyle w:val="Tablaconcuadrcula"/>
         <w:tblW w:w="8225" w:type="dxa"/>
-        <w:tblInd w:w="-458" w:type="dxa"/>
         <w:tblLayout w:type="fixed"/>
-        <w:tblCellMar>
-          <w:left w:w="10" w:type="dxa"/>
-          <w:right w:w="10" w:type="dxa"/>
-        </w:tblCellMar>
         <w:tblLook w:val="04A0" w:firstRow="1" w:lastRow="0" w:firstColumn="1" w:lastColumn="0" w:noHBand="0" w:noVBand="1"/>
       </w:tblPr>
       <w:tblGrid>
@@ -2836,18 +3233,6 @@
         <w:tc>
           <w:tcPr>
             <w:tcW w:w="1039" w:type="dxa"/>
-            <w:tcBorders>
-              <w:top w:val="single" w:sz="4" w:space="0" w:color="000000"/>
-              <w:left w:val="single" w:sz="4" w:space="0" w:color="000000"/>
-              <w:bottom w:val="single" w:sz="4" w:space="0" w:color="000000"/>
-            </w:tcBorders>
-            <w:tcMar>
-              <w:top w:w="55" w:type="dxa"/>
-              <w:left w:w="55" w:type="dxa"/>
-              <w:bottom w:w="55" w:type="dxa"/>
-              <w:right w:w="55" w:type="dxa"/>
-            </w:tcMar>
-            <w:vAlign w:val="center"/>
           </w:tcPr>
           <w:p>
             <w:pPr>
@@ -2862,19 +3247,6 @@
         <w:tc>
           <w:tcPr>
             <w:tcW w:w="654" w:type="dxa"/>
-            <w:tcBorders>
-              <w:top w:val="single" w:sz="4" w:space="0" w:color="000000"/>
-              <w:left w:val="single" w:sz="4" w:space="0" w:color="000000"/>
-              <w:bottom w:val="single" w:sz="4" w:space="0" w:color="000000"/>
-            </w:tcBorders>
-            <w:shd w:val="clear" w:color="auto" w:fill="999999"/>
-            <w:tcMar>
-              <w:top w:w="55" w:type="dxa"/>
-              <w:left w:w="55" w:type="dxa"/>
-              <w:bottom w:w="55" w:type="dxa"/>
-              <w:right w:w="55" w:type="dxa"/>
-            </w:tcMar>
-            <w:vAlign w:val="center"/>
           </w:tcPr>
           <w:p>
             <w:pPr>
@@ -2897,19 +3269,6 @@
         <w:tc>
           <w:tcPr>
             <w:tcW w:w="650" w:type="dxa"/>
-            <w:tcBorders>
-              <w:top w:val="single" w:sz="4" w:space="0" w:color="000000"/>
-              <w:left w:val="single" w:sz="4" w:space="0" w:color="000000"/>
-              <w:bottom w:val="single" w:sz="4" w:space="0" w:color="000000"/>
-            </w:tcBorders>
-            <w:shd w:val="clear" w:color="auto" w:fill="999999"/>
-            <w:tcMar>
-              <w:top w:w="55" w:type="dxa"/>
-              <w:left w:w="55" w:type="dxa"/>
-              <w:bottom w:w="55" w:type="dxa"/>
-              <w:right w:w="55" w:type="dxa"/>
-            </w:tcMar>
-            <w:vAlign w:val="center"/>
           </w:tcPr>
           <w:p>
             <w:pPr>
@@ -2932,19 +3291,6 @@
         <w:tc>
           <w:tcPr>
             <w:tcW w:w="650" w:type="dxa"/>
-            <w:tcBorders>
-              <w:top w:val="single" w:sz="4" w:space="0" w:color="000000"/>
-              <w:left w:val="single" w:sz="4" w:space="0" w:color="000000"/>
-              <w:bottom w:val="single" w:sz="4" w:space="0" w:color="000000"/>
-            </w:tcBorders>
-            <w:shd w:val="clear" w:color="auto" w:fill="999999"/>
-            <w:tcMar>
-              <w:top w:w="55" w:type="dxa"/>
-              <w:left w:w="55" w:type="dxa"/>
-              <w:bottom w:w="55" w:type="dxa"/>
-              <w:right w:w="55" w:type="dxa"/>
-            </w:tcMar>
-            <w:vAlign w:val="center"/>
           </w:tcPr>
           <w:p>
             <w:pPr>
@@ -2967,19 +3313,6 @@
         <w:tc>
           <w:tcPr>
             <w:tcW w:w="650" w:type="dxa"/>
-            <w:tcBorders>
-              <w:top w:val="single" w:sz="4" w:space="0" w:color="000000"/>
-              <w:left w:val="single" w:sz="4" w:space="0" w:color="000000"/>
-              <w:bottom w:val="single" w:sz="4" w:space="0" w:color="000000"/>
-            </w:tcBorders>
-            <w:shd w:val="clear" w:color="auto" w:fill="999999"/>
-            <w:tcMar>
-              <w:top w:w="55" w:type="dxa"/>
-              <w:left w:w="55" w:type="dxa"/>
-              <w:bottom w:w="55" w:type="dxa"/>
-              <w:right w:w="55" w:type="dxa"/>
-            </w:tcMar>
-            <w:vAlign w:val="center"/>
           </w:tcPr>
           <w:p>
             <w:pPr>
@@ -3002,19 +3335,6 @@
         <w:tc>
           <w:tcPr>
             <w:tcW w:w="650" w:type="dxa"/>
-            <w:tcBorders>
-              <w:top w:val="single" w:sz="4" w:space="0" w:color="000000"/>
-              <w:left w:val="single" w:sz="4" w:space="0" w:color="000000"/>
-              <w:bottom w:val="single" w:sz="4" w:space="0" w:color="000000"/>
-            </w:tcBorders>
-            <w:shd w:val="clear" w:color="auto" w:fill="999999"/>
-            <w:tcMar>
-              <w:top w:w="55" w:type="dxa"/>
-              <w:left w:w="55" w:type="dxa"/>
-              <w:bottom w:w="55" w:type="dxa"/>
-              <w:right w:w="55" w:type="dxa"/>
-            </w:tcMar>
-            <w:vAlign w:val="center"/>
           </w:tcPr>
           <w:p>
             <w:pPr>
@@ -3037,19 +3357,6 @@
         <w:tc>
           <w:tcPr>
             <w:tcW w:w="649" w:type="dxa"/>
-            <w:tcBorders>
-              <w:top w:val="single" w:sz="4" w:space="0" w:color="000000"/>
-              <w:left w:val="single" w:sz="4" w:space="0" w:color="000000"/>
-              <w:bottom w:val="single" w:sz="4" w:space="0" w:color="000000"/>
-            </w:tcBorders>
-            <w:shd w:val="clear" w:color="auto" w:fill="999999"/>
-            <w:tcMar>
-              <w:top w:w="55" w:type="dxa"/>
-              <w:left w:w="55" w:type="dxa"/>
-              <w:bottom w:w="55" w:type="dxa"/>
-              <w:right w:w="55" w:type="dxa"/>
-            </w:tcMar>
-            <w:vAlign w:val="center"/>
           </w:tcPr>
           <w:p>
             <w:pPr>
@@ -3072,20 +3379,6 @@
         <w:tc>
           <w:tcPr>
             <w:tcW w:w="650" w:type="dxa"/>
-            <w:tcBorders>
-              <w:top w:val="single" w:sz="4" w:space="0" w:color="000000"/>
-              <w:left w:val="single" w:sz="4" w:space="0" w:color="000000"/>
-              <w:bottom w:val="single" w:sz="4" w:space="0" w:color="000000"/>
-              <w:right w:val="single" w:sz="4" w:space="0" w:color="000000"/>
-            </w:tcBorders>
-            <w:shd w:val="clear" w:color="auto" w:fill="999999"/>
-            <w:tcMar>
-              <w:top w:w="55" w:type="dxa"/>
-              <w:left w:w="55" w:type="dxa"/>
-              <w:bottom w:w="55" w:type="dxa"/>
-              <w:right w:w="55" w:type="dxa"/>
-            </w:tcMar>
-            <w:vAlign w:val="center"/>
           </w:tcPr>
           <w:p>
             <w:pPr>
@@ -3108,13 +3401,6 @@
         <w:tc>
           <w:tcPr>
             <w:tcW w:w="780" w:type="dxa"/>
-            <w:tcBorders>
-              <w:top w:val="single" w:sz="4" w:space="0" w:color="000000"/>
-              <w:left w:val="single" w:sz="4" w:space="0" w:color="000000"/>
-              <w:bottom w:val="single" w:sz="4" w:space="0" w:color="000000"/>
-              <w:right w:val="single" w:sz="4" w:space="0" w:color="000000"/>
-            </w:tcBorders>
-            <w:shd w:val="clear" w:color="auto" w:fill="999999"/>
           </w:tcPr>
           <w:p>
             <w:pPr>
@@ -3137,13 +3423,6 @@
         <w:tc>
           <w:tcPr>
             <w:tcW w:w="909" w:type="dxa"/>
-            <w:tcBorders>
-              <w:top w:val="single" w:sz="4" w:space="0" w:color="000000"/>
-              <w:left w:val="single" w:sz="4" w:space="0" w:color="000000"/>
-              <w:bottom w:val="single" w:sz="4" w:space="0" w:color="000000"/>
-              <w:right w:val="single" w:sz="4" w:space="0" w:color="000000"/>
-            </w:tcBorders>
-            <w:shd w:val="clear" w:color="auto" w:fill="999999"/>
           </w:tcPr>
           <w:p>
             <w:pPr>
@@ -3166,13 +3445,6 @@
         <w:tc>
           <w:tcPr>
             <w:tcW w:w="944" w:type="dxa"/>
-            <w:tcBorders>
-              <w:top w:val="single" w:sz="4" w:space="0" w:color="000000"/>
-              <w:left w:val="single" w:sz="4" w:space="0" w:color="000000"/>
-              <w:bottom w:val="single" w:sz="4" w:space="0" w:color="000000"/>
-              <w:right w:val="single" w:sz="4" w:space="0" w:color="000000"/>
-            </w:tcBorders>
-            <w:shd w:val="clear" w:color="auto" w:fill="999999"/>
           </w:tcPr>
           <w:p>
             <w:pPr>
@@ -3200,17 +3472,6 @@
         <w:tc>
           <w:tcPr>
             <w:tcW w:w="1039" w:type="dxa"/>
-            <w:tcBorders>
-              <w:left w:val="single" w:sz="4" w:space="0" w:color="000000"/>
-              <w:bottom w:val="single" w:sz="4" w:space="0" w:color="000000"/>
-            </w:tcBorders>
-            <w:shd w:val="clear" w:color="auto" w:fill="999999"/>
-            <w:tcMar>
-              <w:top w:w="55" w:type="dxa"/>
-              <w:left w:w="55" w:type="dxa"/>
-              <w:bottom w:w="55" w:type="dxa"/>
-              <w:right w:w="55" w:type="dxa"/>
-            </w:tcMar>
           </w:tcPr>
           <w:p>
             <w:pPr>
@@ -3233,16 +3494,6 @@
         <w:tc>
           <w:tcPr>
             <w:tcW w:w="654" w:type="dxa"/>
-            <w:tcBorders>
-              <w:left w:val="single" w:sz="4" w:space="0" w:color="000000"/>
-              <w:bottom w:val="single" w:sz="4" w:space="0" w:color="000000"/>
-            </w:tcBorders>
-            <w:tcMar>
-              <w:top w:w="55" w:type="dxa"/>
-              <w:left w:w="55" w:type="dxa"/>
-              <w:bottom w:w="55" w:type="dxa"/>
-              <w:right w:w="55" w:type="dxa"/>
-            </w:tcMar>
           </w:tcPr>
           <w:p>
             <w:pPr>
@@ -3265,16 +3516,6 @@
         <w:tc>
           <w:tcPr>
             <w:tcW w:w="650" w:type="dxa"/>
-            <w:tcBorders>
-              <w:left w:val="single" w:sz="4" w:space="0" w:color="000000"/>
-              <w:bottom w:val="single" w:sz="4" w:space="0" w:color="000000"/>
-            </w:tcBorders>
-            <w:tcMar>
-              <w:top w:w="55" w:type="dxa"/>
-              <w:left w:w="55" w:type="dxa"/>
-              <w:bottom w:w="55" w:type="dxa"/>
-              <w:right w:w="55" w:type="dxa"/>
-            </w:tcMar>
           </w:tcPr>
           <w:p>
             <w:pPr>
@@ -3290,16 +3531,6 @@
         <w:tc>
           <w:tcPr>
             <w:tcW w:w="650" w:type="dxa"/>
-            <w:tcBorders>
-              <w:left w:val="single" w:sz="4" w:space="0" w:color="000000"/>
-              <w:bottom w:val="single" w:sz="4" w:space="0" w:color="000000"/>
-            </w:tcBorders>
-            <w:tcMar>
-              <w:top w:w="55" w:type="dxa"/>
-              <w:left w:w="55" w:type="dxa"/>
-              <w:bottom w:w="55" w:type="dxa"/>
-              <w:right w:w="55" w:type="dxa"/>
-            </w:tcMar>
           </w:tcPr>
           <w:p>
             <w:pPr>
@@ -3315,16 +3546,6 @@
         <w:tc>
           <w:tcPr>
             <w:tcW w:w="650" w:type="dxa"/>
-            <w:tcBorders>
-              <w:left w:val="single" w:sz="4" w:space="0" w:color="000000"/>
-              <w:bottom w:val="single" w:sz="4" w:space="0" w:color="000000"/>
-            </w:tcBorders>
-            <w:tcMar>
-              <w:top w:w="55" w:type="dxa"/>
-              <w:left w:w="55" w:type="dxa"/>
-              <w:bottom w:w="55" w:type="dxa"/>
-              <w:right w:w="55" w:type="dxa"/>
-            </w:tcMar>
           </w:tcPr>
           <w:p>
             <w:pPr>
@@ -3340,16 +3561,6 @@
         <w:tc>
           <w:tcPr>
             <w:tcW w:w="650" w:type="dxa"/>
-            <w:tcBorders>
-              <w:left w:val="single" w:sz="4" w:space="0" w:color="000000"/>
-              <w:bottom w:val="single" w:sz="4" w:space="0" w:color="000000"/>
-            </w:tcBorders>
-            <w:tcMar>
-              <w:top w:w="55" w:type="dxa"/>
-              <w:left w:w="55" w:type="dxa"/>
-              <w:bottom w:w="55" w:type="dxa"/>
-              <w:right w:w="55" w:type="dxa"/>
-            </w:tcMar>
           </w:tcPr>
           <w:p>
             <w:pPr>
@@ -3365,16 +3576,6 @@
         <w:tc>
           <w:tcPr>
             <w:tcW w:w="649" w:type="dxa"/>
-            <w:tcBorders>
-              <w:left w:val="single" w:sz="4" w:space="0" w:color="000000"/>
-              <w:bottom w:val="single" w:sz="4" w:space="0" w:color="000000"/>
-            </w:tcBorders>
-            <w:tcMar>
-              <w:top w:w="55" w:type="dxa"/>
-              <w:left w:w="55" w:type="dxa"/>
-              <w:bottom w:w="55" w:type="dxa"/>
-              <w:right w:w="55" w:type="dxa"/>
-            </w:tcMar>
           </w:tcPr>
           <w:p>
             <w:pPr>
@@ -3390,17 +3591,6 @@
         <w:tc>
           <w:tcPr>
             <w:tcW w:w="650" w:type="dxa"/>
-            <w:tcBorders>
-              <w:left w:val="single" w:sz="4" w:space="0" w:color="000000"/>
-              <w:bottom w:val="single" w:sz="4" w:space="0" w:color="000000"/>
-              <w:right w:val="single" w:sz="4" w:space="0" w:color="000000"/>
-            </w:tcBorders>
-            <w:tcMar>
-              <w:top w:w="55" w:type="dxa"/>
-              <w:left w:w="55" w:type="dxa"/>
-              <w:bottom w:w="55" w:type="dxa"/>
-              <w:right w:w="55" w:type="dxa"/>
-            </w:tcMar>
           </w:tcPr>
           <w:p>
             <w:pPr>
@@ -3416,11 +3606,6 @@
         <w:tc>
           <w:tcPr>
             <w:tcW w:w="780" w:type="dxa"/>
-            <w:tcBorders>
-              <w:left w:val="single" w:sz="4" w:space="0" w:color="000000"/>
-              <w:bottom w:val="single" w:sz="4" w:space="0" w:color="000000"/>
-              <w:right w:val="single" w:sz="4" w:space="0" w:color="000000"/>
-            </w:tcBorders>
           </w:tcPr>
           <w:p>
             <w:pPr>
@@ -3436,11 +3621,6 @@
         <w:tc>
           <w:tcPr>
             <w:tcW w:w="909" w:type="dxa"/>
-            <w:tcBorders>
-              <w:left w:val="single" w:sz="4" w:space="0" w:color="000000"/>
-              <w:bottom w:val="single" w:sz="4" w:space="0" w:color="000000"/>
-              <w:right w:val="single" w:sz="4" w:space="0" w:color="000000"/>
-            </w:tcBorders>
           </w:tcPr>
           <w:p>
             <w:pPr>
@@ -3456,11 +3636,6 @@
         <w:tc>
           <w:tcPr>
             <w:tcW w:w="944" w:type="dxa"/>
-            <w:tcBorders>
-              <w:left w:val="single" w:sz="4" w:space="0" w:color="000000"/>
-              <w:bottom w:val="single" w:sz="4" w:space="0" w:color="000000"/>
-              <w:right w:val="single" w:sz="4" w:space="0" w:color="000000"/>
-            </w:tcBorders>
           </w:tcPr>
           <w:p>
             <w:pPr>
@@ -3481,17 +3656,6 @@
         <w:tc>
           <w:tcPr>
             <w:tcW w:w="1039" w:type="dxa"/>
-            <w:tcBorders>
-              <w:left w:val="single" w:sz="4" w:space="0" w:color="000000"/>
-              <w:bottom w:val="single" w:sz="4" w:space="0" w:color="000000"/>
-            </w:tcBorders>
-            <w:shd w:val="clear" w:color="auto" w:fill="999999"/>
-            <w:tcMar>
-              <w:top w:w="55" w:type="dxa"/>
-              <w:left w:w="55" w:type="dxa"/>
-              <w:bottom w:w="55" w:type="dxa"/>
-              <w:right w:w="55" w:type="dxa"/>
-            </w:tcMar>
           </w:tcPr>
           <w:p>
             <w:pPr>
@@ -3515,16 +3679,6 @@
         <w:tc>
           <w:tcPr>
             <w:tcW w:w="654" w:type="dxa"/>
-            <w:tcBorders>
-              <w:left w:val="single" w:sz="4" w:space="0" w:color="000000"/>
-              <w:bottom w:val="single" w:sz="4" w:space="0" w:color="000000"/>
-            </w:tcBorders>
-            <w:tcMar>
-              <w:top w:w="55" w:type="dxa"/>
-              <w:left w:w="55" w:type="dxa"/>
-              <w:bottom w:w="55" w:type="dxa"/>
-              <w:right w:w="55" w:type="dxa"/>
-            </w:tcMar>
           </w:tcPr>
           <w:p>
             <w:pPr>
@@ -3547,16 +3701,6 @@
         <w:tc>
           <w:tcPr>
             <w:tcW w:w="650" w:type="dxa"/>
-            <w:tcBorders>
-              <w:left w:val="single" w:sz="4" w:space="0" w:color="000000"/>
-              <w:bottom w:val="single" w:sz="4" w:space="0" w:color="000000"/>
-            </w:tcBorders>
-            <w:tcMar>
-              <w:top w:w="55" w:type="dxa"/>
-              <w:left w:w="55" w:type="dxa"/>
-              <w:bottom w:w="55" w:type="dxa"/>
-              <w:right w:w="55" w:type="dxa"/>
-            </w:tcMar>
           </w:tcPr>
           <w:p>
             <w:pPr>
@@ -3572,16 +3716,6 @@
         <w:tc>
           <w:tcPr>
             <w:tcW w:w="650" w:type="dxa"/>
-            <w:tcBorders>
-              <w:left w:val="single" w:sz="4" w:space="0" w:color="000000"/>
-              <w:bottom w:val="single" w:sz="4" w:space="0" w:color="000000"/>
-            </w:tcBorders>
-            <w:tcMar>
-              <w:top w:w="55" w:type="dxa"/>
-              <w:left w:w="55" w:type="dxa"/>
-              <w:bottom w:w="55" w:type="dxa"/>
-              <w:right w:w="55" w:type="dxa"/>
-            </w:tcMar>
           </w:tcPr>
           <w:p>
             <w:pPr>
@@ -3597,16 +3731,6 @@
         <w:tc>
           <w:tcPr>
             <w:tcW w:w="650" w:type="dxa"/>
-            <w:tcBorders>
-              <w:left w:val="single" w:sz="4" w:space="0" w:color="000000"/>
-              <w:bottom w:val="single" w:sz="4" w:space="0" w:color="000000"/>
-            </w:tcBorders>
-            <w:tcMar>
-              <w:top w:w="55" w:type="dxa"/>
-              <w:left w:w="55" w:type="dxa"/>
-              <w:bottom w:w="55" w:type="dxa"/>
-              <w:right w:w="55" w:type="dxa"/>
-            </w:tcMar>
           </w:tcPr>
           <w:p>
             <w:pPr>
@@ -3622,16 +3746,6 @@
         <w:tc>
           <w:tcPr>
             <w:tcW w:w="650" w:type="dxa"/>
-            <w:tcBorders>
-              <w:left w:val="single" w:sz="4" w:space="0" w:color="000000"/>
-              <w:bottom w:val="single" w:sz="4" w:space="0" w:color="000000"/>
-            </w:tcBorders>
-            <w:tcMar>
-              <w:top w:w="55" w:type="dxa"/>
-              <w:left w:w="55" w:type="dxa"/>
-              <w:bottom w:w="55" w:type="dxa"/>
-              <w:right w:w="55" w:type="dxa"/>
-            </w:tcMar>
           </w:tcPr>
           <w:p>
             <w:pPr>
@@ -3647,16 +3761,6 @@
         <w:tc>
           <w:tcPr>
             <w:tcW w:w="649" w:type="dxa"/>
-            <w:tcBorders>
-              <w:left w:val="single" w:sz="4" w:space="0" w:color="000000"/>
-              <w:bottom w:val="single" w:sz="4" w:space="0" w:color="000000"/>
-            </w:tcBorders>
-            <w:tcMar>
-              <w:top w:w="55" w:type="dxa"/>
-              <w:left w:w="55" w:type="dxa"/>
-              <w:bottom w:w="55" w:type="dxa"/>
-              <w:right w:w="55" w:type="dxa"/>
-            </w:tcMar>
           </w:tcPr>
           <w:p>
             <w:pPr>
@@ -3672,17 +3776,6 @@
         <w:tc>
           <w:tcPr>
             <w:tcW w:w="650" w:type="dxa"/>
-            <w:tcBorders>
-              <w:left w:val="single" w:sz="4" w:space="0" w:color="000000"/>
-              <w:bottom w:val="single" w:sz="4" w:space="0" w:color="000000"/>
-              <w:right w:val="single" w:sz="4" w:space="0" w:color="000000"/>
-            </w:tcBorders>
-            <w:tcMar>
-              <w:top w:w="55" w:type="dxa"/>
-              <w:left w:w="55" w:type="dxa"/>
-              <w:bottom w:w="55" w:type="dxa"/>
-              <w:right w:w="55" w:type="dxa"/>
-            </w:tcMar>
           </w:tcPr>
           <w:p>
             <w:pPr>
@@ -3698,11 +3791,6 @@
         <w:tc>
           <w:tcPr>
             <w:tcW w:w="780" w:type="dxa"/>
-            <w:tcBorders>
-              <w:left w:val="single" w:sz="4" w:space="0" w:color="000000"/>
-              <w:bottom w:val="single" w:sz="4" w:space="0" w:color="000000"/>
-              <w:right w:val="single" w:sz="4" w:space="0" w:color="000000"/>
-            </w:tcBorders>
           </w:tcPr>
           <w:p>
             <w:pPr>
@@ -3718,11 +3806,6 @@
         <w:tc>
           <w:tcPr>
             <w:tcW w:w="909" w:type="dxa"/>
-            <w:tcBorders>
-              <w:left w:val="single" w:sz="4" w:space="0" w:color="000000"/>
-              <w:bottom w:val="single" w:sz="4" w:space="0" w:color="000000"/>
-              <w:right w:val="single" w:sz="4" w:space="0" w:color="000000"/>
-            </w:tcBorders>
           </w:tcPr>
           <w:p>
             <w:pPr>
@@ -3738,11 +3821,6 @@
         <w:tc>
           <w:tcPr>
             <w:tcW w:w="944" w:type="dxa"/>
-            <w:tcBorders>
-              <w:left w:val="single" w:sz="4" w:space="0" w:color="000000"/>
-              <w:bottom w:val="single" w:sz="4" w:space="0" w:color="000000"/>
-              <w:right w:val="single" w:sz="4" w:space="0" w:color="000000"/>
-            </w:tcBorders>
           </w:tcPr>
           <w:p>
             <w:pPr>
@@ -3763,17 +3841,6 @@
         <w:tc>
           <w:tcPr>
             <w:tcW w:w="1039" w:type="dxa"/>
-            <w:tcBorders>
-              <w:left w:val="single" w:sz="4" w:space="0" w:color="000000"/>
-              <w:bottom w:val="single" w:sz="4" w:space="0" w:color="000000"/>
-            </w:tcBorders>
-            <w:shd w:val="clear" w:color="auto" w:fill="999999"/>
-            <w:tcMar>
-              <w:top w:w="55" w:type="dxa"/>
-              <w:left w:w="55" w:type="dxa"/>
-              <w:bottom w:w="55" w:type="dxa"/>
-              <w:right w:w="55" w:type="dxa"/>
-            </w:tcMar>
           </w:tcPr>
           <w:p>
             <w:pPr>
@@ -3797,16 +3864,6 @@
         <w:tc>
           <w:tcPr>
             <w:tcW w:w="654" w:type="dxa"/>
-            <w:tcBorders>
-              <w:left w:val="single" w:sz="4" w:space="0" w:color="000000"/>
-              <w:bottom w:val="single" w:sz="4" w:space="0" w:color="000000"/>
-            </w:tcBorders>
-            <w:tcMar>
-              <w:top w:w="55" w:type="dxa"/>
-              <w:left w:w="55" w:type="dxa"/>
-              <w:bottom w:w="55" w:type="dxa"/>
-              <w:right w:w="55" w:type="dxa"/>
-            </w:tcMar>
           </w:tcPr>
           <w:p>
             <w:pPr>
@@ -3829,16 +3886,6 @@
         <w:tc>
           <w:tcPr>
             <w:tcW w:w="650" w:type="dxa"/>
-            <w:tcBorders>
-              <w:left w:val="single" w:sz="4" w:space="0" w:color="000000"/>
-              <w:bottom w:val="single" w:sz="4" w:space="0" w:color="000000"/>
-            </w:tcBorders>
-            <w:tcMar>
-              <w:top w:w="55" w:type="dxa"/>
-              <w:left w:w="55" w:type="dxa"/>
-              <w:bottom w:w="55" w:type="dxa"/>
-              <w:right w:w="55" w:type="dxa"/>
-            </w:tcMar>
           </w:tcPr>
           <w:p>
             <w:pPr>
@@ -3854,16 +3901,6 @@
         <w:tc>
           <w:tcPr>
             <w:tcW w:w="650" w:type="dxa"/>
-            <w:tcBorders>
-              <w:left w:val="single" w:sz="4" w:space="0" w:color="000000"/>
-              <w:bottom w:val="single" w:sz="4" w:space="0" w:color="000000"/>
-            </w:tcBorders>
-            <w:tcMar>
-              <w:top w:w="55" w:type="dxa"/>
-              <w:left w:w="55" w:type="dxa"/>
-              <w:bottom w:w="55" w:type="dxa"/>
-              <w:right w:w="55" w:type="dxa"/>
-            </w:tcMar>
           </w:tcPr>
           <w:p>
             <w:pPr>
@@ -3879,16 +3916,6 @@
         <w:tc>
           <w:tcPr>
             <w:tcW w:w="650" w:type="dxa"/>
-            <w:tcBorders>
-              <w:left w:val="single" w:sz="4" w:space="0" w:color="000000"/>
-              <w:bottom w:val="single" w:sz="4" w:space="0" w:color="000000"/>
-            </w:tcBorders>
-            <w:tcMar>
-              <w:top w:w="55" w:type="dxa"/>
-              <w:left w:w="55" w:type="dxa"/>
-              <w:bottom w:w="55" w:type="dxa"/>
-              <w:right w:w="55" w:type="dxa"/>
-            </w:tcMar>
           </w:tcPr>
           <w:p>
             <w:pPr>
@@ -3904,16 +3931,6 @@
         <w:tc>
           <w:tcPr>
             <w:tcW w:w="650" w:type="dxa"/>
-            <w:tcBorders>
-              <w:left w:val="single" w:sz="4" w:space="0" w:color="000000"/>
-              <w:bottom w:val="single" w:sz="4" w:space="0" w:color="000000"/>
-            </w:tcBorders>
-            <w:tcMar>
-              <w:top w:w="55" w:type="dxa"/>
-              <w:left w:w="55" w:type="dxa"/>
-              <w:bottom w:w="55" w:type="dxa"/>
-              <w:right w:w="55" w:type="dxa"/>
-            </w:tcMar>
           </w:tcPr>
           <w:p>
             <w:pPr>
@@ -3929,16 +3946,6 @@
         <w:tc>
           <w:tcPr>
             <w:tcW w:w="649" w:type="dxa"/>
-            <w:tcBorders>
-              <w:left w:val="single" w:sz="4" w:space="0" w:color="000000"/>
-              <w:bottom w:val="single" w:sz="4" w:space="0" w:color="000000"/>
-            </w:tcBorders>
-            <w:tcMar>
-              <w:top w:w="55" w:type="dxa"/>
-              <w:left w:w="55" w:type="dxa"/>
-              <w:bottom w:w="55" w:type="dxa"/>
-              <w:right w:w="55" w:type="dxa"/>
-            </w:tcMar>
           </w:tcPr>
           <w:p>
             <w:pPr>
@@ -3954,17 +3961,6 @@
         <w:tc>
           <w:tcPr>
             <w:tcW w:w="650" w:type="dxa"/>
-            <w:tcBorders>
-              <w:left w:val="single" w:sz="4" w:space="0" w:color="000000"/>
-              <w:bottom w:val="single" w:sz="4" w:space="0" w:color="000000"/>
-              <w:right w:val="single" w:sz="4" w:space="0" w:color="000000"/>
-            </w:tcBorders>
-            <w:tcMar>
-              <w:top w:w="55" w:type="dxa"/>
-              <w:left w:w="55" w:type="dxa"/>
-              <w:bottom w:w="55" w:type="dxa"/>
-              <w:right w:w="55" w:type="dxa"/>
-            </w:tcMar>
           </w:tcPr>
           <w:p>
             <w:pPr>
@@ -3980,11 +3976,6 @@
         <w:tc>
           <w:tcPr>
             <w:tcW w:w="780" w:type="dxa"/>
-            <w:tcBorders>
-              <w:left w:val="single" w:sz="4" w:space="0" w:color="000000"/>
-              <w:bottom w:val="single" w:sz="4" w:space="0" w:color="000000"/>
-              <w:right w:val="single" w:sz="4" w:space="0" w:color="000000"/>
-            </w:tcBorders>
           </w:tcPr>
           <w:p>
             <w:pPr>
@@ -4000,11 +3991,6 @@
         <w:tc>
           <w:tcPr>
             <w:tcW w:w="909" w:type="dxa"/>
-            <w:tcBorders>
-              <w:left w:val="single" w:sz="4" w:space="0" w:color="000000"/>
-              <w:bottom w:val="single" w:sz="4" w:space="0" w:color="000000"/>
-              <w:right w:val="single" w:sz="4" w:space="0" w:color="000000"/>
-            </w:tcBorders>
           </w:tcPr>
           <w:p>
             <w:pPr>
@@ -4020,11 +4006,6 @@
         <w:tc>
           <w:tcPr>
             <w:tcW w:w="944" w:type="dxa"/>
-            <w:tcBorders>
-              <w:left w:val="single" w:sz="4" w:space="0" w:color="000000"/>
-              <w:bottom w:val="single" w:sz="4" w:space="0" w:color="000000"/>
-              <w:right w:val="single" w:sz="4" w:space="0" w:color="000000"/>
-            </w:tcBorders>
           </w:tcPr>
           <w:p>
             <w:pPr>
@@ -4045,17 +4026,6 @@
         <w:tc>
           <w:tcPr>
             <w:tcW w:w="1039" w:type="dxa"/>
-            <w:tcBorders>
-              <w:left w:val="single" w:sz="4" w:space="0" w:color="000000"/>
-              <w:bottom w:val="single" w:sz="4" w:space="0" w:color="000000"/>
-            </w:tcBorders>
-            <w:shd w:val="clear" w:color="auto" w:fill="999999"/>
-            <w:tcMar>
-              <w:top w:w="55" w:type="dxa"/>
-              <w:left w:w="55" w:type="dxa"/>
-              <w:bottom w:w="55" w:type="dxa"/>
-              <w:right w:w="55" w:type="dxa"/>
-            </w:tcMar>
           </w:tcPr>
           <w:p>
             <w:pPr>
@@ -4079,16 +4049,6 @@
         <w:tc>
           <w:tcPr>
             <w:tcW w:w="654" w:type="dxa"/>
-            <w:tcBorders>
-              <w:left w:val="single" w:sz="4" w:space="0" w:color="000000"/>
-              <w:bottom w:val="single" w:sz="4" w:space="0" w:color="000000"/>
-            </w:tcBorders>
-            <w:tcMar>
-              <w:top w:w="55" w:type="dxa"/>
-              <w:left w:w="55" w:type="dxa"/>
-              <w:bottom w:w="55" w:type="dxa"/>
-              <w:right w:w="55" w:type="dxa"/>
-            </w:tcMar>
           </w:tcPr>
           <w:p>
             <w:pPr>
@@ -4111,16 +4071,6 @@
         <w:tc>
           <w:tcPr>
             <w:tcW w:w="650" w:type="dxa"/>
-            <w:tcBorders>
-              <w:left w:val="single" w:sz="4" w:space="0" w:color="000000"/>
-              <w:bottom w:val="single" w:sz="4" w:space="0" w:color="000000"/>
-            </w:tcBorders>
-            <w:tcMar>
-              <w:top w:w="55" w:type="dxa"/>
-              <w:left w:w="55" w:type="dxa"/>
-              <w:bottom w:w="55" w:type="dxa"/>
-              <w:right w:w="55" w:type="dxa"/>
-            </w:tcMar>
           </w:tcPr>
           <w:p>
             <w:pPr>
@@ -4136,16 +4086,6 @@
         <w:tc>
           <w:tcPr>
             <w:tcW w:w="650" w:type="dxa"/>
-            <w:tcBorders>
-              <w:left w:val="single" w:sz="4" w:space="0" w:color="000000"/>
-              <w:bottom w:val="single" w:sz="4" w:space="0" w:color="000000"/>
-            </w:tcBorders>
-            <w:tcMar>
-              <w:top w:w="55" w:type="dxa"/>
-              <w:left w:w="55" w:type="dxa"/>
-              <w:bottom w:w="55" w:type="dxa"/>
-              <w:right w:w="55" w:type="dxa"/>
-            </w:tcMar>
           </w:tcPr>
           <w:p>
             <w:pPr>
@@ -4161,16 +4101,6 @@
         <w:tc>
           <w:tcPr>
             <w:tcW w:w="650" w:type="dxa"/>
-            <w:tcBorders>
-              <w:left w:val="single" w:sz="4" w:space="0" w:color="000000"/>
-              <w:bottom w:val="single" w:sz="4" w:space="0" w:color="000000"/>
-            </w:tcBorders>
-            <w:tcMar>
-              <w:top w:w="55" w:type="dxa"/>
-              <w:left w:w="55" w:type="dxa"/>
-              <w:bottom w:w="55" w:type="dxa"/>
-              <w:right w:w="55" w:type="dxa"/>
-            </w:tcMar>
           </w:tcPr>
           <w:p>
             <w:pPr>
@@ -4186,16 +4116,6 @@
         <w:tc>
           <w:tcPr>
             <w:tcW w:w="650" w:type="dxa"/>
-            <w:tcBorders>
-              <w:left w:val="single" w:sz="4" w:space="0" w:color="000000"/>
-              <w:bottom w:val="single" w:sz="4" w:space="0" w:color="000000"/>
-            </w:tcBorders>
-            <w:tcMar>
-              <w:top w:w="55" w:type="dxa"/>
-              <w:left w:w="55" w:type="dxa"/>
-              <w:bottom w:w="55" w:type="dxa"/>
-              <w:right w:w="55" w:type="dxa"/>
-            </w:tcMar>
           </w:tcPr>
           <w:p>
             <w:pPr>
@@ -4211,16 +4131,6 @@
         <w:tc>
           <w:tcPr>
             <w:tcW w:w="649" w:type="dxa"/>
-            <w:tcBorders>
-              <w:left w:val="single" w:sz="4" w:space="0" w:color="000000"/>
-              <w:bottom w:val="single" w:sz="4" w:space="0" w:color="000000"/>
-            </w:tcBorders>
-            <w:tcMar>
-              <w:top w:w="55" w:type="dxa"/>
-              <w:left w:w="55" w:type="dxa"/>
-              <w:bottom w:w="55" w:type="dxa"/>
-              <w:right w:w="55" w:type="dxa"/>
-            </w:tcMar>
           </w:tcPr>
           <w:p>
             <w:pPr>
@@ -4236,17 +4146,6 @@
         <w:tc>
           <w:tcPr>
             <w:tcW w:w="650" w:type="dxa"/>
-            <w:tcBorders>
-              <w:left w:val="single" w:sz="4" w:space="0" w:color="000000"/>
-              <w:bottom w:val="single" w:sz="4" w:space="0" w:color="000000"/>
-              <w:right w:val="single" w:sz="4" w:space="0" w:color="000000"/>
-            </w:tcBorders>
-            <w:tcMar>
-              <w:top w:w="55" w:type="dxa"/>
-              <w:left w:w="55" w:type="dxa"/>
-              <w:bottom w:w="55" w:type="dxa"/>
-              <w:right w:w="55" w:type="dxa"/>
-            </w:tcMar>
           </w:tcPr>
           <w:p>
             <w:pPr>
@@ -4262,11 +4161,6 @@
         <w:tc>
           <w:tcPr>
             <w:tcW w:w="780" w:type="dxa"/>
-            <w:tcBorders>
-              <w:left w:val="single" w:sz="4" w:space="0" w:color="000000"/>
-              <w:bottom w:val="single" w:sz="4" w:space="0" w:color="000000"/>
-              <w:right w:val="single" w:sz="4" w:space="0" w:color="000000"/>
-            </w:tcBorders>
           </w:tcPr>
           <w:p>
             <w:pPr>
@@ -4282,11 +4176,6 @@
         <w:tc>
           <w:tcPr>
             <w:tcW w:w="909" w:type="dxa"/>
-            <w:tcBorders>
-              <w:left w:val="single" w:sz="4" w:space="0" w:color="000000"/>
-              <w:bottom w:val="single" w:sz="4" w:space="0" w:color="000000"/>
-              <w:right w:val="single" w:sz="4" w:space="0" w:color="000000"/>
-            </w:tcBorders>
           </w:tcPr>
           <w:p>
             <w:pPr>
@@ -4302,11 +4191,6 @@
         <w:tc>
           <w:tcPr>
             <w:tcW w:w="944" w:type="dxa"/>
-            <w:tcBorders>
-              <w:left w:val="single" w:sz="4" w:space="0" w:color="000000"/>
-              <w:bottom w:val="single" w:sz="4" w:space="0" w:color="000000"/>
-              <w:right w:val="single" w:sz="4" w:space="0" w:color="000000"/>
-            </w:tcBorders>
           </w:tcPr>
           <w:p>
             <w:pPr>
@@ -4327,17 +4211,6 @@
         <w:tc>
           <w:tcPr>
             <w:tcW w:w="1039" w:type="dxa"/>
-            <w:tcBorders>
-              <w:left w:val="single" w:sz="4" w:space="0" w:color="000000"/>
-              <w:bottom w:val="single" w:sz="4" w:space="0" w:color="000000"/>
-            </w:tcBorders>
-            <w:shd w:val="clear" w:color="auto" w:fill="999999"/>
-            <w:tcMar>
-              <w:top w:w="55" w:type="dxa"/>
-              <w:left w:w="55" w:type="dxa"/>
-              <w:bottom w:w="55" w:type="dxa"/>
-              <w:right w:w="55" w:type="dxa"/>
-            </w:tcMar>
           </w:tcPr>
           <w:p>
             <w:pPr>
@@ -4361,16 +4234,6 @@
         <w:tc>
           <w:tcPr>
             <w:tcW w:w="654" w:type="dxa"/>
-            <w:tcBorders>
-              <w:left w:val="single" w:sz="4" w:space="0" w:color="000000"/>
-              <w:bottom w:val="single" w:sz="4" w:space="0" w:color="000000"/>
-            </w:tcBorders>
-            <w:tcMar>
-              <w:top w:w="55" w:type="dxa"/>
-              <w:left w:w="55" w:type="dxa"/>
-              <w:bottom w:w="55" w:type="dxa"/>
-              <w:right w:w="55" w:type="dxa"/>
-            </w:tcMar>
           </w:tcPr>
           <w:p>
             <w:pPr>
@@ -4386,16 +4249,6 @@
         <w:tc>
           <w:tcPr>
             <w:tcW w:w="650" w:type="dxa"/>
-            <w:tcBorders>
-              <w:left w:val="single" w:sz="4" w:space="0" w:color="000000"/>
-              <w:bottom w:val="single" w:sz="4" w:space="0" w:color="000000"/>
-            </w:tcBorders>
-            <w:tcMar>
-              <w:top w:w="55" w:type="dxa"/>
-              <w:left w:w="55" w:type="dxa"/>
-              <w:bottom w:w="55" w:type="dxa"/>
-              <w:right w:w="55" w:type="dxa"/>
-            </w:tcMar>
           </w:tcPr>
           <w:p>
             <w:pPr>
@@ -4411,16 +4264,6 @@
         <w:tc>
           <w:tcPr>
             <w:tcW w:w="650" w:type="dxa"/>
-            <w:tcBorders>
-              <w:left w:val="single" w:sz="4" w:space="0" w:color="000000"/>
-              <w:bottom w:val="single" w:sz="4" w:space="0" w:color="000000"/>
-            </w:tcBorders>
-            <w:tcMar>
-              <w:top w:w="55" w:type="dxa"/>
-              <w:left w:w="55" w:type="dxa"/>
-              <w:bottom w:w="55" w:type="dxa"/>
-              <w:right w:w="55" w:type="dxa"/>
-            </w:tcMar>
           </w:tcPr>
           <w:p>
             <w:pPr>
@@ -4443,16 +4286,6 @@
         <w:tc>
           <w:tcPr>
             <w:tcW w:w="650" w:type="dxa"/>
-            <w:tcBorders>
-              <w:left w:val="single" w:sz="4" w:space="0" w:color="000000"/>
-              <w:bottom w:val="single" w:sz="4" w:space="0" w:color="000000"/>
-            </w:tcBorders>
-            <w:tcMar>
-              <w:top w:w="55" w:type="dxa"/>
-              <w:left w:w="55" w:type="dxa"/>
-              <w:bottom w:w="55" w:type="dxa"/>
-              <w:right w:w="55" w:type="dxa"/>
-            </w:tcMar>
           </w:tcPr>
           <w:p>
             <w:pPr>
@@ -4468,16 +4301,6 @@
         <w:tc>
           <w:tcPr>
             <w:tcW w:w="650" w:type="dxa"/>
-            <w:tcBorders>
-              <w:left w:val="single" w:sz="4" w:space="0" w:color="000000"/>
-              <w:bottom w:val="single" w:sz="4" w:space="0" w:color="000000"/>
-            </w:tcBorders>
-            <w:tcMar>
-              <w:top w:w="55" w:type="dxa"/>
-              <w:left w:w="55" w:type="dxa"/>
-              <w:bottom w:w="55" w:type="dxa"/>
-              <w:right w:w="55" w:type="dxa"/>
-            </w:tcMar>
           </w:tcPr>
           <w:p>
             <w:pPr>
@@ -4493,16 +4316,6 @@
         <w:tc>
           <w:tcPr>
             <w:tcW w:w="649" w:type="dxa"/>
-            <w:tcBorders>
-              <w:left w:val="single" w:sz="4" w:space="0" w:color="000000"/>
-              <w:bottom w:val="single" w:sz="4" w:space="0" w:color="000000"/>
-            </w:tcBorders>
-            <w:tcMar>
-              <w:top w:w="55" w:type="dxa"/>
-              <w:left w:w="55" w:type="dxa"/>
-              <w:bottom w:w="55" w:type="dxa"/>
-              <w:right w:w="55" w:type="dxa"/>
-            </w:tcMar>
           </w:tcPr>
           <w:p>
             <w:pPr>
@@ -4518,17 +4331,6 @@
         <w:tc>
           <w:tcPr>
             <w:tcW w:w="650" w:type="dxa"/>
-            <w:tcBorders>
-              <w:left w:val="single" w:sz="4" w:space="0" w:color="000000"/>
-              <w:bottom w:val="single" w:sz="4" w:space="0" w:color="000000"/>
-              <w:right w:val="single" w:sz="4" w:space="0" w:color="000000"/>
-            </w:tcBorders>
-            <w:tcMar>
-              <w:top w:w="55" w:type="dxa"/>
-              <w:left w:w="55" w:type="dxa"/>
-              <w:bottom w:w="55" w:type="dxa"/>
-              <w:right w:w="55" w:type="dxa"/>
-            </w:tcMar>
           </w:tcPr>
           <w:p>
             <w:pPr>
@@ -4544,11 +4346,6 @@
         <w:tc>
           <w:tcPr>
             <w:tcW w:w="780" w:type="dxa"/>
-            <w:tcBorders>
-              <w:left w:val="single" w:sz="4" w:space="0" w:color="000000"/>
-              <w:bottom w:val="single" w:sz="4" w:space="0" w:color="000000"/>
-              <w:right w:val="single" w:sz="4" w:space="0" w:color="000000"/>
-            </w:tcBorders>
           </w:tcPr>
           <w:p>
             <w:pPr>
@@ -4564,11 +4361,6 @@
         <w:tc>
           <w:tcPr>
             <w:tcW w:w="909" w:type="dxa"/>
-            <w:tcBorders>
-              <w:left w:val="single" w:sz="4" w:space="0" w:color="000000"/>
-              <w:bottom w:val="single" w:sz="4" w:space="0" w:color="000000"/>
-              <w:right w:val="single" w:sz="4" w:space="0" w:color="000000"/>
-            </w:tcBorders>
           </w:tcPr>
           <w:p>
             <w:pPr>
@@ -4584,11 +4376,6 @@
         <w:tc>
           <w:tcPr>
             <w:tcW w:w="944" w:type="dxa"/>
-            <w:tcBorders>
-              <w:left w:val="single" w:sz="4" w:space="0" w:color="000000"/>
-              <w:bottom w:val="single" w:sz="4" w:space="0" w:color="000000"/>
-              <w:right w:val="single" w:sz="4" w:space="0" w:color="000000"/>
-            </w:tcBorders>
           </w:tcPr>
           <w:p>
             <w:pPr>
@@ -4609,16 +4396,6 @@
         <w:tc>
           <w:tcPr>
             <w:tcW w:w="1039" w:type="dxa"/>
-            <w:tcBorders>
-              <w:left w:val="single" w:sz="4" w:space="0" w:color="000000"/>
-            </w:tcBorders>
-            <w:shd w:val="clear" w:color="auto" w:fill="999999"/>
-            <w:tcMar>
-              <w:top w:w="55" w:type="dxa"/>
-              <w:left w:w="55" w:type="dxa"/>
-              <w:bottom w:w="55" w:type="dxa"/>
-              <w:right w:w="55" w:type="dxa"/>
-            </w:tcMar>
           </w:tcPr>
           <w:p>
             <w:pPr>
@@ -4642,15 +4419,6 @@
         <w:tc>
           <w:tcPr>
             <w:tcW w:w="654" w:type="dxa"/>
-            <w:tcBorders>
-              <w:left w:val="single" w:sz="4" w:space="0" w:color="000000"/>
-            </w:tcBorders>
-            <w:tcMar>
-              <w:top w:w="55" w:type="dxa"/>
-              <w:left w:w="55" w:type="dxa"/>
-              <w:bottom w:w="55" w:type="dxa"/>
-              <w:right w:w="55" w:type="dxa"/>
-            </w:tcMar>
           </w:tcPr>
           <w:p>
             <w:pPr>
@@ -4666,15 +4434,6 @@
         <w:tc>
           <w:tcPr>
             <w:tcW w:w="650" w:type="dxa"/>
-            <w:tcBorders>
-              <w:left w:val="single" w:sz="4" w:space="0" w:color="000000"/>
-            </w:tcBorders>
-            <w:tcMar>
-              <w:top w:w="55" w:type="dxa"/>
-              <w:left w:w="55" w:type="dxa"/>
-              <w:bottom w:w="55" w:type="dxa"/>
-              <w:right w:w="55" w:type="dxa"/>
-            </w:tcMar>
           </w:tcPr>
           <w:p>
             <w:pPr>
@@ -4690,15 +4449,6 @@
         <w:tc>
           <w:tcPr>
             <w:tcW w:w="650" w:type="dxa"/>
-            <w:tcBorders>
-              <w:left w:val="single" w:sz="4" w:space="0" w:color="000000"/>
-            </w:tcBorders>
-            <w:tcMar>
-              <w:top w:w="55" w:type="dxa"/>
-              <w:left w:w="55" w:type="dxa"/>
-              <w:bottom w:w="55" w:type="dxa"/>
-              <w:right w:w="55" w:type="dxa"/>
-            </w:tcMar>
           </w:tcPr>
           <w:p>
             <w:pPr>
@@ -4721,15 +4471,6 @@
         <w:tc>
           <w:tcPr>
             <w:tcW w:w="650" w:type="dxa"/>
-            <w:tcBorders>
-              <w:left w:val="single" w:sz="4" w:space="0" w:color="000000"/>
-            </w:tcBorders>
-            <w:tcMar>
-              <w:top w:w="55" w:type="dxa"/>
-              <w:left w:w="55" w:type="dxa"/>
-              <w:bottom w:w="55" w:type="dxa"/>
-              <w:right w:w="55" w:type="dxa"/>
-            </w:tcMar>
           </w:tcPr>
           <w:p>
             <w:pPr>
@@ -4745,15 +4486,6 @@
         <w:tc>
           <w:tcPr>
             <w:tcW w:w="650" w:type="dxa"/>
-            <w:tcBorders>
-              <w:left w:val="single" w:sz="4" w:space="0" w:color="000000"/>
-            </w:tcBorders>
-            <w:tcMar>
-              <w:top w:w="55" w:type="dxa"/>
-              <w:left w:w="55" w:type="dxa"/>
-              <w:bottom w:w="55" w:type="dxa"/>
-              <w:right w:w="55" w:type="dxa"/>
-            </w:tcMar>
           </w:tcPr>
           <w:p>
             <w:pPr>
@@ -4769,15 +4501,6 @@
         <w:tc>
           <w:tcPr>
             <w:tcW w:w="649" w:type="dxa"/>
-            <w:tcBorders>
-              <w:left w:val="single" w:sz="4" w:space="0" w:color="000000"/>
-            </w:tcBorders>
-            <w:tcMar>
-              <w:top w:w="55" w:type="dxa"/>
-              <w:left w:w="55" w:type="dxa"/>
-              <w:bottom w:w="55" w:type="dxa"/>
-              <w:right w:w="55" w:type="dxa"/>
-            </w:tcMar>
           </w:tcPr>
           <w:p>
             <w:pPr>
@@ -4793,16 +4516,6 @@
         <w:tc>
           <w:tcPr>
             <w:tcW w:w="650" w:type="dxa"/>
-            <w:tcBorders>
-              <w:left w:val="single" w:sz="4" w:space="0" w:color="000000"/>
-              <w:right w:val="single" w:sz="4" w:space="0" w:color="000000"/>
-            </w:tcBorders>
-            <w:tcMar>
-              <w:top w:w="55" w:type="dxa"/>
-              <w:left w:w="55" w:type="dxa"/>
-              <w:bottom w:w="55" w:type="dxa"/>
-              <w:right w:w="55" w:type="dxa"/>
-            </w:tcMar>
           </w:tcPr>
           <w:p>
             <w:pPr>
@@ -4818,10 +4531,6 @@
         <w:tc>
           <w:tcPr>
             <w:tcW w:w="780" w:type="dxa"/>
-            <w:tcBorders>
-              <w:left w:val="single" w:sz="4" w:space="0" w:color="000000"/>
-              <w:right w:val="single" w:sz="4" w:space="0" w:color="000000"/>
-            </w:tcBorders>
           </w:tcPr>
           <w:p>
             <w:pPr>
@@ -4837,10 +4546,6 @@
         <w:tc>
           <w:tcPr>
             <w:tcW w:w="909" w:type="dxa"/>
-            <w:tcBorders>
-              <w:left w:val="single" w:sz="4" w:space="0" w:color="000000"/>
-              <w:right w:val="single" w:sz="4" w:space="0" w:color="000000"/>
-            </w:tcBorders>
           </w:tcPr>
           <w:p>
             <w:pPr>
@@ -4856,10 +4561,6 @@
         <w:tc>
           <w:tcPr>
             <w:tcW w:w="944" w:type="dxa"/>
-            <w:tcBorders>
-              <w:left w:val="single" w:sz="4" w:space="0" w:color="000000"/>
-              <w:right w:val="single" w:sz="4" w:space="0" w:color="000000"/>
-            </w:tcBorders>
           </w:tcPr>
           <w:p>
             <w:pPr>
@@ -4880,16 +4581,6 @@
         <w:tc>
           <w:tcPr>
             <w:tcW w:w="1039" w:type="dxa"/>
-            <w:tcBorders>
-              <w:left w:val="single" w:sz="4" w:space="0" w:color="000000"/>
-            </w:tcBorders>
-            <w:shd w:val="clear" w:color="auto" w:fill="999999"/>
-            <w:tcMar>
-              <w:top w:w="55" w:type="dxa"/>
-              <w:left w:w="55" w:type="dxa"/>
-              <w:bottom w:w="55" w:type="dxa"/>
-              <w:right w:w="55" w:type="dxa"/>
-            </w:tcMar>
           </w:tcPr>
           <w:p>
             <w:pPr>
@@ -4922,15 +4613,6 @@
         <w:tc>
           <w:tcPr>
             <w:tcW w:w="654" w:type="dxa"/>
-            <w:tcBorders>
-              <w:left w:val="single" w:sz="4" w:space="0" w:color="000000"/>
-            </w:tcBorders>
-            <w:tcMar>
-              <w:top w:w="55" w:type="dxa"/>
-              <w:left w:w="55" w:type="dxa"/>
-              <w:bottom w:w="55" w:type="dxa"/>
-              <w:right w:w="55" w:type="dxa"/>
-            </w:tcMar>
           </w:tcPr>
           <w:p>
             <w:pPr>
@@ -4946,15 +4628,6 @@
         <w:tc>
           <w:tcPr>
             <w:tcW w:w="650" w:type="dxa"/>
-            <w:tcBorders>
-              <w:left w:val="single" w:sz="4" w:space="0" w:color="000000"/>
-            </w:tcBorders>
-            <w:tcMar>
-              <w:top w:w="55" w:type="dxa"/>
-              <w:left w:w="55" w:type="dxa"/>
-              <w:bottom w:w="55" w:type="dxa"/>
-              <w:right w:w="55" w:type="dxa"/>
-            </w:tcMar>
           </w:tcPr>
           <w:p>
             <w:pPr>
@@ -4977,15 +4650,6 @@
         <w:tc>
           <w:tcPr>
             <w:tcW w:w="650" w:type="dxa"/>
-            <w:tcBorders>
-              <w:left w:val="single" w:sz="4" w:space="0" w:color="000000"/>
-            </w:tcBorders>
-            <w:tcMar>
-              <w:top w:w="55" w:type="dxa"/>
-              <w:left w:w="55" w:type="dxa"/>
-              <w:bottom w:w="55" w:type="dxa"/>
-              <w:right w:w="55" w:type="dxa"/>
-            </w:tcMar>
           </w:tcPr>
           <w:p>
             <w:pPr>
@@ -5001,15 +4665,6 @@
         <w:tc>
           <w:tcPr>
             <w:tcW w:w="650" w:type="dxa"/>
-            <w:tcBorders>
-              <w:left w:val="single" w:sz="4" w:space="0" w:color="000000"/>
-            </w:tcBorders>
-            <w:tcMar>
-              <w:top w:w="55" w:type="dxa"/>
-              <w:left w:w="55" w:type="dxa"/>
-              <w:bottom w:w="55" w:type="dxa"/>
-              <w:right w:w="55" w:type="dxa"/>
-            </w:tcMar>
           </w:tcPr>
           <w:p>
             <w:pPr>
@@ -5025,15 +4680,6 @@
         <w:tc>
           <w:tcPr>
             <w:tcW w:w="650" w:type="dxa"/>
-            <w:tcBorders>
-              <w:left w:val="single" w:sz="4" w:space="0" w:color="000000"/>
-            </w:tcBorders>
-            <w:tcMar>
-              <w:top w:w="55" w:type="dxa"/>
-              <w:left w:w="55" w:type="dxa"/>
-              <w:bottom w:w="55" w:type="dxa"/>
-              <w:right w:w="55" w:type="dxa"/>
-            </w:tcMar>
           </w:tcPr>
           <w:p>
             <w:pPr>
@@ -5049,15 +4695,6 @@
         <w:tc>
           <w:tcPr>
             <w:tcW w:w="649" w:type="dxa"/>
-            <w:tcBorders>
-              <w:left w:val="single" w:sz="4" w:space="0" w:color="000000"/>
-            </w:tcBorders>
-            <w:tcMar>
-              <w:top w:w="55" w:type="dxa"/>
-              <w:left w:w="55" w:type="dxa"/>
-              <w:bottom w:w="55" w:type="dxa"/>
-              <w:right w:w="55" w:type="dxa"/>
-            </w:tcMar>
           </w:tcPr>
           <w:p>
             <w:pPr>
@@ -5073,16 +4710,6 @@
         <w:tc>
           <w:tcPr>
             <w:tcW w:w="650" w:type="dxa"/>
-            <w:tcBorders>
-              <w:left w:val="single" w:sz="4" w:space="0" w:color="000000"/>
-              <w:right w:val="single" w:sz="4" w:space="0" w:color="000000"/>
-            </w:tcBorders>
-            <w:tcMar>
-              <w:top w:w="55" w:type="dxa"/>
-              <w:left w:w="55" w:type="dxa"/>
-              <w:bottom w:w="55" w:type="dxa"/>
-              <w:right w:w="55" w:type="dxa"/>
-            </w:tcMar>
           </w:tcPr>
           <w:p>
             <w:pPr>
@@ -5098,10 +4725,6 @@
         <w:tc>
           <w:tcPr>
             <w:tcW w:w="780" w:type="dxa"/>
-            <w:tcBorders>
-              <w:left w:val="single" w:sz="4" w:space="0" w:color="000000"/>
-              <w:right w:val="single" w:sz="4" w:space="0" w:color="000000"/>
-            </w:tcBorders>
           </w:tcPr>
           <w:p>
             <w:pPr>
@@ -5117,10 +4740,6 @@
         <w:tc>
           <w:tcPr>
             <w:tcW w:w="909" w:type="dxa"/>
-            <w:tcBorders>
-              <w:left w:val="single" w:sz="4" w:space="0" w:color="000000"/>
-              <w:right w:val="single" w:sz="4" w:space="0" w:color="000000"/>
-            </w:tcBorders>
           </w:tcPr>
           <w:p>
             <w:pPr>
@@ -5136,10 +4755,6 @@
         <w:tc>
           <w:tcPr>
             <w:tcW w:w="944" w:type="dxa"/>
-            <w:tcBorders>
-              <w:left w:val="single" w:sz="4" w:space="0" w:color="000000"/>
-              <w:right w:val="single" w:sz="4" w:space="0" w:color="000000"/>
-            </w:tcBorders>
           </w:tcPr>
           <w:p>
             <w:pPr>
@@ -5160,16 +4775,6 @@
         <w:tc>
           <w:tcPr>
             <w:tcW w:w="1039" w:type="dxa"/>
-            <w:tcBorders>
-              <w:left w:val="single" w:sz="4" w:space="0" w:color="000000"/>
-            </w:tcBorders>
-            <w:shd w:val="clear" w:color="auto" w:fill="999999"/>
-            <w:tcMar>
-              <w:top w:w="55" w:type="dxa"/>
-              <w:left w:w="55" w:type="dxa"/>
-              <w:bottom w:w="55" w:type="dxa"/>
-              <w:right w:w="55" w:type="dxa"/>
-            </w:tcMar>
           </w:tcPr>
           <w:p>
             <w:pPr>
@@ -5202,15 +4807,6 @@
         <w:tc>
           <w:tcPr>
             <w:tcW w:w="654" w:type="dxa"/>
-            <w:tcBorders>
-              <w:left w:val="single" w:sz="4" w:space="0" w:color="000000"/>
-            </w:tcBorders>
-            <w:tcMar>
-              <w:top w:w="55" w:type="dxa"/>
-              <w:left w:w="55" w:type="dxa"/>
-              <w:bottom w:w="55" w:type="dxa"/>
-              <w:right w:w="55" w:type="dxa"/>
-            </w:tcMar>
           </w:tcPr>
           <w:p>
             <w:pPr>
@@ -5226,15 +4822,6 @@
         <w:tc>
           <w:tcPr>
             <w:tcW w:w="650" w:type="dxa"/>
-            <w:tcBorders>
-              <w:left w:val="single" w:sz="4" w:space="0" w:color="000000"/>
-            </w:tcBorders>
-            <w:tcMar>
-              <w:top w:w="55" w:type="dxa"/>
-              <w:left w:w="55" w:type="dxa"/>
-              <w:bottom w:w="55" w:type="dxa"/>
-              <w:right w:w="55" w:type="dxa"/>
-            </w:tcMar>
           </w:tcPr>
           <w:p>
             <w:pPr>
@@ -5257,15 +4844,6 @@
         <w:tc>
           <w:tcPr>
             <w:tcW w:w="650" w:type="dxa"/>
-            <w:tcBorders>
-              <w:left w:val="single" w:sz="4" w:space="0" w:color="000000"/>
-            </w:tcBorders>
-            <w:tcMar>
-              <w:top w:w="55" w:type="dxa"/>
-              <w:left w:w="55" w:type="dxa"/>
-              <w:bottom w:w="55" w:type="dxa"/>
-              <w:right w:w="55" w:type="dxa"/>
-            </w:tcMar>
           </w:tcPr>
           <w:p>
             <w:pPr>
@@ -5281,15 +4859,6 @@
         <w:tc>
           <w:tcPr>
             <w:tcW w:w="650" w:type="dxa"/>
-            <w:tcBorders>
-              <w:left w:val="single" w:sz="4" w:space="0" w:color="000000"/>
-            </w:tcBorders>
-            <w:tcMar>
-              <w:top w:w="55" w:type="dxa"/>
-              <w:left w:w="55" w:type="dxa"/>
-              <w:bottom w:w="55" w:type="dxa"/>
-              <w:right w:w="55" w:type="dxa"/>
-            </w:tcMar>
           </w:tcPr>
           <w:p>
             <w:pPr>
@@ -5305,15 +4874,6 @@
         <w:tc>
           <w:tcPr>
             <w:tcW w:w="650" w:type="dxa"/>
-            <w:tcBorders>
-              <w:left w:val="single" w:sz="4" w:space="0" w:color="000000"/>
-            </w:tcBorders>
-            <w:tcMar>
-              <w:top w:w="55" w:type="dxa"/>
-              <w:left w:w="55" w:type="dxa"/>
-              <w:bottom w:w="55" w:type="dxa"/>
-              <w:right w:w="55" w:type="dxa"/>
-            </w:tcMar>
           </w:tcPr>
           <w:p>
             <w:pPr>
@@ -5329,15 +4889,6 @@
         <w:tc>
           <w:tcPr>
             <w:tcW w:w="649" w:type="dxa"/>
-            <w:tcBorders>
-              <w:left w:val="single" w:sz="4" w:space="0" w:color="000000"/>
-            </w:tcBorders>
-            <w:tcMar>
-              <w:top w:w="55" w:type="dxa"/>
-              <w:left w:w="55" w:type="dxa"/>
-              <w:bottom w:w="55" w:type="dxa"/>
-              <w:right w:w="55" w:type="dxa"/>
-            </w:tcMar>
           </w:tcPr>
           <w:p>
             <w:pPr>
@@ -5353,16 +4904,6 @@
         <w:tc>
           <w:tcPr>
             <w:tcW w:w="650" w:type="dxa"/>
-            <w:tcBorders>
-              <w:left w:val="single" w:sz="4" w:space="0" w:color="000000"/>
-              <w:right w:val="single" w:sz="4" w:space="0" w:color="000000"/>
-            </w:tcBorders>
-            <w:tcMar>
-              <w:top w:w="55" w:type="dxa"/>
-              <w:left w:w="55" w:type="dxa"/>
-              <w:bottom w:w="55" w:type="dxa"/>
-              <w:right w:w="55" w:type="dxa"/>
-            </w:tcMar>
           </w:tcPr>
           <w:p>
             <w:pPr>
@@ -5378,10 +4919,6 @@
         <w:tc>
           <w:tcPr>
             <w:tcW w:w="780" w:type="dxa"/>
-            <w:tcBorders>
-              <w:left w:val="single" w:sz="4" w:space="0" w:color="000000"/>
-              <w:right w:val="single" w:sz="4" w:space="0" w:color="000000"/>
-            </w:tcBorders>
           </w:tcPr>
           <w:p>
             <w:pPr>
@@ -5397,10 +4934,6 @@
         <w:tc>
           <w:tcPr>
             <w:tcW w:w="909" w:type="dxa"/>
-            <w:tcBorders>
-              <w:left w:val="single" w:sz="4" w:space="0" w:color="000000"/>
-              <w:right w:val="single" w:sz="4" w:space="0" w:color="000000"/>
-            </w:tcBorders>
           </w:tcPr>
           <w:p>
             <w:pPr>
@@ -5416,10 +4949,6 @@
         <w:tc>
           <w:tcPr>
             <w:tcW w:w="944" w:type="dxa"/>
-            <w:tcBorders>
-              <w:left w:val="single" w:sz="4" w:space="0" w:color="000000"/>
-              <w:right w:val="single" w:sz="4" w:space="0" w:color="000000"/>
-            </w:tcBorders>
           </w:tcPr>
           <w:p>
             <w:pPr>
@@ -5440,16 +4969,6 @@
         <w:tc>
           <w:tcPr>
             <w:tcW w:w="1039" w:type="dxa"/>
-            <w:tcBorders>
-              <w:left w:val="single" w:sz="4" w:space="0" w:color="000000"/>
-            </w:tcBorders>
-            <w:shd w:val="clear" w:color="auto" w:fill="999999"/>
-            <w:tcMar>
-              <w:top w:w="55" w:type="dxa"/>
-              <w:left w:w="55" w:type="dxa"/>
-              <w:bottom w:w="55" w:type="dxa"/>
-              <w:right w:w="55" w:type="dxa"/>
-            </w:tcMar>
           </w:tcPr>
           <w:p>
             <w:pPr>
@@ -5482,15 +5001,6 @@
         <w:tc>
           <w:tcPr>
             <w:tcW w:w="654" w:type="dxa"/>
-            <w:tcBorders>
-              <w:left w:val="single" w:sz="4" w:space="0" w:color="000000"/>
-            </w:tcBorders>
-            <w:tcMar>
-              <w:top w:w="55" w:type="dxa"/>
-              <w:left w:w="55" w:type="dxa"/>
-              <w:bottom w:w="55" w:type="dxa"/>
-              <w:right w:w="55" w:type="dxa"/>
-            </w:tcMar>
           </w:tcPr>
           <w:p>
             <w:pPr>
@@ -5506,15 +5016,6 @@
         <w:tc>
           <w:tcPr>
             <w:tcW w:w="650" w:type="dxa"/>
-            <w:tcBorders>
-              <w:left w:val="single" w:sz="4" w:space="0" w:color="000000"/>
-            </w:tcBorders>
-            <w:tcMar>
-              <w:top w:w="55" w:type="dxa"/>
-              <w:left w:w="55" w:type="dxa"/>
-              <w:bottom w:w="55" w:type="dxa"/>
-              <w:right w:w="55" w:type="dxa"/>
-            </w:tcMar>
           </w:tcPr>
           <w:p>
             <w:pPr>
@@ -5537,15 +5038,6 @@
         <w:tc>
           <w:tcPr>
             <w:tcW w:w="650" w:type="dxa"/>
-            <w:tcBorders>
-              <w:left w:val="single" w:sz="4" w:space="0" w:color="000000"/>
-            </w:tcBorders>
-            <w:tcMar>
-              <w:top w:w="55" w:type="dxa"/>
-              <w:left w:w="55" w:type="dxa"/>
-              <w:bottom w:w="55" w:type="dxa"/>
-              <w:right w:w="55" w:type="dxa"/>
-            </w:tcMar>
           </w:tcPr>
           <w:p>
             <w:pPr>
@@ -5561,15 +5053,6 @@
         <w:tc>
           <w:tcPr>
             <w:tcW w:w="650" w:type="dxa"/>
-            <w:tcBorders>
-              <w:left w:val="single" w:sz="4" w:space="0" w:color="000000"/>
-            </w:tcBorders>
-            <w:tcMar>
-              <w:top w:w="55" w:type="dxa"/>
-              <w:left w:w="55" w:type="dxa"/>
-              <w:bottom w:w="55" w:type="dxa"/>
-              <w:right w:w="55" w:type="dxa"/>
-            </w:tcMar>
           </w:tcPr>
           <w:p>
             <w:pPr>
@@ -5585,15 +5068,6 @@
         <w:tc>
           <w:tcPr>
             <w:tcW w:w="650" w:type="dxa"/>
-            <w:tcBorders>
-              <w:left w:val="single" w:sz="4" w:space="0" w:color="000000"/>
-            </w:tcBorders>
-            <w:tcMar>
-              <w:top w:w="55" w:type="dxa"/>
-              <w:left w:w="55" w:type="dxa"/>
-              <w:bottom w:w="55" w:type="dxa"/>
-              <w:right w:w="55" w:type="dxa"/>
-            </w:tcMar>
           </w:tcPr>
           <w:p>
             <w:pPr>
@@ -5609,15 +5083,6 @@
         <w:tc>
           <w:tcPr>
             <w:tcW w:w="649" w:type="dxa"/>
-            <w:tcBorders>
-              <w:left w:val="single" w:sz="4" w:space="0" w:color="000000"/>
-            </w:tcBorders>
-            <w:tcMar>
-              <w:top w:w="55" w:type="dxa"/>
-              <w:left w:w="55" w:type="dxa"/>
-              <w:bottom w:w="55" w:type="dxa"/>
-              <w:right w:w="55" w:type="dxa"/>
-            </w:tcMar>
           </w:tcPr>
           <w:p>
             <w:pPr>
@@ -5633,16 +5098,6 @@
         <w:tc>
           <w:tcPr>
             <w:tcW w:w="650" w:type="dxa"/>
-            <w:tcBorders>
-              <w:left w:val="single" w:sz="4" w:space="0" w:color="000000"/>
-              <w:right w:val="single" w:sz="4" w:space="0" w:color="000000"/>
-            </w:tcBorders>
-            <w:tcMar>
-              <w:top w:w="55" w:type="dxa"/>
-              <w:left w:w="55" w:type="dxa"/>
-              <w:bottom w:w="55" w:type="dxa"/>
-              <w:right w:w="55" w:type="dxa"/>
-            </w:tcMar>
           </w:tcPr>
           <w:p>
             <w:pPr>
@@ -5658,10 +5113,6 @@
         <w:tc>
           <w:tcPr>
             <w:tcW w:w="780" w:type="dxa"/>
-            <w:tcBorders>
-              <w:left w:val="single" w:sz="4" w:space="0" w:color="000000"/>
-              <w:right w:val="single" w:sz="4" w:space="0" w:color="000000"/>
-            </w:tcBorders>
           </w:tcPr>
           <w:p>
             <w:pPr>
@@ -5677,10 +5128,6 @@
         <w:tc>
           <w:tcPr>
             <w:tcW w:w="909" w:type="dxa"/>
-            <w:tcBorders>
-              <w:left w:val="single" w:sz="4" w:space="0" w:color="000000"/>
-              <w:right w:val="single" w:sz="4" w:space="0" w:color="000000"/>
-            </w:tcBorders>
           </w:tcPr>
           <w:p>
             <w:pPr>
@@ -5696,10 +5143,6 @@
         <w:tc>
           <w:tcPr>
             <w:tcW w:w="944" w:type="dxa"/>
-            <w:tcBorders>
-              <w:left w:val="single" w:sz="4" w:space="0" w:color="000000"/>
-              <w:right w:val="single" w:sz="4" w:space="0" w:color="000000"/>
-            </w:tcBorders>
           </w:tcPr>
           <w:p>
             <w:pPr>
@@ -5720,16 +5163,6 @@
         <w:tc>
           <w:tcPr>
             <w:tcW w:w="1039" w:type="dxa"/>
-            <w:tcBorders>
-              <w:left w:val="single" w:sz="4" w:space="0" w:color="000000"/>
-            </w:tcBorders>
-            <w:shd w:val="clear" w:color="auto" w:fill="999999"/>
-            <w:tcMar>
-              <w:top w:w="55" w:type="dxa"/>
-              <w:left w:w="55" w:type="dxa"/>
-              <w:bottom w:w="55" w:type="dxa"/>
-              <w:right w:w="55" w:type="dxa"/>
-            </w:tcMar>
           </w:tcPr>
           <w:p>
             <w:pPr>
@@ -5762,15 +5195,6 @@
         <w:tc>
           <w:tcPr>
             <w:tcW w:w="654" w:type="dxa"/>
-            <w:tcBorders>
-              <w:left w:val="single" w:sz="4" w:space="0" w:color="000000"/>
-            </w:tcBorders>
-            <w:tcMar>
-              <w:top w:w="55" w:type="dxa"/>
-              <w:left w:w="55" w:type="dxa"/>
-              <w:bottom w:w="55" w:type="dxa"/>
-              <w:right w:w="55" w:type="dxa"/>
-            </w:tcMar>
           </w:tcPr>
           <w:p>
             <w:pPr>
@@ -5786,15 +5210,6 @@
         <w:tc>
           <w:tcPr>
             <w:tcW w:w="650" w:type="dxa"/>
-            <w:tcBorders>
-              <w:left w:val="single" w:sz="4" w:space="0" w:color="000000"/>
-            </w:tcBorders>
-            <w:tcMar>
-              <w:top w:w="55" w:type="dxa"/>
-              <w:left w:w="55" w:type="dxa"/>
-              <w:bottom w:w="55" w:type="dxa"/>
-              <w:right w:w="55" w:type="dxa"/>
-            </w:tcMar>
           </w:tcPr>
           <w:p>
             <w:pPr>
@@ -5810,15 +5225,6 @@
         <w:tc>
           <w:tcPr>
             <w:tcW w:w="650" w:type="dxa"/>
-            <w:tcBorders>
-              <w:left w:val="single" w:sz="4" w:space="0" w:color="000000"/>
-            </w:tcBorders>
-            <w:tcMar>
-              <w:top w:w="55" w:type="dxa"/>
-              <w:left w:w="55" w:type="dxa"/>
-              <w:bottom w:w="55" w:type="dxa"/>
-              <w:right w:w="55" w:type="dxa"/>
-            </w:tcMar>
           </w:tcPr>
           <w:p>
             <w:pPr>
@@ -5834,15 +5240,6 @@
         <w:tc>
           <w:tcPr>
             <w:tcW w:w="650" w:type="dxa"/>
-            <w:tcBorders>
-              <w:left w:val="single" w:sz="4" w:space="0" w:color="000000"/>
-            </w:tcBorders>
-            <w:tcMar>
-              <w:top w:w="55" w:type="dxa"/>
-              <w:left w:w="55" w:type="dxa"/>
-              <w:bottom w:w="55" w:type="dxa"/>
-              <w:right w:w="55" w:type="dxa"/>
-            </w:tcMar>
           </w:tcPr>
           <w:p>
             <w:pPr>
@@ -5865,15 +5262,6 @@
         <w:tc>
           <w:tcPr>
             <w:tcW w:w="650" w:type="dxa"/>
-            <w:tcBorders>
-              <w:left w:val="single" w:sz="4" w:space="0" w:color="000000"/>
-            </w:tcBorders>
-            <w:tcMar>
-              <w:top w:w="55" w:type="dxa"/>
-              <w:left w:w="55" w:type="dxa"/>
-              <w:bottom w:w="55" w:type="dxa"/>
-              <w:right w:w="55" w:type="dxa"/>
-            </w:tcMar>
           </w:tcPr>
           <w:p>
             <w:pPr>
@@ -5889,15 +5277,6 @@
         <w:tc>
           <w:tcPr>
             <w:tcW w:w="649" w:type="dxa"/>
-            <w:tcBorders>
-              <w:left w:val="single" w:sz="4" w:space="0" w:color="000000"/>
-            </w:tcBorders>
-            <w:tcMar>
-              <w:top w:w="55" w:type="dxa"/>
-              <w:left w:w="55" w:type="dxa"/>
-              <w:bottom w:w="55" w:type="dxa"/>
-              <w:right w:w="55" w:type="dxa"/>
-            </w:tcMar>
           </w:tcPr>
           <w:p>
             <w:pPr>
@@ -5913,16 +5292,6 @@
         <w:tc>
           <w:tcPr>
             <w:tcW w:w="650" w:type="dxa"/>
-            <w:tcBorders>
-              <w:left w:val="single" w:sz="4" w:space="0" w:color="000000"/>
-              <w:right w:val="single" w:sz="4" w:space="0" w:color="000000"/>
-            </w:tcBorders>
-            <w:tcMar>
-              <w:top w:w="55" w:type="dxa"/>
-              <w:left w:w="55" w:type="dxa"/>
-              <w:bottom w:w="55" w:type="dxa"/>
-              <w:right w:w="55" w:type="dxa"/>
-            </w:tcMar>
           </w:tcPr>
           <w:p>
             <w:pPr>
@@ -5938,10 +5307,6 @@
         <w:tc>
           <w:tcPr>
             <w:tcW w:w="780" w:type="dxa"/>
-            <w:tcBorders>
-              <w:left w:val="single" w:sz="4" w:space="0" w:color="000000"/>
-              <w:right w:val="single" w:sz="4" w:space="0" w:color="000000"/>
-            </w:tcBorders>
           </w:tcPr>
           <w:p>
             <w:pPr>
@@ -5957,10 +5322,6 @@
         <w:tc>
           <w:tcPr>
             <w:tcW w:w="909" w:type="dxa"/>
-            <w:tcBorders>
-              <w:left w:val="single" w:sz="4" w:space="0" w:color="000000"/>
-              <w:right w:val="single" w:sz="4" w:space="0" w:color="000000"/>
-            </w:tcBorders>
           </w:tcPr>
           <w:p>
             <w:pPr>
@@ -5976,10 +5337,6 @@
         <w:tc>
           <w:tcPr>
             <w:tcW w:w="944" w:type="dxa"/>
-            <w:tcBorders>
-              <w:left w:val="single" w:sz="4" w:space="0" w:color="000000"/>
-              <w:right w:val="single" w:sz="4" w:space="0" w:color="000000"/>
-            </w:tcBorders>
           </w:tcPr>
           <w:p>
             <w:pPr>
@@ -6000,16 +5357,6 @@
         <w:tc>
           <w:tcPr>
             <w:tcW w:w="1039" w:type="dxa"/>
-            <w:tcBorders>
-              <w:left w:val="single" w:sz="4" w:space="0" w:color="000000"/>
-            </w:tcBorders>
-            <w:shd w:val="clear" w:color="auto" w:fill="999999"/>
-            <w:tcMar>
-              <w:top w:w="55" w:type="dxa"/>
-              <w:left w:w="55" w:type="dxa"/>
-              <w:bottom w:w="55" w:type="dxa"/>
-              <w:right w:w="55" w:type="dxa"/>
-            </w:tcMar>
           </w:tcPr>
           <w:p>
             <w:pPr>
@@ -6042,15 +5389,6 @@
         <w:tc>
           <w:tcPr>
             <w:tcW w:w="654" w:type="dxa"/>
-            <w:tcBorders>
-              <w:left w:val="single" w:sz="4" w:space="0" w:color="000000"/>
-            </w:tcBorders>
-            <w:tcMar>
-              <w:top w:w="55" w:type="dxa"/>
-              <w:left w:w="55" w:type="dxa"/>
-              <w:bottom w:w="55" w:type="dxa"/>
-              <w:right w:w="55" w:type="dxa"/>
-            </w:tcMar>
           </w:tcPr>
           <w:p>
             <w:pPr>
@@ -6066,15 +5404,6 @@
         <w:tc>
           <w:tcPr>
             <w:tcW w:w="650" w:type="dxa"/>
-            <w:tcBorders>
-              <w:left w:val="single" w:sz="4" w:space="0" w:color="000000"/>
-            </w:tcBorders>
-            <w:tcMar>
-              <w:top w:w="55" w:type="dxa"/>
-              <w:left w:w="55" w:type="dxa"/>
-              <w:bottom w:w="55" w:type="dxa"/>
-              <w:right w:w="55" w:type="dxa"/>
-            </w:tcMar>
           </w:tcPr>
           <w:p>
             <w:pPr>
@@ -6090,15 +5419,6 @@
         <w:tc>
           <w:tcPr>
             <w:tcW w:w="650" w:type="dxa"/>
-            <w:tcBorders>
-              <w:left w:val="single" w:sz="4" w:space="0" w:color="000000"/>
-            </w:tcBorders>
-            <w:tcMar>
-              <w:top w:w="55" w:type="dxa"/>
-              <w:left w:w="55" w:type="dxa"/>
-              <w:bottom w:w="55" w:type="dxa"/>
-              <w:right w:w="55" w:type="dxa"/>
-            </w:tcMar>
           </w:tcPr>
           <w:p>
             <w:pPr>
@@ -6114,15 +5434,6 @@
         <w:tc>
           <w:tcPr>
             <w:tcW w:w="650" w:type="dxa"/>
-            <w:tcBorders>
-              <w:left w:val="single" w:sz="4" w:space="0" w:color="000000"/>
-            </w:tcBorders>
-            <w:tcMar>
-              <w:top w:w="55" w:type="dxa"/>
-              <w:left w:w="55" w:type="dxa"/>
-              <w:bottom w:w="55" w:type="dxa"/>
-              <w:right w:w="55" w:type="dxa"/>
-            </w:tcMar>
           </w:tcPr>
           <w:p>
             <w:pPr>
@@ -6145,15 +5456,6 @@
         <w:tc>
           <w:tcPr>
             <w:tcW w:w="650" w:type="dxa"/>
-            <w:tcBorders>
-              <w:left w:val="single" w:sz="4" w:space="0" w:color="000000"/>
-            </w:tcBorders>
-            <w:tcMar>
-              <w:top w:w="55" w:type="dxa"/>
-              <w:left w:w="55" w:type="dxa"/>
-              <w:bottom w:w="55" w:type="dxa"/>
-              <w:right w:w="55" w:type="dxa"/>
-            </w:tcMar>
           </w:tcPr>
           <w:p>
             <w:pPr>
@@ -6169,15 +5471,6 @@
         <w:tc>
           <w:tcPr>
             <w:tcW w:w="649" w:type="dxa"/>
-            <w:tcBorders>
-              <w:left w:val="single" w:sz="4" w:space="0" w:color="000000"/>
-            </w:tcBorders>
-            <w:tcMar>
-              <w:top w:w="55" w:type="dxa"/>
-              <w:left w:w="55" w:type="dxa"/>
-              <w:bottom w:w="55" w:type="dxa"/>
-              <w:right w:w="55" w:type="dxa"/>
-            </w:tcMar>
           </w:tcPr>
           <w:p>
             <w:pPr>
@@ -6193,16 +5486,6 @@
         <w:tc>
           <w:tcPr>
             <w:tcW w:w="650" w:type="dxa"/>
-            <w:tcBorders>
-              <w:left w:val="single" w:sz="4" w:space="0" w:color="000000"/>
-              <w:right w:val="single" w:sz="4" w:space="0" w:color="000000"/>
-            </w:tcBorders>
-            <w:tcMar>
-              <w:top w:w="55" w:type="dxa"/>
-              <w:left w:w="55" w:type="dxa"/>
-              <w:bottom w:w="55" w:type="dxa"/>
-              <w:right w:w="55" w:type="dxa"/>
-            </w:tcMar>
           </w:tcPr>
           <w:p>
             <w:pPr>
@@ -6218,10 +5501,6 @@
         <w:tc>
           <w:tcPr>
             <w:tcW w:w="780" w:type="dxa"/>
-            <w:tcBorders>
-              <w:left w:val="single" w:sz="4" w:space="0" w:color="000000"/>
-              <w:right w:val="single" w:sz="4" w:space="0" w:color="000000"/>
-            </w:tcBorders>
           </w:tcPr>
           <w:p>
             <w:pPr>
@@ -6237,10 +5516,6 @@
         <w:tc>
           <w:tcPr>
             <w:tcW w:w="909" w:type="dxa"/>
-            <w:tcBorders>
-              <w:left w:val="single" w:sz="4" w:space="0" w:color="000000"/>
-              <w:right w:val="single" w:sz="4" w:space="0" w:color="000000"/>
-            </w:tcBorders>
           </w:tcPr>
           <w:p>
             <w:pPr>
@@ -6256,10 +5531,6 @@
         <w:tc>
           <w:tcPr>
             <w:tcW w:w="944" w:type="dxa"/>
-            <w:tcBorders>
-              <w:left w:val="single" w:sz="4" w:space="0" w:color="000000"/>
-              <w:right w:val="single" w:sz="4" w:space="0" w:color="000000"/>
-            </w:tcBorders>
           </w:tcPr>
           <w:p>
             <w:pPr>
@@ -6280,16 +5551,6 @@
         <w:tc>
           <w:tcPr>
             <w:tcW w:w="1039" w:type="dxa"/>
-            <w:tcBorders>
-              <w:left w:val="single" w:sz="4" w:space="0" w:color="000000"/>
-            </w:tcBorders>
-            <w:shd w:val="clear" w:color="auto" w:fill="999999"/>
-            <w:tcMar>
-              <w:top w:w="55" w:type="dxa"/>
-              <w:left w:w="55" w:type="dxa"/>
-              <w:bottom w:w="55" w:type="dxa"/>
-              <w:right w:w="55" w:type="dxa"/>
-            </w:tcMar>
           </w:tcPr>
           <w:p>
             <w:pPr>
@@ -6322,15 +5583,6 @@
         <w:tc>
           <w:tcPr>
             <w:tcW w:w="654" w:type="dxa"/>
-            <w:tcBorders>
-              <w:left w:val="single" w:sz="4" w:space="0" w:color="000000"/>
-            </w:tcBorders>
-            <w:tcMar>
-              <w:top w:w="55" w:type="dxa"/>
-              <w:left w:w="55" w:type="dxa"/>
-              <w:bottom w:w="55" w:type="dxa"/>
-              <w:right w:w="55" w:type="dxa"/>
-            </w:tcMar>
           </w:tcPr>
           <w:p>
             <w:pPr>
@@ -6346,15 +5598,6 @@
         <w:tc>
           <w:tcPr>
             <w:tcW w:w="650" w:type="dxa"/>
-            <w:tcBorders>
-              <w:left w:val="single" w:sz="4" w:space="0" w:color="000000"/>
-            </w:tcBorders>
-            <w:tcMar>
-              <w:top w:w="55" w:type="dxa"/>
-              <w:left w:w="55" w:type="dxa"/>
-              <w:bottom w:w="55" w:type="dxa"/>
-              <w:right w:w="55" w:type="dxa"/>
-            </w:tcMar>
           </w:tcPr>
           <w:p>
             <w:pPr>
@@ -6370,15 +5613,6 @@
         <w:tc>
           <w:tcPr>
             <w:tcW w:w="650" w:type="dxa"/>
-            <w:tcBorders>
-              <w:left w:val="single" w:sz="4" w:space="0" w:color="000000"/>
-            </w:tcBorders>
-            <w:tcMar>
-              <w:top w:w="55" w:type="dxa"/>
-              <w:left w:w="55" w:type="dxa"/>
-              <w:bottom w:w="55" w:type="dxa"/>
-              <w:right w:w="55" w:type="dxa"/>
-            </w:tcMar>
           </w:tcPr>
           <w:p>
             <w:pPr>
@@ -6394,15 +5628,6 @@
         <w:tc>
           <w:tcPr>
             <w:tcW w:w="650" w:type="dxa"/>
-            <w:tcBorders>
-              <w:left w:val="single" w:sz="4" w:space="0" w:color="000000"/>
-            </w:tcBorders>
-            <w:tcMar>
-              <w:top w:w="55" w:type="dxa"/>
-              <w:left w:w="55" w:type="dxa"/>
-              <w:bottom w:w="55" w:type="dxa"/>
-              <w:right w:w="55" w:type="dxa"/>
-            </w:tcMar>
           </w:tcPr>
           <w:p>
             <w:pPr>
@@ -6418,15 +5643,6 @@
         <w:tc>
           <w:tcPr>
             <w:tcW w:w="650" w:type="dxa"/>
-            <w:tcBorders>
-              <w:left w:val="single" w:sz="4" w:space="0" w:color="000000"/>
-            </w:tcBorders>
-            <w:tcMar>
-              <w:top w:w="55" w:type="dxa"/>
-              <w:left w:w="55" w:type="dxa"/>
-              <w:bottom w:w="55" w:type="dxa"/>
-              <w:right w:w="55" w:type="dxa"/>
-            </w:tcMar>
           </w:tcPr>
           <w:p>
             <w:pPr>
@@ -6449,15 +5665,6 @@
         <w:tc>
           <w:tcPr>
             <w:tcW w:w="649" w:type="dxa"/>
-            <w:tcBorders>
-              <w:left w:val="single" w:sz="4" w:space="0" w:color="000000"/>
-            </w:tcBorders>
-            <w:tcMar>
-              <w:top w:w="55" w:type="dxa"/>
-              <w:left w:w="55" w:type="dxa"/>
-              <w:bottom w:w="55" w:type="dxa"/>
-              <w:right w:w="55" w:type="dxa"/>
-            </w:tcMar>
           </w:tcPr>
           <w:p>
             <w:pPr>
@@ -6473,16 +5680,6 @@
         <w:tc>
           <w:tcPr>
             <w:tcW w:w="650" w:type="dxa"/>
-            <w:tcBorders>
-              <w:left w:val="single" w:sz="4" w:space="0" w:color="000000"/>
-              <w:right w:val="single" w:sz="4" w:space="0" w:color="000000"/>
-            </w:tcBorders>
-            <w:tcMar>
-              <w:top w:w="55" w:type="dxa"/>
-              <w:left w:w="55" w:type="dxa"/>
-              <w:bottom w:w="55" w:type="dxa"/>
-              <w:right w:w="55" w:type="dxa"/>
-            </w:tcMar>
           </w:tcPr>
           <w:p>
             <w:pPr>
@@ -6498,10 +5695,6 @@
         <w:tc>
           <w:tcPr>
             <w:tcW w:w="780" w:type="dxa"/>
-            <w:tcBorders>
-              <w:left w:val="single" w:sz="4" w:space="0" w:color="000000"/>
-              <w:right w:val="single" w:sz="4" w:space="0" w:color="000000"/>
-            </w:tcBorders>
           </w:tcPr>
           <w:p>
             <w:pPr>
@@ -6517,10 +5710,6 @@
         <w:tc>
           <w:tcPr>
             <w:tcW w:w="909" w:type="dxa"/>
-            <w:tcBorders>
-              <w:left w:val="single" w:sz="4" w:space="0" w:color="000000"/>
-              <w:right w:val="single" w:sz="4" w:space="0" w:color="000000"/>
-            </w:tcBorders>
           </w:tcPr>
           <w:p>
             <w:pPr>
@@ -6536,10 +5725,6 @@
         <w:tc>
           <w:tcPr>
             <w:tcW w:w="944" w:type="dxa"/>
-            <w:tcBorders>
-              <w:left w:val="single" w:sz="4" w:space="0" w:color="000000"/>
-              <w:right w:val="single" w:sz="4" w:space="0" w:color="000000"/>
-            </w:tcBorders>
           </w:tcPr>
           <w:p>
             <w:pPr>
@@ -6560,16 +5745,6 @@
         <w:tc>
           <w:tcPr>
             <w:tcW w:w="1039" w:type="dxa"/>
-            <w:tcBorders>
-              <w:left w:val="single" w:sz="4" w:space="0" w:color="000000"/>
-            </w:tcBorders>
-            <w:shd w:val="clear" w:color="auto" w:fill="999999"/>
-            <w:tcMar>
-              <w:top w:w="55" w:type="dxa"/>
-              <w:left w:w="55" w:type="dxa"/>
-              <w:bottom w:w="55" w:type="dxa"/>
-              <w:right w:w="55" w:type="dxa"/>
-            </w:tcMar>
           </w:tcPr>
           <w:p>
             <w:pPr>
@@ -6602,15 +5777,6 @@
         <w:tc>
           <w:tcPr>
             <w:tcW w:w="654" w:type="dxa"/>
-            <w:tcBorders>
-              <w:left w:val="single" w:sz="4" w:space="0" w:color="000000"/>
-            </w:tcBorders>
-            <w:tcMar>
-              <w:top w:w="55" w:type="dxa"/>
-              <w:left w:w="55" w:type="dxa"/>
-              <w:bottom w:w="55" w:type="dxa"/>
-              <w:right w:w="55" w:type="dxa"/>
-            </w:tcMar>
           </w:tcPr>
           <w:p>
             <w:pPr>
@@ -6626,15 +5792,6 @@
         <w:tc>
           <w:tcPr>
             <w:tcW w:w="650" w:type="dxa"/>
-            <w:tcBorders>
-              <w:left w:val="single" w:sz="4" w:space="0" w:color="000000"/>
-            </w:tcBorders>
-            <w:tcMar>
-              <w:top w:w="55" w:type="dxa"/>
-              <w:left w:w="55" w:type="dxa"/>
-              <w:bottom w:w="55" w:type="dxa"/>
-              <w:right w:w="55" w:type="dxa"/>
-            </w:tcMar>
           </w:tcPr>
           <w:p>
             <w:pPr>
@@ -6650,15 +5807,6 @@
         <w:tc>
           <w:tcPr>
             <w:tcW w:w="650" w:type="dxa"/>
-            <w:tcBorders>
-              <w:left w:val="single" w:sz="4" w:space="0" w:color="000000"/>
-            </w:tcBorders>
-            <w:tcMar>
-              <w:top w:w="55" w:type="dxa"/>
-              <w:left w:w="55" w:type="dxa"/>
-              <w:bottom w:w="55" w:type="dxa"/>
-              <w:right w:w="55" w:type="dxa"/>
-            </w:tcMar>
           </w:tcPr>
           <w:p>
             <w:pPr>
@@ -6674,15 +5822,6 @@
         <w:tc>
           <w:tcPr>
             <w:tcW w:w="650" w:type="dxa"/>
-            <w:tcBorders>
-              <w:left w:val="single" w:sz="4" w:space="0" w:color="000000"/>
-            </w:tcBorders>
-            <w:tcMar>
-              <w:top w:w="55" w:type="dxa"/>
-              <w:left w:w="55" w:type="dxa"/>
-              <w:bottom w:w="55" w:type="dxa"/>
-              <w:right w:w="55" w:type="dxa"/>
-            </w:tcMar>
           </w:tcPr>
           <w:p>
             <w:pPr>
@@ -6698,15 +5837,6 @@
         <w:tc>
           <w:tcPr>
             <w:tcW w:w="650" w:type="dxa"/>
-            <w:tcBorders>
-              <w:left w:val="single" w:sz="4" w:space="0" w:color="000000"/>
-            </w:tcBorders>
-            <w:tcMar>
-              <w:top w:w="55" w:type="dxa"/>
-              <w:left w:w="55" w:type="dxa"/>
-              <w:bottom w:w="55" w:type="dxa"/>
-              <w:right w:w="55" w:type="dxa"/>
-            </w:tcMar>
           </w:tcPr>
           <w:p>
             <w:pPr>
@@ -6729,15 +5859,6 @@
         <w:tc>
           <w:tcPr>
             <w:tcW w:w="649" w:type="dxa"/>
-            <w:tcBorders>
-              <w:left w:val="single" w:sz="4" w:space="0" w:color="000000"/>
-            </w:tcBorders>
-            <w:tcMar>
-              <w:top w:w="55" w:type="dxa"/>
-              <w:left w:w="55" w:type="dxa"/>
-              <w:bottom w:w="55" w:type="dxa"/>
-              <w:right w:w="55" w:type="dxa"/>
-            </w:tcMar>
           </w:tcPr>
           <w:p>
             <w:pPr>
@@ -6753,16 +5874,6 @@
         <w:tc>
           <w:tcPr>
             <w:tcW w:w="650" w:type="dxa"/>
-            <w:tcBorders>
-              <w:left w:val="single" w:sz="4" w:space="0" w:color="000000"/>
-              <w:right w:val="single" w:sz="4" w:space="0" w:color="000000"/>
-            </w:tcBorders>
-            <w:tcMar>
-              <w:top w:w="55" w:type="dxa"/>
-              <w:left w:w="55" w:type="dxa"/>
-              <w:bottom w:w="55" w:type="dxa"/>
-              <w:right w:w="55" w:type="dxa"/>
-            </w:tcMar>
           </w:tcPr>
           <w:p>
             <w:pPr>
@@ -6778,10 +5889,6 @@
         <w:tc>
           <w:tcPr>
             <w:tcW w:w="780" w:type="dxa"/>
-            <w:tcBorders>
-              <w:left w:val="single" w:sz="4" w:space="0" w:color="000000"/>
-              <w:right w:val="single" w:sz="4" w:space="0" w:color="000000"/>
-            </w:tcBorders>
           </w:tcPr>
           <w:p>
             <w:pPr>
@@ -6797,10 +5904,6 @@
         <w:tc>
           <w:tcPr>
             <w:tcW w:w="909" w:type="dxa"/>
-            <w:tcBorders>
-              <w:left w:val="single" w:sz="4" w:space="0" w:color="000000"/>
-              <w:right w:val="single" w:sz="4" w:space="0" w:color="000000"/>
-            </w:tcBorders>
           </w:tcPr>
           <w:p>
             <w:pPr>
@@ -6816,10 +5919,6 @@
         <w:tc>
           <w:tcPr>
             <w:tcW w:w="944" w:type="dxa"/>
-            <w:tcBorders>
-              <w:left w:val="single" w:sz="4" w:space="0" w:color="000000"/>
-              <w:right w:val="single" w:sz="4" w:space="0" w:color="000000"/>
-            </w:tcBorders>
           </w:tcPr>
           <w:p>
             <w:pPr>
@@ -6840,16 +5939,6 @@
         <w:tc>
           <w:tcPr>
             <w:tcW w:w="1039" w:type="dxa"/>
-            <w:tcBorders>
-              <w:left w:val="single" w:sz="4" w:space="0" w:color="000000"/>
-            </w:tcBorders>
-            <w:shd w:val="clear" w:color="auto" w:fill="999999"/>
-            <w:tcMar>
-              <w:top w:w="55" w:type="dxa"/>
-              <w:left w:w="55" w:type="dxa"/>
-              <w:bottom w:w="55" w:type="dxa"/>
-              <w:right w:w="55" w:type="dxa"/>
-            </w:tcMar>
           </w:tcPr>
           <w:p>
             <w:pPr>
@@ -6882,15 +5971,6 @@
         <w:tc>
           <w:tcPr>
             <w:tcW w:w="654" w:type="dxa"/>
-            <w:tcBorders>
-              <w:left w:val="single" w:sz="4" w:space="0" w:color="000000"/>
-            </w:tcBorders>
-            <w:tcMar>
-              <w:top w:w="55" w:type="dxa"/>
-              <w:left w:w="55" w:type="dxa"/>
-              <w:bottom w:w="55" w:type="dxa"/>
-              <w:right w:w="55" w:type="dxa"/>
-            </w:tcMar>
           </w:tcPr>
           <w:p>
             <w:pPr>
@@ -6906,15 +5986,6 @@
         <w:tc>
           <w:tcPr>
             <w:tcW w:w="650" w:type="dxa"/>
-            <w:tcBorders>
-              <w:left w:val="single" w:sz="4" w:space="0" w:color="000000"/>
-            </w:tcBorders>
-            <w:tcMar>
-              <w:top w:w="55" w:type="dxa"/>
-              <w:left w:w="55" w:type="dxa"/>
-              <w:bottom w:w="55" w:type="dxa"/>
-              <w:right w:w="55" w:type="dxa"/>
-            </w:tcMar>
           </w:tcPr>
           <w:p>
             <w:pPr>
@@ -6930,15 +6001,6 @@
         <w:tc>
           <w:tcPr>
             <w:tcW w:w="650" w:type="dxa"/>
-            <w:tcBorders>
-              <w:left w:val="single" w:sz="4" w:space="0" w:color="000000"/>
-            </w:tcBorders>
-            <w:tcMar>
-              <w:top w:w="55" w:type="dxa"/>
-              <w:left w:w="55" w:type="dxa"/>
-              <w:bottom w:w="55" w:type="dxa"/>
-              <w:right w:w="55" w:type="dxa"/>
-            </w:tcMar>
           </w:tcPr>
           <w:p>
             <w:pPr>
@@ -6954,15 +6016,6 @@
         <w:tc>
           <w:tcPr>
             <w:tcW w:w="650" w:type="dxa"/>
-            <w:tcBorders>
-              <w:left w:val="single" w:sz="4" w:space="0" w:color="000000"/>
-            </w:tcBorders>
-            <w:tcMar>
-              <w:top w:w="55" w:type="dxa"/>
-              <w:left w:w="55" w:type="dxa"/>
-              <w:bottom w:w="55" w:type="dxa"/>
-              <w:right w:w="55" w:type="dxa"/>
-            </w:tcMar>
           </w:tcPr>
           <w:p>
             <w:pPr>
@@ -6978,15 +6031,6 @@
         <w:tc>
           <w:tcPr>
             <w:tcW w:w="650" w:type="dxa"/>
-            <w:tcBorders>
-              <w:left w:val="single" w:sz="4" w:space="0" w:color="000000"/>
-            </w:tcBorders>
-            <w:tcMar>
-              <w:top w:w="55" w:type="dxa"/>
-              <w:left w:w="55" w:type="dxa"/>
-              <w:bottom w:w="55" w:type="dxa"/>
-              <w:right w:w="55" w:type="dxa"/>
-            </w:tcMar>
           </w:tcPr>
           <w:p>
             <w:pPr>
@@ -7002,15 +6046,6 @@
         <w:tc>
           <w:tcPr>
             <w:tcW w:w="649" w:type="dxa"/>
-            <w:tcBorders>
-              <w:left w:val="single" w:sz="4" w:space="0" w:color="000000"/>
-            </w:tcBorders>
-            <w:tcMar>
-              <w:top w:w="55" w:type="dxa"/>
-              <w:left w:w="55" w:type="dxa"/>
-              <w:bottom w:w="55" w:type="dxa"/>
-              <w:right w:w="55" w:type="dxa"/>
-            </w:tcMar>
           </w:tcPr>
           <w:p>
             <w:pPr>
@@ -7033,16 +6068,6 @@
         <w:tc>
           <w:tcPr>
             <w:tcW w:w="650" w:type="dxa"/>
-            <w:tcBorders>
-              <w:left w:val="single" w:sz="4" w:space="0" w:color="000000"/>
-              <w:right w:val="single" w:sz="4" w:space="0" w:color="000000"/>
-            </w:tcBorders>
-            <w:tcMar>
-              <w:top w:w="55" w:type="dxa"/>
-              <w:left w:w="55" w:type="dxa"/>
-              <w:bottom w:w="55" w:type="dxa"/>
-              <w:right w:w="55" w:type="dxa"/>
-            </w:tcMar>
           </w:tcPr>
           <w:p>
             <w:pPr>
@@ -7058,10 +6083,6 @@
         <w:tc>
           <w:tcPr>
             <w:tcW w:w="780" w:type="dxa"/>
-            <w:tcBorders>
-              <w:left w:val="single" w:sz="4" w:space="0" w:color="000000"/>
-              <w:right w:val="single" w:sz="4" w:space="0" w:color="000000"/>
-            </w:tcBorders>
           </w:tcPr>
           <w:p>
             <w:pPr>
@@ -7077,10 +6098,6 @@
         <w:tc>
           <w:tcPr>
             <w:tcW w:w="909" w:type="dxa"/>
-            <w:tcBorders>
-              <w:left w:val="single" w:sz="4" w:space="0" w:color="000000"/>
-              <w:right w:val="single" w:sz="4" w:space="0" w:color="000000"/>
-            </w:tcBorders>
           </w:tcPr>
           <w:p>
             <w:pPr>
@@ -7096,10 +6113,6 @@
         <w:tc>
           <w:tcPr>
             <w:tcW w:w="944" w:type="dxa"/>
-            <w:tcBorders>
-              <w:left w:val="single" w:sz="4" w:space="0" w:color="000000"/>
-              <w:right w:val="single" w:sz="4" w:space="0" w:color="000000"/>
-            </w:tcBorders>
           </w:tcPr>
           <w:p>
             <w:pPr>
@@ -7120,16 +6133,6 @@
         <w:tc>
           <w:tcPr>
             <w:tcW w:w="1039" w:type="dxa"/>
-            <w:tcBorders>
-              <w:left w:val="single" w:sz="4" w:space="0" w:color="000000"/>
-            </w:tcBorders>
-            <w:shd w:val="clear" w:color="auto" w:fill="999999"/>
-            <w:tcMar>
-              <w:top w:w="55" w:type="dxa"/>
-              <w:left w:w="55" w:type="dxa"/>
-              <w:bottom w:w="55" w:type="dxa"/>
-              <w:right w:w="55" w:type="dxa"/>
-            </w:tcMar>
           </w:tcPr>
           <w:p>
             <w:pPr>
@@ -7162,15 +6165,6 @@
         <w:tc>
           <w:tcPr>
             <w:tcW w:w="654" w:type="dxa"/>
-            <w:tcBorders>
-              <w:left w:val="single" w:sz="4" w:space="0" w:color="000000"/>
-            </w:tcBorders>
-            <w:tcMar>
-              <w:top w:w="55" w:type="dxa"/>
-              <w:left w:w="55" w:type="dxa"/>
-              <w:bottom w:w="55" w:type="dxa"/>
-              <w:right w:w="55" w:type="dxa"/>
-            </w:tcMar>
           </w:tcPr>
           <w:p>
             <w:pPr>
@@ -7186,15 +6180,6 @@
         <w:tc>
           <w:tcPr>
             <w:tcW w:w="650" w:type="dxa"/>
-            <w:tcBorders>
-              <w:left w:val="single" w:sz="4" w:space="0" w:color="000000"/>
-            </w:tcBorders>
-            <w:tcMar>
-              <w:top w:w="55" w:type="dxa"/>
-              <w:left w:w="55" w:type="dxa"/>
-              <w:bottom w:w="55" w:type="dxa"/>
-              <w:right w:w="55" w:type="dxa"/>
-            </w:tcMar>
           </w:tcPr>
           <w:p>
             <w:pPr>
@@ -7210,15 +6195,6 @@
         <w:tc>
           <w:tcPr>
             <w:tcW w:w="650" w:type="dxa"/>
-            <w:tcBorders>
-              <w:left w:val="single" w:sz="4" w:space="0" w:color="000000"/>
-            </w:tcBorders>
-            <w:tcMar>
-              <w:top w:w="55" w:type="dxa"/>
-              <w:left w:w="55" w:type="dxa"/>
-              <w:bottom w:w="55" w:type="dxa"/>
-              <w:right w:w="55" w:type="dxa"/>
-            </w:tcMar>
           </w:tcPr>
           <w:p>
             <w:pPr>
@@ -7234,15 +6210,6 @@
         <w:tc>
           <w:tcPr>
             <w:tcW w:w="650" w:type="dxa"/>
-            <w:tcBorders>
-              <w:left w:val="single" w:sz="4" w:space="0" w:color="000000"/>
-            </w:tcBorders>
-            <w:tcMar>
-              <w:top w:w="55" w:type="dxa"/>
-              <w:left w:w="55" w:type="dxa"/>
-              <w:bottom w:w="55" w:type="dxa"/>
-              <w:right w:w="55" w:type="dxa"/>
-            </w:tcMar>
           </w:tcPr>
           <w:p>
             <w:pPr>
@@ -7258,15 +6225,6 @@
         <w:tc>
           <w:tcPr>
             <w:tcW w:w="650" w:type="dxa"/>
-            <w:tcBorders>
-              <w:left w:val="single" w:sz="4" w:space="0" w:color="000000"/>
-            </w:tcBorders>
-            <w:tcMar>
-              <w:top w:w="55" w:type="dxa"/>
-              <w:left w:w="55" w:type="dxa"/>
-              <w:bottom w:w="55" w:type="dxa"/>
-              <w:right w:w="55" w:type="dxa"/>
-            </w:tcMar>
           </w:tcPr>
           <w:p>
             <w:pPr>
@@ -7282,15 +6240,6 @@
         <w:tc>
           <w:tcPr>
             <w:tcW w:w="649" w:type="dxa"/>
-            <w:tcBorders>
-              <w:left w:val="single" w:sz="4" w:space="0" w:color="000000"/>
-            </w:tcBorders>
-            <w:tcMar>
-              <w:top w:w="55" w:type="dxa"/>
-              <w:left w:w="55" w:type="dxa"/>
-              <w:bottom w:w="55" w:type="dxa"/>
-              <w:right w:w="55" w:type="dxa"/>
-            </w:tcMar>
           </w:tcPr>
           <w:p>
             <w:pPr>
@@ -7313,16 +6262,6 @@
         <w:tc>
           <w:tcPr>
             <w:tcW w:w="650" w:type="dxa"/>
-            <w:tcBorders>
-              <w:left w:val="single" w:sz="4" w:space="0" w:color="000000"/>
-              <w:right w:val="single" w:sz="4" w:space="0" w:color="000000"/>
-            </w:tcBorders>
-            <w:tcMar>
-              <w:top w:w="55" w:type="dxa"/>
-              <w:left w:w="55" w:type="dxa"/>
-              <w:bottom w:w="55" w:type="dxa"/>
-              <w:right w:w="55" w:type="dxa"/>
-            </w:tcMar>
           </w:tcPr>
           <w:p>
             <w:pPr>
@@ -7338,10 +6277,6 @@
         <w:tc>
           <w:tcPr>
             <w:tcW w:w="780" w:type="dxa"/>
-            <w:tcBorders>
-              <w:left w:val="single" w:sz="4" w:space="0" w:color="000000"/>
-              <w:right w:val="single" w:sz="4" w:space="0" w:color="000000"/>
-            </w:tcBorders>
           </w:tcPr>
           <w:p>
             <w:pPr>
@@ -7357,10 +6292,6 @@
         <w:tc>
           <w:tcPr>
             <w:tcW w:w="909" w:type="dxa"/>
-            <w:tcBorders>
-              <w:left w:val="single" w:sz="4" w:space="0" w:color="000000"/>
-              <w:right w:val="single" w:sz="4" w:space="0" w:color="000000"/>
-            </w:tcBorders>
           </w:tcPr>
           <w:p>
             <w:pPr>
@@ -7376,10 +6307,6 @@
         <w:tc>
           <w:tcPr>
             <w:tcW w:w="944" w:type="dxa"/>
-            <w:tcBorders>
-              <w:left w:val="single" w:sz="4" w:space="0" w:color="000000"/>
-              <w:right w:val="single" w:sz="4" w:space="0" w:color="000000"/>
-            </w:tcBorders>
           </w:tcPr>
           <w:p>
             <w:pPr>
@@ -7400,16 +6327,6 @@
         <w:tc>
           <w:tcPr>
             <w:tcW w:w="1039" w:type="dxa"/>
-            <w:tcBorders>
-              <w:left w:val="single" w:sz="4" w:space="0" w:color="000000"/>
-            </w:tcBorders>
-            <w:shd w:val="clear" w:color="auto" w:fill="999999"/>
-            <w:tcMar>
-              <w:top w:w="55" w:type="dxa"/>
-              <w:left w:w="55" w:type="dxa"/>
-              <w:bottom w:w="55" w:type="dxa"/>
-              <w:right w:w="55" w:type="dxa"/>
-            </w:tcMar>
           </w:tcPr>
           <w:p>
             <w:pPr>
@@ -7442,15 +6359,6 @@
         <w:tc>
           <w:tcPr>
             <w:tcW w:w="654" w:type="dxa"/>
-            <w:tcBorders>
-              <w:left w:val="single" w:sz="4" w:space="0" w:color="000000"/>
-            </w:tcBorders>
-            <w:tcMar>
-              <w:top w:w="55" w:type="dxa"/>
-              <w:left w:w="55" w:type="dxa"/>
-              <w:bottom w:w="55" w:type="dxa"/>
-              <w:right w:w="55" w:type="dxa"/>
-            </w:tcMar>
           </w:tcPr>
           <w:p>
             <w:pPr>
@@ -7466,15 +6374,6 @@
         <w:tc>
           <w:tcPr>
             <w:tcW w:w="650" w:type="dxa"/>
-            <w:tcBorders>
-              <w:left w:val="single" w:sz="4" w:space="0" w:color="000000"/>
-            </w:tcBorders>
-            <w:tcMar>
-              <w:top w:w="55" w:type="dxa"/>
-              <w:left w:w="55" w:type="dxa"/>
-              <w:bottom w:w="55" w:type="dxa"/>
-              <w:right w:w="55" w:type="dxa"/>
-            </w:tcMar>
           </w:tcPr>
           <w:p>
             <w:pPr>
@@ -7490,15 +6389,6 @@
         <w:tc>
           <w:tcPr>
             <w:tcW w:w="650" w:type="dxa"/>
-            <w:tcBorders>
-              <w:left w:val="single" w:sz="4" w:space="0" w:color="000000"/>
-            </w:tcBorders>
-            <w:tcMar>
-              <w:top w:w="55" w:type="dxa"/>
-              <w:left w:w="55" w:type="dxa"/>
-              <w:bottom w:w="55" w:type="dxa"/>
-              <w:right w:w="55" w:type="dxa"/>
-            </w:tcMar>
           </w:tcPr>
           <w:p>
             <w:pPr>
@@ -7514,15 +6404,6 @@
         <w:tc>
           <w:tcPr>
             <w:tcW w:w="650" w:type="dxa"/>
-            <w:tcBorders>
-              <w:left w:val="single" w:sz="4" w:space="0" w:color="000000"/>
-            </w:tcBorders>
-            <w:tcMar>
-              <w:top w:w="55" w:type="dxa"/>
-              <w:left w:w="55" w:type="dxa"/>
-              <w:bottom w:w="55" w:type="dxa"/>
-              <w:right w:w="55" w:type="dxa"/>
-            </w:tcMar>
           </w:tcPr>
           <w:p>
             <w:pPr>
@@ -7538,15 +6419,6 @@
         <w:tc>
           <w:tcPr>
             <w:tcW w:w="650" w:type="dxa"/>
-            <w:tcBorders>
-              <w:left w:val="single" w:sz="4" w:space="0" w:color="000000"/>
-            </w:tcBorders>
-            <w:tcMar>
-              <w:top w:w="55" w:type="dxa"/>
-              <w:left w:w="55" w:type="dxa"/>
-              <w:bottom w:w="55" w:type="dxa"/>
-              <w:right w:w="55" w:type="dxa"/>
-            </w:tcMar>
           </w:tcPr>
           <w:p>
             <w:pPr>
@@ -7562,15 +6434,6 @@
         <w:tc>
           <w:tcPr>
             <w:tcW w:w="649" w:type="dxa"/>
-            <w:tcBorders>
-              <w:left w:val="single" w:sz="4" w:space="0" w:color="000000"/>
-            </w:tcBorders>
-            <w:tcMar>
-              <w:top w:w="55" w:type="dxa"/>
-              <w:left w:w="55" w:type="dxa"/>
-              <w:bottom w:w="55" w:type="dxa"/>
-              <w:right w:w="55" w:type="dxa"/>
-            </w:tcMar>
           </w:tcPr>
           <w:p>
             <w:pPr>
@@ -7586,16 +6449,6 @@
         <w:tc>
           <w:tcPr>
             <w:tcW w:w="650" w:type="dxa"/>
-            <w:tcBorders>
-              <w:left w:val="single" w:sz="4" w:space="0" w:color="000000"/>
-              <w:right w:val="single" w:sz="4" w:space="0" w:color="000000"/>
-            </w:tcBorders>
-            <w:tcMar>
-              <w:top w:w="55" w:type="dxa"/>
-              <w:left w:w="55" w:type="dxa"/>
-              <w:bottom w:w="55" w:type="dxa"/>
-              <w:right w:w="55" w:type="dxa"/>
-            </w:tcMar>
           </w:tcPr>
           <w:p>
             <w:pPr>
@@ -7618,10 +6471,6 @@
         <w:tc>
           <w:tcPr>
             <w:tcW w:w="780" w:type="dxa"/>
-            <w:tcBorders>
-              <w:left w:val="single" w:sz="4" w:space="0" w:color="000000"/>
-              <w:right w:val="single" w:sz="4" w:space="0" w:color="000000"/>
-            </w:tcBorders>
           </w:tcPr>
           <w:p>
             <w:pPr>
@@ -7637,10 +6486,6 @@
         <w:tc>
           <w:tcPr>
             <w:tcW w:w="909" w:type="dxa"/>
-            <w:tcBorders>
-              <w:left w:val="single" w:sz="4" w:space="0" w:color="000000"/>
-              <w:right w:val="single" w:sz="4" w:space="0" w:color="000000"/>
-            </w:tcBorders>
           </w:tcPr>
           <w:p>
             <w:pPr>
@@ -7656,10 +6501,6 @@
         <w:tc>
           <w:tcPr>
             <w:tcW w:w="944" w:type="dxa"/>
-            <w:tcBorders>
-              <w:left w:val="single" w:sz="4" w:space="0" w:color="000000"/>
-              <w:right w:val="single" w:sz="4" w:space="0" w:color="000000"/>
-            </w:tcBorders>
           </w:tcPr>
           <w:p>
             <w:pPr>
@@ -7680,16 +6521,6 @@
         <w:tc>
           <w:tcPr>
             <w:tcW w:w="1039" w:type="dxa"/>
-            <w:tcBorders>
-              <w:left w:val="single" w:sz="4" w:space="0" w:color="000000"/>
-            </w:tcBorders>
-            <w:shd w:val="clear" w:color="auto" w:fill="999999"/>
-            <w:tcMar>
-              <w:top w:w="55" w:type="dxa"/>
-              <w:left w:w="55" w:type="dxa"/>
-              <w:bottom w:w="55" w:type="dxa"/>
-              <w:right w:w="55" w:type="dxa"/>
-            </w:tcMar>
           </w:tcPr>
           <w:p>
             <w:pPr>
@@ -7722,15 +6553,6 @@
         <w:tc>
           <w:tcPr>
             <w:tcW w:w="654" w:type="dxa"/>
-            <w:tcBorders>
-              <w:left w:val="single" w:sz="4" w:space="0" w:color="000000"/>
-            </w:tcBorders>
-            <w:tcMar>
-              <w:top w:w="55" w:type="dxa"/>
-              <w:left w:w="55" w:type="dxa"/>
-              <w:bottom w:w="55" w:type="dxa"/>
-              <w:right w:w="55" w:type="dxa"/>
-            </w:tcMar>
           </w:tcPr>
           <w:p>
             <w:pPr>
@@ -7746,15 +6568,6 @@
         <w:tc>
           <w:tcPr>
             <w:tcW w:w="650" w:type="dxa"/>
-            <w:tcBorders>
-              <w:left w:val="single" w:sz="4" w:space="0" w:color="000000"/>
-            </w:tcBorders>
-            <w:tcMar>
-              <w:top w:w="55" w:type="dxa"/>
-              <w:left w:w="55" w:type="dxa"/>
-              <w:bottom w:w="55" w:type="dxa"/>
-              <w:right w:w="55" w:type="dxa"/>
-            </w:tcMar>
           </w:tcPr>
           <w:p>
             <w:pPr>
@@ -7770,15 +6583,6 @@
         <w:tc>
           <w:tcPr>
             <w:tcW w:w="650" w:type="dxa"/>
-            <w:tcBorders>
-              <w:left w:val="single" w:sz="4" w:space="0" w:color="000000"/>
-            </w:tcBorders>
-            <w:tcMar>
-              <w:top w:w="55" w:type="dxa"/>
-              <w:left w:w="55" w:type="dxa"/>
-              <w:bottom w:w="55" w:type="dxa"/>
-              <w:right w:w="55" w:type="dxa"/>
-            </w:tcMar>
           </w:tcPr>
           <w:p>
             <w:pPr>
@@ -7794,15 +6598,6 @@
         <w:tc>
           <w:tcPr>
             <w:tcW w:w="650" w:type="dxa"/>
-            <w:tcBorders>
-              <w:left w:val="single" w:sz="4" w:space="0" w:color="000000"/>
-            </w:tcBorders>
-            <w:tcMar>
-              <w:top w:w="55" w:type="dxa"/>
-              <w:left w:w="55" w:type="dxa"/>
-              <w:bottom w:w="55" w:type="dxa"/>
-              <w:right w:w="55" w:type="dxa"/>
-            </w:tcMar>
           </w:tcPr>
           <w:p>
             <w:pPr>
@@ -7818,15 +6613,6 @@
         <w:tc>
           <w:tcPr>
             <w:tcW w:w="650" w:type="dxa"/>
-            <w:tcBorders>
-              <w:left w:val="single" w:sz="4" w:space="0" w:color="000000"/>
-            </w:tcBorders>
-            <w:tcMar>
-              <w:top w:w="55" w:type="dxa"/>
-              <w:left w:w="55" w:type="dxa"/>
-              <w:bottom w:w="55" w:type="dxa"/>
-              <w:right w:w="55" w:type="dxa"/>
-            </w:tcMar>
           </w:tcPr>
           <w:p>
             <w:pPr>
@@ -7842,15 +6628,6 @@
         <w:tc>
           <w:tcPr>
             <w:tcW w:w="649" w:type="dxa"/>
-            <w:tcBorders>
-              <w:left w:val="single" w:sz="4" w:space="0" w:color="000000"/>
-            </w:tcBorders>
-            <w:tcMar>
-              <w:top w:w="55" w:type="dxa"/>
-              <w:left w:w="55" w:type="dxa"/>
-              <w:bottom w:w="55" w:type="dxa"/>
-              <w:right w:w="55" w:type="dxa"/>
-            </w:tcMar>
           </w:tcPr>
           <w:p>
             <w:pPr>
@@ -7866,16 +6643,6 @@
         <w:tc>
           <w:tcPr>
             <w:tcW w:w="650" w:type="dxa"/>
-            <w:tcBorders>
-              <w:left w:val="single" w:sz="4" w:space="0" w:color="000000"/>
-              <w:right w:val="single" w:sz="4" w:space="0" w:color="000000"/>
-            </w:tcBorders>
-            <w:tcMar>
-              <w:top w:w="55" w:type="dxa"/>
-              <w:left w:w="55" w:type="dxa"/>
-              <w:bottom w:w="55" w:type="dxa"/>
-              <w:right w:w="55" w:type="dxa"/>
-            </w:tcMar>
           </w:tcPr>
           <w:p>
             <w:pPr>
@@ -7898,10 +6665,6 @@
         <w:tc>
           <w:tcPr>
             <w:tcW w:w="780" w:type="dxa"/>
-            <w:tcBorders>
-              <w:left w:val="single" w:sz="4" w:space="0" w:color="000000"/>
-              <w:right w:val="single" w:sz="4" w:space="0" w:color="000000"/>
-            </w:tcBorders>
           </w:tcPr>
           <w:p>
             <w:pPr>
@@ -7917,10 +6680,6 @@
         <w:tc>
           <w:tcPr>
             <w:tcW w:w="909" w:type="dxa"/>
-            <w:tcBorders>
-              <w:left w:val="single" w:sz="4" w:space="0" w:color="000000"/>
-              <w:right w:val="single" w:sz="4" w:space="0" w:color="000000"/>
-            </w:tcBorders>
           </w:tcPr>
           <w:p>
             <w:pPr>
@@ -7936,10 +6695,6 @@
         <w:tc>
           <w:tcPr>
             <w:tcW w:w="944" w:type="dxa"/>
-            <w:tcBorders>
-              <w:left w:val="single" w:sz="4" w:space="0" w:color="000000"/>
-              <w:right w:val="single" w:sz="4" w:space="0" w:color="000000"/>
-            </w:tcBorders>
           </w:tcPr>
           <w:p>
             <w:pPr>
@@ -7960,16 +6715,6 @@
         <w:tc>
           <w:tcPr>
             <w:tcW w:w="1039" w:type="dxa"/>
-            <w:tcBorders>
-              <w:left w:val="single" w:sz="4" w:space="0" w:color="000000"/>
-            </w:tcBorders>
-            <w:shd w:val="clear" w:color="auto" w:fill="999999"/>
-            <w:tcMar>
-              <w:top w:w="55" w:type="dxa"/>
-              <w:left w:w="55" w:type="dxa"/>
-              <w:bottom w:w="55" w:type="dxa"/>
-              <w:right w:w="55" w:type="dxa"/>
-            </w:tcMar>
           </w:tcPr>
           <w:p>
             <w:pPr>
@@ -8002,15 +6747,6 @@
         <w:tc>
           <w:tcPr>
             <w:tcW w:w="654" w:type="dxa"/>
-            <w:tcBorders>
-              <w:left w:val="single" w:sz="4" w:space="0" w:color="000000"/>
-            </w:tcBorders>
-            <w:tcMar>
-              <w:top w:w="55" w:type="dxa"/>
-              <w:left w:w="55" w:type="dxa"/>
-              <w:bottom w:w="55" w:type="dxa"/>
-              <w:right w:w="55" w:type="dxa"/>
-            </w:tcMar>
           </w:tcPr>
           <w:p>
             <w:pPr>
@@ -8026,15 +6762,6 @@
         <w:tc>
           <w:tcPr>
             <w:tcW w:w="650" w:type="dxa"/>
-            <w:tcBorders>
-              <w:left w:val="single" w:sz="4" w:space="0" w:color="000000"/>
-            </w:tcBorders>
-            <w:tcMar>
-              <w:top w:w="55" w:type="dxa"/>
-              <w:left w:w="55" w:type="dxa"/>
-              <w:bottom w:w="55" w:type="dxa"/>
-              <w:right w:w="55" w:type="dxa"/>
-            </w:tcMar>
           </w:tcPr>
           <w:p>
             <w:pPr>
@@ -8050,15 +6777,6 @@
         <w:tc>
           <w:tcPr>
             <w:tcW w:w="650" w:type="dxa"/>
-            <w:tcBorders>
-              <w:left w:val="single" w:sz="4" w:space="0" w:color="000000"/>
-            </w:tcBorders>
-            <w:tcMar>
-              <w:top w:w="55" w:type="dxa"/>
-              <w:left w:w="55" w:type="dxa"/>
-              <w:bottom w:w="55" w:type="dxa"/>
-              <w:right w:w="55" w:type="dxa"/>
-            </w:tcMar>
           </w:tcPr>
           <w:p>
             <w:pPr>
@@ -8074,15 +6792,6 @@
         <w:tc>
           <w:tcPr>
             <w:tcW w:w="650" w:type="dxa"/>
-            <w:tcBorders>
-              <w:left w:val="single" w:sz="4" w:space="0" w:color="000000"/>
-            </w:tcBorders>
-            <w:tcMar>
-              <w:top w:w="55" w:type="dxa"/>
-              <w:left w:w="55" w:type="dxa"/>
-              <w:bottom w:w="55" w:type="dxa"/>
-              <w:right w:w="55" w:type="dxa"/>
-            </w:tcMar>
           </w:tcPr>
           <w:p>
             <w:pPr>
@@ -8098,15 +6807,6 @@
         <w:tc>
           <w:tcPr>
             <w:tcW w:w="650" w:type="dxa"/>
-            <w:tcBorders>
-              <w:left w:val="single" w:sz="4" w:space="0" w:color="000000"/>
-            </w:tcBorders>
-            <w:tcMar>
-              <w:top w:w="55" w:type="dxa"/>
-              <w:left w:w="55" w:type="dxa"/>
-              <w:bottom w:w="55" w:type="dxa"/>
-              <w:right w:w="55" w:type="dxa"/>
-            </w:tcMar>
           </w:tcPr>
           <w:p>
             <w:pPr>
@@ -8122,15 +6822,6 @@
         <w:tc>
           <w:tcPr>
             <w:tcW w:w="649" w:type="dxa"/>
-            <w:tcBorders>
-              <w:left w:val="single" w:sz="4" w:space="0" w:color="000000"/>
-            </w:tcBorders>
-            <w:tcMar>
-              <w:top w:w="55" w:type="dxa"/>
-              <w:left w:w="55" w:type="dxa"/>
-              <w:bottom w:w="55" w:type="dxa"/>
-              <w:right w:w="55" w:type="dxa"/>
-            </w:tcMar>
           </w:tcPr>
           <w:p>
             <w:pPr>
@@ -8146,16 +6837,6 @@
         <w:tc>
           <w:tcPr>
             <w:tcW w:w="650" w:type="dxa"/>
-            <w:tcBorders>
-              <w:left w:val="single" w:sz="4" w:space="0" w:color="000000"/>
-              <w:right w:val="single" w:sz="4" w:space="0" w:color="000000"/>
-            </w:tcBorders>
-            <w:tcMar>
-              <w:top w:w="55" w:type="dxa"/>
-              <w:left w:w="55" w:type="dxa"/>
-              <w:bottom w:w="55" w:type="dxa"/>
-              <w:right w:w="55" w:type="dxa"/>
-            </w:tcMar>
           </w:tcPr>
           <w:p>
             <w:pPr>
@@ -8171,10 +6852,6 @@
         <w:tc>
           <w:tcPr>
             <w:tcW w:w="780" w:type="dxa"/>
-            <w:tcBorders>
-              <w:left w:val="single" w:sz="4" w:space="0" w:color="000000"/>
-              <w:right w:val="single" w:sz="4" w:space="0" w:color="000000"/>
-            </w:tcBorders>
           </w:tcPr>
           <w:p>
             <w:pPr>
@@ -8197,10 +6874,6 @@
         <w:tc>
           <w:tcPr>
             <w:tcW w:w="909" w:type="dxa"/>
-            <w:tcBorders>
-              <w:left w:val="single" w:sz="4" w:space="0" w:color="000000"/>
-              <w:right w:val="single" w:sz="4" w:space="0" w:color="000000"/>
-            </w:tcBorders>
           </w:tcPr>
           <w:p>
             <w:pPr>
@@ -8216,10 +6889,6 @@
         <w:tc>
           <w:tcPr>
             <w:tcW w:w="944" w:type="dxa"/>
-            <w:tcBorders>
-              <w:left w:val="single" w:sz="4" w:space="0" w:color="000000"/>
-              <w:right w:val="single" w:sz="4" w:space="0" w:color="000000"/>
-            </w:tcBorders>
           </w:tcPr>
           <w:p>
             <w:pPr>
@@ -8240,16 +6909,6 @@
         <w:tc>
           <w:tcPr>
             <w:tcW w:w="1039" w:type="dxa"/>
-            <w:tcBorders>
-              <w:left w:val="single" w:sz="4" w:space="0" w:color="000000"/>
-            </w:tcBorders>
-            <w:shd w:val="clear" w:color="auto" w:fill="999999"/>
-            <w:tcMar>
-              <w:top w:w="55" w:type="dxa"/>
-              <w:left w:w="55" w:type="dxa"/>
-              <w:bottom w:w="55" w:type="dxa"/>
-              <w:right w:w="55" w:type="dxa"/>
-            </w:tcMar>
           </w:tcPr>
           <w:p>
             <w:pPr>
@@ -8282,15 +6941,6 @@
         <w:tc>
           <w:tcPr>
             <w:tcW w:w="654" w:type="dxa"/>
-            <w:tcBorders>
-              <w:left w:val="single" w:sz="4" w:space="0" w:color="000000"/>
-            </w:tcBorders>
-            <w:tcMar>
-              <w:top w:w="55" w:type="dxa"/>
-              <w:left w:w="55" w:type="dxa"/>
-              <w:bottom w:w="55" w:type="dxa"/>
-              <w:right w:w="55" w:type="dxa"/>
-            </w:tcMar>
           </w:tcPr>
           <w:p>
             <w:pPr>
@@ -8306,15 +6956,6 @@
         <w:tc>
           <w:tcPr>
             <w:tcW w:w="650" w:type="dxa"/>
-            <w:tcBorders>
-              <w:left w:val="single" w:sz="4" w:space="0" w:color="000000"/>
-            </w:tcBorders>
-            <w:tcMar>
-              <w:top w:w="55" w:type="dxa"/>
-              <w:left w:w="55" w:type="dxa"/>
-              <w:bottom w:w="55" w:type="dxa"/>
-              <w:right w:w="55" w:type="dxa"/>
-            </w:tcMar>
           </w:tcPr>
           <w:p>
             <w:pPr>
@@ -8330,15 +6971,6 @@
         <w:tc>
           <w:tcPr>
             <w:tcW w:w="650" w:type="dxa"/>
-            <w:tcBorders>
-              <w:left w:val="single" w:sz="4" w:space="0" w:color="000000"/>
-            </w:tcBorders>
-            <w:tcMar>
-              <w:top w:w="55" w:type="dxa"/>
-              <w:left w:w="55" w:type="dxa"/>
-              <w:bottom w:w="55" w:type="dxa"/>
-              <w:right w:w="55" w:type="dxa"/>
-            </w:tcMar>
           </w:tcPr>
           <w:p>
             <w:pPr>
@@ -8354,15 +6986,6 @@
         <w:tc>
           <w:tcPr>
             <w:tcW w:w="650" w:type="dxa"/>
-            <w:tcBorders>
-              <w:left w:val="single" w:sz="4" w:space="0" w:color="000000"/>
-            </w:tcBorders>
-            <w:tcMar>
-              <w:top w:w="55" w:type="dxa"/>
-              <w:left w:w="55" w:type="dxa"/>
-              <w:bottom w:w="55" w:type="dxa"/>
-              <w:right w:w="55" w:type="dxa"/>
-            </w:tcMar>
           </w:tcPr>
           <w:p>
             <w:pPr>
@@ -8378,15 +7001,6 @@
         <w:tc>
           <w:tcPr>
             <w:tcW w:w="650" w:type="dxa"/>
-            <w:tcBorders>
-              <w:left w:val="single" w:sz="4" w:space="0" w:color="000000"/>
-            </w:tcBorders>
-            <w:tcMar>
-              <w:top w:w="55" w:type="dxa"/>
-              <w:left w:w="55" w:type="dxa"/>
-              <w:bottom w:w="55" w:type="dxa"/>
-              <w:right w:w="55" w:type="dxa"/>
-            </w:tcMar>
           </w:tcPr>
           <w:p>
             <w:pPr>
@@ -8402,15 +7016,6 @@
         <w:tc>
           <w:tcPr>
             <w:tcW w:w="649" w:type="dxa"/>
-            <w:tcBorders>
-              <w:left w:val="single" w:sz="4" w:space="0" w:color="000000"/>
-            </w:tcBorders>
-            <w:tcMar>
-              <w:top w:w="55" w:type="dxa"/>
-              <w:left w:w="55" w:type="dxa"/>
-              <w:bottom w:w="55" w:type="dxa"/>
-              <w:right w:w="55" w:type="dxa"/>
-            </w:tcMar>
           </w:tcPr>
           <w:p>
             <w:pPr>
@@ -8426,16 +7031,6 @@
         <w:tc>
           <w:tcPr>
             <w:tcW w:w="650" w:type="dxa"/>
-            <w:tcBorders>
-              <w:left w:val="single" w:sz="4" w:space="0" w:color="000000"/>
-              <w:right w:val="single" w:sz="4" w:space="0" w:color="000000"/>
-            </w:tcBorders>
-            <w:tcMar>
-              <w:top w:w="55" w:type="dxa"/>
-              <w:left w:w="55" w:type="dxa"/>
-              <w:bottom w:w="55" w:type="dxa"/>
-              <w:right w:w="55" w:type="dxa"/>
-            </w:tcMar>
           </w:tcPr>
           <w:p>
             <w:pPr>
@@ -8451,10 +7046,6 @@
         <w:tc>
           <w:tcPr>
             <w:tcW w:w="780" w:type="dxa"/>
-            <w:tcBorders>
-              <w:left w:val="single" w:sz="4" w:space="0" w:color="000000"/>
-              <w:right w:val="single" w:sz="4" w:space="0" w:color="000000"/>
-            </w:tcBorders>
           </w:tcPr>
           <w:p>
             <w:pPr>
@@ -8477,10 +7068,6 @@
         <w:tc>
           <w:tcPr>
             <w:tcW w:w="909" w:type="dxa"/>
-            <w:tcBorders>
-              <w:left w:val="single" w:sz="4" w:space="0" w:color="000000"/>
-              <w:right w:val="single" w:sz="4" w:space="0" w:color="000000"/>
-            </w:tcBorders>
           </w:tcPr>
           <w:p>
             <w:pPr>
@@ -8496,10 +7083,6 @@
         <w:tc>
           <w:tcPr>
             <w:tcW w:w="944" w:type="dxa"/>
-            <w:tcBorders>
-              <w:left w:val="single" w:sz="4" w:space="0" w:color="000000"/>
-              <w:right w:val="single" w:sz="4" w:space="0" w:color="000000"/>
-            </w:tcBorders>
           </w:tcPr>
           <w:p>
             <w:pPr>
@@ -8520,16 +7103,6 @@
         <w:tc>
           <w:tcPr>
             <w:tcW w:w="1039" w:type="dxa"/>
-            <w:tcBorders>
-              <w:left w:val="single" w:sz="4" w:space="0" w:color="000000"/>
-            </w:tcBorders>
-            <w:shd w:val="clear" w:color="auto" w:fill="999999"/>
-            <w:tcMar>
-              <w:top w:w="55" w:type="dxa"/>
-              <w:left w:w="55" w:type="dxa"/>
-              <w:bottom w:w="55" w:type="dxa"/>
-              <w:right w:w="55" w:type="dxa"/>
-            </w:tcMar>
           </w:tcPr>
           <w:p>
             <w:pPr>
@@ -8562,15 +7135,6 @@
         <w:tc>
           <w:tcPr>
             <w:tcW w:w="654" w:type="dxa"/>
-            <w:tcBorders>
-              <w:left w:val="single" w:sz="4" w:space="0" w:color="000000"/>
-            </w:tcBorders>
-            <w:tcMar>
-              <w:top w:w="55" w:type="dxa"/>
-              <w:left w:w="55" w:type="dxa"/>
-              <w:bottom w:w="55" w:type="dxa"/>
-              <w:right w:w="55" w:type="dxa"/>
-            </w:tcMar>
           </w:tcPr>
           <w:p>
             <w:pPr>
@@ -8586,15 +7150,6 @@
         <w:tc>
           <w:tcPr>
             <w:tcW w:w="650" w:type="dxa"/>
-            <w:tcBorders>
-              <w:left w:val="single" w:sz="4" w:space="0" w:color="000000"/>
-            </w:tcBorders>
-            <w:tcMar>
-              <w:top w:w="55" w:type="dxa"/>
-              <w:left w:w="55" w:type="dxa"/>
-              <w:bottom w:w="55" w:type="dxa"/>
-              <w:right w:w="55" w:type="dxa"/>
-            </w:tcMar>
           </w:tcPr>
           <w:p>
             <w:pPr>
@@ -8610,15 +7165,6 @@
         <w:tc>
           <w:tcPr>
             <w:tcW w:w="650" w:type="dxa"/>
-            <w:tcBorders>
-              <w:left w:val="single" w:sz="4" w:space="0" w:color="000000"/>
-            </w:tcBorders>
-            <w:tcMar>
-              <w:top w:w="55" w:type="dxa"/>
-              <w:left w:w="55" w:type="dxa"/>
-              <w:bottom w:w="55" w:type="dxa"/>
-              <w:right w:w="55" w:type="dxa"/>
-            </w:tcMar>
           </w:tcPr>
           <w:p>
             <w:pPr>
@@ -8634,15 +7180,6 @@
         <w:tc>
           <w:tcPr>
             <w:tcW w:w="650" w:type="dxa"/>
-            <w:tcBorders>
-              <w:left w:val="single" w:sz="4" w:space="0" w:color="000000"/>
-            </w:tcBorders>
-            <w:tcMar>
-              <w:top w:w="55" w:type="dxa"/>
-              <w:left w:w="55" w:type="dxa"/>
-              <w:bottom w:w="55" w:type="dxa"/>
-              <w:right w:w="55" w:type="dxa"/>
-            </w:tcMar>
           </w:tcPr>
           <w:p>
             <w:pPr>
@@ -8658,15 +7195,6 @@
         <w:tc>
           <w:tcPr>
             <w:tcW w:w="650" w:type="dxa"/>
-            <w:tcBorders>
-              <w:left w:val="single" w:sz="4" w:space="0" w:color="000000"/>
-            </w:tcBorders>
-            <w:tcMar>
-              <w:top w:w="55" w:type="dxa"/>
-              <w:left w:w="55" w:type="dxa"/>
-              <w:bottom w:w="55" w:type="dxa"/>
-              <w:right w:w="55" w:type="dxa"/>
-            </w:tcMar>
           </w:tcPr>
           <w:p>
             <w:pPr>
@@ -8682,15 +7210,6 @@
         <w:tc>
           <w:tcPr>
             <w:tcW w:w="649" w:type="dxa"/>
-            <w:tcBorders>
-              <w:left w:val="single" w:sz="4" w:space="0" w:color="000000"/>
-            </w:tcBorders>
-            <w:tcMar>
-              <w:top w:w="55" w:type="dxa"/>
-              <w:left w:w="55" w:type="dxa"/>
-              <w:bottom w:w="55" w:type="dxa"/>
-              <w:right w:w="55" w:type="dxa"/>
-            </w:tcMar>
           </w:tcPr>
           <w:p>
             <w:pPr>
@@ -8706,16 +7225,6 @@
         <w:tc>
           <w:tcPr>
             <w:tcW w:w="650" w:type="dxa"/>
-            <w:tcBorders>
-              <w:left w:val="single" w:sz="4" w:space="0" w:color="000000"/>
-              <w:right w:val="single" w:sz="4" w:space="0" w:color="000000"/>
-            </w:tcBorders>
-            <w:tcMar>
-              <w:top w:w="55" w:type="dxa"/>
-              <w:left w:w="55" w:type="dxa"/>
-              <w:bottom w:w="55" w:type="dxa"/>
-              <w:right w:w="55" w:type="dxa"/>
-            </w:tcMar>
           </w:tcPr>
           <w:p>
             <w:pPr>
@@ -8731,10 +7240,6 @@
         <w:tc>
           <w:tcPr>
             <w:tcW w:w="780" w:type="dxa"/>
-            <w:tcBorders>
-              <w:left w:val="single" w:sz="4" w:space="0" w:color="000000"/>
-              <w:right w:val="single" w:sz="4" w:space="0" w:color="000000"/>
-            </w:tcBorders>
           </w:tcPr>
           <w:p>
             <w:pPr>
@@ -8750,10 +7255,6 @@
         <w:tc>
           <w:tcPr>
             <w:tcW w:w="909" w:type="dxa"/>
-            <w:tcBorders>
-              <w:left w:val="single" w:sz="4" w:space="0" w:color="000000"/>
-              <w:right w:val="single" w:sz="4" w:space="0" w:color="000000"/>
-            </w:tcBorders>
           </w:tcPr>
           <w:p>
             <w:pPr>
@@ -8776,10 +7277,6 @@
         <w:tc>
           <w:tcPr>
             <w:tcW w:w="944" w:type="dxa"/>
-            <w:tcBorders>
-              <w:left w:val="single" w:sz="4" w:space="0" w:color="000000"/>
-              <w:right w:val="single" w:sz="4" w:space="0" w:color="000000"/>
-            </w:tcBorders>
           </w:tcPr>
           <w:p>
             <w:pPr>
@@ -8800,16 +7297,6 @@
         <w:tc>
           <w:tcPr>
             <w:tcW w:w="1039" w:type="dxa"/>
-            <w:tcBorders>
-              <w:left w:val="single" w:sz="4" w:space="0" w:color="000000"/>
-            </w:tcBorders>
-            <w:shd w:val="clear" w:color="auto" w:fill="999999"/>
-            <w:tcMar>
-              <w:top w:w="55" w:type="dxa"/>
-              <w:left w:w="55" w:type="dxa"/>
-              <w:bottom w:w="55" w:type="dxa"/>
-              <w:right w:w="55" w:type="dxa"/>
-            </w:tcMar>
           </w:tcPr>
           <w:p>
             <w:pPr>
@@ -8842,15 +7329,6 @@
         <w:tc>
           <w:tcPr>
             <w:tcW w:w="654" w:type="dxa"/>
-            <w:tcBorders>
-              <w:left w:val="single" w:sz="4" w:space="0" w:color="000000"/>
-            </w:tcBorders>
-            <w:tcMar>
-              <w:top w:w="55" w:type="dxa"/>
-              <w:left w:w="55" w:type="dxa"/>
-              <w:bottom w:w="55" w:type="dxa"/>
-              <w:right w:w="55" w:type="dxa"/>
-            </w:tcMar>
           </w:tcPr>
           <w:p>
             <w:pPr>
@@ -8866,15 +7344,6 @@
         <w:tc>
           <w:tcPr>
             <w:tcW w:w="650" w:type="dxa"/>
-            <w:tcBorders>
-              <w:left w:val="single" w:sz="4" w:space="0" w:color="000000"/>
-            </w:tcBorders>
-            <w:tcMar>
-              <w:top w:w="55" w:type="dxa"/>
-              <w:left w:w="55" w:type="dxa"/>
-              <w:bottom w:w="55" w:type="dxa"/>
-              <w:right w:w="55" w:type="dxa"/>
-            </w:tcMar>
           </w:tcPr>
           <w:p>
             <w:pPr>
@@ -8890,15 +7359,6 @@
         <w:tc>
           <w:tcPr>
             <w:tcW w:w="650" w:type="dxa"/>
-            <w:tcBorders>
-              <w:left w:val="single" w:sz="4" w:space="0" w:color="000000"/>
-            </w:tcBorders>
-            <w:tcMar>
-              <w:top w:w="55" w:type="dxa"/>
-              <w:left w:w="55" w:type="dxa"/>
-              <w:bottom w:w="55" w:type="dxa"/>
-              <w:right w:w="55" w:type="dxa"/>
-            </w:tcMar>
           </w:tcPr>
           <w:p>
             <w:pPr>
@@ -8914,15 +7374,6 @@
         <w:tc>
           <w:tcPr>
             <w:tcW w:w="650" w:type="dxa"/>
-            <w:tcBorders>
-              <w:left w:val="single" w:sz="4" w:space="0" w:color="000000"/>
-            </w:tcBorders>
-            <w:tcMar>
-              <w:top w:w="55" w:type="dxa"/>
-              <w:left w:w="55" w:type="dxa"/>
-              <w:bottom w:w="55" w:type="dxa"/>
-              <w:right w:w="55" w:type="dxa"/>
-            </w:tcMar>
           </w:tcPr>
           <w:p>
             <w:pPr>
@@ -8938,15 +7389,6 @@
         <w:tc>
           <w:tcPr>
             <w:tcW w:w="650" w:type="dxa"/>
-            <w:tcBorders>
-              <w:left w:val="single" w:sz="4" w:space="0" w:color="000000"/>
-            </w:tcBorders>
-            <w:tcMar>
-              <w:top w:w="55" w:type="dxa"/>
-              <w:left w:w="55" w:type="dxa"/>
-              <w:bottom w:w="55" w:type="dxa"/>
-              <w:right w:w="55" w:type="dxa"/>
-            </w:tcMar>
           </w:tcPr>
           <w:p>
             <w:pPr>
@@ -8962,15 +7404,6 @@
         <w:tc>
           <w:tcPr>
             <w:tcW w:w="649" w:type="dxa"/>
-            <w:tcBorders>
-              <w:left w:val="single" w:sz="4" w:space="0" w:color="000000"/>
-            </w:tcBorders>
-            <w:tcMar>
-              <w:top w:w="55" w:type="dxa"/>
-              <w:left w:w="55" w:type="dxa"/>
-              <w:bottom w:w="55" w:type="dxa"/>
-              <w:right w:w="55" w:type="dxa"/>
-            </w:tcMar>
           </w:tcPr>
           <w:p>
             <w:pPr>
@@ -8986,16 +7419,6 @@
         <w:tc>
           <w:tcPr>
             <w:tcW w:w="650" w:type="dxa"/>
-            <w:tcBorders>
-              <w:left w:val="single" w:sz="4" w:space="0" w:color="000000"/>
-              <w:right w:val="single" w:sz="4" w:space="0" w:color="000000"/>
-            </w:tcBorders>
-            <w:tcMar>
-              <w:top w:w="55" w:type="dxa"/>
-              <w:left w:w="55" w:type="dxa"/>
-              <w:bottom w:w="55" w:type="dxa"/>
-              <w:right w:w="55" w:type="dxa"/>
-            </w:tcMar>
           </w:tcPr>
           <w:p>
             <w:pPr>
@@ -9011,10 +7434,6 @@
         <w:tc>
           <w:tcPr>
             <w:tcW w:w="780" w:type="dxa"/>
-            <w:tcBorders>
-              <w:left w:val="single" w:sz="4" w:space="0" w:color="000000"/>
-              <w:right w:val="single" w:sz="4" w:space="0" w:color="000000"/>
-            </w:tcBorders>
           </w:tcPr>
           <w:p>
             <w:pPr>
@@ -9030,10 +7449,6 @@
         <w:tc>
           <w:tcPr>
             <w:tcW w:w="909" w:type="dxa"/>
-            <w:tcBorders>
-              <w:left w:val="single" w:sz="4" w:space="0" w:color="000000"/>
-              <w:right w:val="single" w:sz="4" w:space="0" w:color="000000"/>
-            </w:tcBorders>
           </w:tcPr>
           <w:p>
             <w:pPr>
@@ -9056,10 +7471,6 @@
         <w:tc>
           <w:tcPr>
             <w:tcW w:w="944" w:type="dxa"/>
-            <w:tcBorders>
-              <w:left w:val="single" w:sz="4" w:space="0" w:color="000000"/>
-              <w:right w:val="single" w:sz="4" w:space="0" w:color="000000"/>
-            </w:tcBorders>
           </w:tcPr>
           <w:p>
             <w:pPr>
@@ -9080,17 +7491,6 @@
         <w:tc>
           <w:tcPr>
             <w:tcW w:w="1039" w:type="dxa"/>
-            <w:tcBorders>
-              <w:left w:val="single" w:sz="4" w:space="0" w:color="000000"/>
-              <w:bottom w:val="single" w:sz="4" w:space="0" w:color="000000"/>
-            </w:tcBorders>
-            <w:shd w:val="clear" w:color="auto" w:fill="999999"/>
-            <w:tcMar>
-              <w:top w:w="55" w:type="dxa"/>
-              <w:left w:w="55" w:type="dxa"/>
-              <w:bottom w:w="55" w:type="dxa"/>
-              <w:right w:w="55" w:type="dxa"/>
-            </w:tcMar>
           </w:tcPr>
           <w:p>
             <w:pPr>
@@ -9123,16 +7523,6 @@
         <w:tc>
           <w:tcPr>
             <w:tcW w:w="654" w:type="dxa"/>
-            <w:tcBorders>
-              <w:left w:val="single" w:sz="4" w:space="0" w:color="000000"/>
-              <w:bottom w:val="single" w:sz="4" w:space="0" w:color="000000"/>
-            </w:tcBorders>
-            <w:tcMar>
-              <w:top w:w="55" w:type="dxa"/>
-              <w:left w:w="55" w:type="dxa"/>
-              <w:bottom w:w="55" w:type="dxa"/>
-              <w:right w:w="55" w:type="dxa"/>
-            </w:tcMar>
           </w:tcPr>
           <w:p>
             <w:pPr>
@@ -9148,16 +7538,6 @@
         <w:tc>
           <w:tcPr>
             <w:tcW w:w="650" w:type="dxa"/>
-            <w:tcBorders>
-              <w:left w:val="single" w:sz="4" w:space="0" w:color="000000"/>
-              <w:bottom w:val="single" w:sz="4" w:space="0" w:color="000000"/>
-            </w:tcBorders>
-            <w:tcMar>
-              <w:top w:w="55" w:type="dxa"/>
-              <w:left w:w="55" w:type="dxa"/>
-              <w:bottom w:w="55" w:type="dxa"/>
-              <w:right w:w="55" w:type="dxa"/>
-            </w:tcMar>
           </w:tcPr>
           <w:p>
             <w:pPr>
@@ -9173,16 +7553,6 @@
         <w:tc>
           <w:tcPr>
             <w:tcW w:w="650" w:type="dxa"/>
-            <w:tcBorders>
-              <w:left w:val="single" w:sz="4" w:space="0" w:color="000000"/>
-              <w:bottom w:val="single" w:sz="4" w:space="0" w:color="000000"/>
-            </w:tcBorders>
-            <w:tcMar>
-              <w:top w:w="55" w:type="dxa"/>
-              <w:left w:w="55" w:type="dxa"/>
-              <w:bottom w:w="55" w:type="dxa"/>
-              <w:right w:w="55" w:type="dxa"/>
-            </w:tcMar>
           </w:tcPr>
           <w:p>
             <w:pPr>
@@ -9198,16 +7568,6 @@
         <w:tc>
           <w:tcPr>
             <w:tcW w:w="650" w:type="dxa"/>
-            <w:tcBorders>
-              <w:left w:val="single" w:sz="4" w:space="0" w:color="000000"/>
-              <w:bottom w:val="single" w:sz="4" w:space="0" w:color="000000"/>
-            </w:tcBorders>
-            <w:tcMar>
-              <w:top w:w="55" w:type="dxa"/>
-              <w:left w:w="55" w:type="dxa"/>
-              <w:bottom w:w="55" w:type="dxa"/>
-              <w:right w:w="55" w:type="dxa"/>
-            </w:tcMar>
           </w:tcPr>
           <w:p>
             <w:pPr>
@@ -9223,16 +7583,6 @@
         <w:tc>
           <w:tcPr>
             <w:tcW w:w="650" w:type="dxa"/>
-            <w:tcBorders>
-              <w:left w:val="single" w:sz="4" w:space="0" w:color="000000"/>
-              <w:bottom w:val="single" w:sz="4" w:space="0" w:color="000000"/>
-            </w:tcBorders>
-            <w:tcMar>
-              <w:top w:w="55" w:type="dxa"/>
-              <w:left w:w="55" w:type="dxa"/>
-              <w:bottom w:w="55" w:type="dxa"/>
-              <w:right w:w="55" w:type="dxa"/>
-            </w:tcMar>
           </w:tcPr>
           <w:p>
             <w:pPr>
@@ -9248,16 +7598,6 @@
         <w:tc>
           <w:tcPr>
             <w:tcW w:w="649" w:type="dxa"/>
-            <w:tcBorders>
-              <w:left w:val="single" w:sz="4" w:space="0" w:color="000000"/>
-              <w:bottom w:val="single" w:sz="4" w:space="0" w:color="000000"/>
-            </w:tcBorders>
-            <w:tcMar>
-              <w:top w:w="55" w:type="dxa"/>
-              <w:left w:w="55" w:type="dxa"/>
-              <w:bottom w:w="55" w:type="dxa"/>
-              <w:right w:w="55" w:type="dxa"/>
-            </w:tcMar>
           </w:tcPr>
           <w:p>
             <w:pPr>
@@ -9273,17 +7613,6 @@
         <w:tc>
           <w:tcPr>
             <w:tcW w:w="650" w:type="dxa"/>
-            <w:tcBorders>
-              <w:left w:val="single" w:sz="4" w:space="0" w:color="000000"/>
-              <w:bottom w:val="single" w:sz="4" w:space="0" w:color="000000"/>
-              <w:right w:val="single" w:sz="4" w:space="0" w:color="000000"/>
-            </w:tcBorders>
-            <w:tcMar>
-              <w:top w:w="55" w:type="dxa"/>
-              <w:left w:w="55" w:type="dxa"/>
-              <w:bottom w:w="55" w:type="dxa"/>
-              <w:right w:w="55" w:type="dxa"/>
-            </w:tcMar>
           </w:tcPr>
           <w:p>
             <w:pPr>
@@ -9299,11 +7628,6 @@
         <w:tc>
           <w:tcPr>
             <w:tcW w:w="780" w:type="dxa"/>
-            <w:tcBorders>
-              <w:left w:val="single" w:sz="4" w:space="0" w:color="000000"/>
-              <w:bottom w:val="single" w:sz="4" w:space="0" w:color="000000"/>
-              <w:right w:val="single" w:sz="4" w:space="0" w:color="000000"/>
-            </w:tcBorders>
           </w:tcPr>
           <w:p>
             <w:pPr>
@@ -9319,11 +7643,6 @@
         <w:tc>
           <w:tcPr>
             <w:tcW w:w="909" w:type="dxa"/>
-            <w:tcBorders>
-              <w:left w:val="single" w:sz="4" w:space="0" w:color="000000"/>
-              <w:bottom w:val="single" w:sz="4" w:space="0" w:color="000000"/>
-              <w:right w:val="single" w:sz="4" w:space="0" w:color="000000"/>
-            </w:tcBorders>
           </w:tcPr>
           <w:p>
             <w:pPr>
@@ -9339,11 +7658,6 @@
         <w:tc>
           <w:tcPr>
             <w:tcW w:w="944" w:type="dxa"/>
-            <w:tcBorders>
-              <w:left w:val="single" w:sz="4" w:space="0" w:color="000000"/>
-              <w:bottom w:val="single" w:sz="4" w:space="0" w:color="000000"/>
-              <w:right w:val="single" w:sz="4" w:space="0" w:color="000000"/>
-            </w:tcBorders>
           </w:tcPr>
           <w:p>
             <w:pPr>
@@ -9666,7 +7980,27 @@
               <w:rPr>
                 <w:color w:val="000000"/>
               </w:rPr>
-              <w:t>Encontrase como Empresa</w:t>
+              <w:t xml:space="preserve">Encontrase </w:t>
+            </w:r>
+            <w:proofErr w:type="spellStart"/>
+            <w:r>
+              <w:rPr>
+                <w:color w:val="000000"/>
+              </w:rPr>
+              <w:t>logueado</w:t>
+            </w:r>
+            <w:proofErr w:type="spellEnd"/>
+            <w:r>
+              <w:rPr>
+                <w:color w:val="000000"/>
+              </w:rPr>
+              <w:t xml:space="preserve"> </w:t>
+            </w:r>
+            <w:r>
+              <w:rPr>
+                <w:color w:val="000000"/>
+              </w:rPr>
+              <w:t>como Empresa</w:t>
             </w:r>
           </w:p>
           <w:p>
@@ -9680,42 +8014,54 @@
                 <w:color w:val="000000"/>
               </w:rPr>
             </w:pPr>
-            <w:proofErr w:type="spellStart"/>
-            <w:r>
-              <w:rPr>
-                <w:color w:val="000000"/>
-              </w:rPr>
-              <w:t>Enocntrase</w:t>
-            </w:r>
-            <w:proofErr w:type="spellEnd"/>
+            <w:r>
+              <w:rPr>
+                <w:color w:val="000000"/>
+              </w:rPr>
+              <w:t>Encontrase</w:t>
+            </w:r>
             <w:r>
               <w:rPr>
                 <w:color w:val="000000"/>
               </w:rPr>
               <w:t xml:space="preserve"> en la opción </w:t>
             </w:r>
-            <w:proofErr w:type="spellStart"/>
-            <w:r>
-              <w:rPr>
-                <w:color w:val="000000"/>
-              </w:rPr>
-              <w:t>Publicacion</w:t>
-            </w:r>
-            <w:proofErr w:type="spellEnd"/>
-            <w:r>
-              <w:rPr>
-                <w:color w:val="000000"/>
-              </w:rPr>
-              <w:t xml:space="preserve"> &gt;Nueva </w:t>
-            </w:r>
-            <w:proofErr w:type="spellStart"/>
-            <w:r>
-              <w:rPr>
-                <w:color w:val="000000"/>
-              </w:rPr>
-              <w:t>Publicacion</w:t>
-            </w:r>
-            <w:proofErr w:type="spellEnd"/>
+            <w:r>
+              <w:rPr>
+                <w:color w:val="000000"/>
+              </w:rPr>
+              <w:t xml:space="preserve">Publicación &gt; </w:t>
+            </w:r>
+            <w:r>
+              <w:rPr>
+                <w:color w:val="000000"/>
+              </w:rPr>
+              <w:t xml:space="preserve">Nueva </w:t>
+            </w:r>
+            <w:r>
+              <w:rPr>
+                <w:color w:val="000000"/>
+              </w:rPr>
+              <w:t>Publicación</w:t>
+            </w:r>
+          </w:p>
+          <w:p>
+            <w:pPr>
+              <w:pStyle w:val="TableContents"/>
+              <w:numPr>
+                <w:ilvl w:val="0"/>
+                <w:numId w:val="4"/>
+              </w:numPr>
+              <w:rPr>
+                <w:color w:val="000000"/>
+              </w:rPr>
+            </w:pPr>
+            <w:r>
+              <w:rPr>
+                <w:color w:val="000000"/>
+              </w:rPr>
+              <w:t>Encontrarse en la interfaz de crear publicación</w:t>
+            </w:r>
           </w:p>
         </w:tc>
       </w:tr>
@@ -9931,26 +8277,11 @@
                 <w:ilvl w:val="0"/>
                 <w:numId w:val="4"/>
               </w:numPr>
-            </w:pPr>
-            <w:r>
-              <w:t>El sistema mostro un mensaje de confirmación</w:t>
-            </w:r>
-          </w:p>
-          <w:p>
-            <w:pPr>
-              <w:pStyle w:val="TableContents"/>
-              <w:numPr>
-                <w:ilvl w:val="0"/>
-                <w:numId w:val="4"/>
-              </w:numPr>
-              <w:rPr>
-                <w:b/>
-                <w:bCs/>
-              </w:rPr>
-            </w:pPr>
-            <w:r>
-              <w:t>El sistema redirige a página principal “Home”</w:t>
-            </w:r>
+              <w:rPr>
+                <w:b/>
+                <w:bCs/>
+              </w:rPr>
+            </w:pPr>
           </w:p>
         </w:tc>
       </w:tr>
@@ -10209,6 +8540,86 @@
               <w:t>Tener una cuenta activa</w:t>
             </w:r>
           </w:p>
+          <w:p>
+            <w:pPr>
+              <w:pStyle w:val="TableContents"/>
+              <w:numPr>
+                <w:ilvl w:val="0"/>
+                <w:numId w:val="4"/>
+              </w:numPr>
+              <w:rPr>
+                <w:color w:val="000000"/>
+              </w:rPr>
+            </w:pPr>
+            <w:r>
+              <w:rPr>
+                <w:color w:val="000000"/>
+              </w:rPr>
+              <w:t xml:space="preserve">Encontrase </w:t>
+            </w:r>
+            <w:proofErr w:type="spellStart"/>
+            <w:r>
+              <w:rPr>
+                <w:color w:val="000000"/>
+              </w:rPr>
+              <w:t>logueado</w:t>
+            </w:r>
+            <w:proofErr w:type="spellEnd"/>
+            <w:r>
+              <w:rPr>
+                <w:color w:val="000000"/>
+              </w:rPr>
+              <w:t xml:space="preserve"> </w:t>
+            </w:r>
+            <w:r>
+              <w:rPr>
+                <w:color w:val="000000"/>
+              </w:rPr>
+              <w:t>como Empresa</w:t>
+            </w:r>
+          </w:p>
+          <w:p>
+            <w:pPr>
+              <w:pStyle w:val="TableContents"/>
+              <w:numPr>
+                <w:ilvl w:val="0"/>
+                <w:numId w:val="4"/>
+              </w:numPr>
+              <w:rPr>
+                <w:color w:val="000000"/>
+              </w:rPr>
+            </w:pPr>
+            <w:r>
+              <w:rPr>
+                <w:color w:val="000000"/>
+              </w:rPr>
+              <w:t xml:space="preserve">Encontrase en la opción Publicación &gt; </w:t>
+            </w:r>
+            <w:r>
+              <w:rPr>
+                <w:color w:val="000000"/>
+              </w:rPr>
+              <w:t>Nueva Publicación</w:t>
+            </w:r>
+          </w:p>
+          <w:p>
+            <w:pPr>
+              <w:pStyle w:val="TableContents"/>
+              <w:numPr>
+                <w:ilvl w:val="0"/>
+                <w:numId w:val="4"/>
+              </w:numPr>
+              <w:rPr>
+                <w:color w:val="000000"/>
+              </w:rPr>
+            </w:pPr>
+            <w:r>
+              <w:rPr>
+                <w:color w:val="000000"/>
+              </w:rPr>
+              <w:t>Encontrarse en la interfaz de crear publicación</w:t>
+            </w:r>
+          </w:p>
         </w:tc>
       </w:tr>
       <w:tr>
@@ -10410,29 +8821,11 @@
                 <w:ilvl w:val="0"/>
                 <w:numId w:val="4"/>
               </w:numPr>
-            </w:pPr>
-            <w:r>
-              <w:t>El</w:t>
-            </w:r>
-            <w:r>
-              <w:t xml:space="preserve"> sistema mostro un mensaje de advertencia </w:t>
-            </w:r>
-          </w:p>
-          <w:p>
-            <w:pPr>
-              <w:pStyle w:val="TableContents"/>
-              <w:numPr>
-                <w:ilvl w:val="0"/>
-                <w:numId w:val="4"/>
-              </w:numPr>
-              <w:rPr>
-                <w:b/>
-                <w:bCs/>
-              </w:rPr>
-            </w:pPr>
-            <w:r>
-              <w:t>No hubo redirecciona de pagina</w:t>
-            </w:r>
+              <w:rPr>
+                <w:b/>
+                <w:bCs/>
+              </w:rPr>
+            </w:pPr>
           </w:p>
         </w:tc>
       </w:tr>
@@ -10698,7 +9091,57 @@
               <w:rPr>
                 <w:color w:val="000000"/>
               </w:rPr>
+              <w:t xml:space="preserve">Encontrase </w:t>
+            </w:r>
+            <w:proofErr w:type="spellStart"/>
+            <w:r>
+              <w:rPr>
+                <w:color w:val="000000"/>
+              </w:rPr>
+              <w:t>logueado</w:t>
+            </w:r>
+            <w:proofErr w:type="spellEnd"/>
+            <w:r>
+              <w:rPr>
+                <w:color w:val="000000"/>
+              </w:rPr>
+              <w:t xml:space="preserve"> como Empresa</w:t>
+            </w:r>
+          </w:p>
+          <w:p>
+            <w:pPr>
+              <w:pStyle w:val="TableContents"/>
+              <w:numPr>
+                <w:ilvl w:val="0"/>
+                <w:numId w:val="4"/>
+              </w:numPr>
+              <w:rPr>
+                <w:color w:val="000000"/>
+              </w:rPr>
+            </w:pPr>
+            <w:r>
+              <w:rPr>
+                <w:color w:val="000000"/>
+              </w:rPr>
               <w:t>Haber creado al menos una publicación</w:t>
+            </w:r>
+          </w:p>
+          <w:p>
+            <w:pPr>
+              <w:pStyle w:val="TableContents"/>
+              <w:numPr>
+                <w:ilvl w:val="0"/>
+                <w:numId w:val="4"/>
+              </w:numPr>
+              <w:rPr>
+                <w:color w:val="000000"/>
+              </w:rPr>
+            </w:pPr>
+            <w:r>
+              <w:rPr>
+                <w:color w:val="000000"/>
+              </w:rPr>
+              <w:t>Estar en la interfaz “Mi Perfil”</w:t>
             </w:r>
           </w:p>
         </w:tc>
@@ -10737,6 +9180,7 @@
                 <w:b/>
                 <w:bCs/>
               </w:rPr>
+              <w:lastRenderedPageBreak/>
               <w:t>Pasos</w:t>
             </w:r>
           </w:p>
@@ -10781,7 +9225,19 @@
               <w:rPr>
                 <w:lang w:val="es-PE"/>
               </w:rPr>
-              <w:t>Hace Click en “Home”</w:t>
+              <w:t>Hace Click en “</w:t>
+            </w:r>
+            <w:r>
+              <w:rPr>
+                <w:lang w:val="es-PE"/>
+              </w:rPr>
+              <w:t>Mi Perfil</w:t>
+            </w:r>
+            <w:r>
+              <w:rPr>
+                <w:lang w:val="es-PE"/>
+              </w:rPr>
+              <w:t>”</w:t>
             </w:r>
             <w:r>
               <w:rPr>
@@ -10886,7 +9342,6 @@
                 <w:b/>
                 <w:bCs/>
               </w:rPr>
-              <w:lastRenderedPageBreak/>
               <w:t>Resultado obtenido:</w:t>
             </w:r>
           </w:p>
@@ -10902,9 +9357,6 @@
                 <w:bCs/>
               </w:rPr>
             </w:pPr>
-            <w:r>
-              <w:t>Se mostraron todas la publicaciones del usuario</w:t>
-            </w:r>
           </w:p>
         </w:tc>
       </w:tr>
@@ -11155,6 +9607,86 @@
               <w:t>Tener una cuenta activa</w:t>
             </w:r>
           </w:p>
+          <w:p>
+            <w:pPr>
+              <w:pStyle w:val="TableContents"/>
+              <w:numPr>
+                <w:ilvl w:val="0"/>
+                <w:numId w:val="4"/>
+              </w:numPr>
+              <w:rPr>
+                <w:color w:val="000000"/>
+              </w:rPr>
+            </w:pPr>
+            <w:r>
+              <w:rPr>
+                <w:color w:val="000000"/>
+              </w:rPr>
+              <w:t xml:space="preserve">Encontrase </w:t>
+            </w:r>
+            <w:proofErr w:type="spellStart"/>
+            <w:r>
+              <w:rPr>
+                <w:color w:val="000000"/>
+              </w:rPr>
+              <w:t>logueado</w:t>
+            </w:r>
+            <w:proofErr w:type="spellEnd"/>
+            <w:r>
+              <w:rPr>
+                <w:color w:val="000000"/>
+              </w:rPr>
+              <w:t xml:space="preserve"> como Empresa</w:t>
+            </w:r>
+          </w:p>
+          <w:p>
+            <w:pPr>
+              <w:pStyle w:val="TableContents"/>
+              <w:numPr>
+                <w:ilvl w:val="0"/>
+                <w:numId w:val="4"/>
+              </w:numPr>
+              <w:rPr>
+                <w:color w:val="000000"/>
+              </w:rPr>
+            </w:pPr>
+            <w:r>
+              <w:rPr>
+                <w:color w:val="000000"/>
+              </w:rPr>
+              <w:t>No tener</w:t>
+            </w:r>
+            <w:r>
+              <w:rPr>
+                <w:color w:val="000000"/>
+              </w:rPr>
+              <w:t xml:space="preserve"> creado publicaci</w:t>
+            </w:r>
+            <w:r>
+              <w:rPr>
+                <w:color w:val="000000"/>
+              </w:rPr>
+              <w:t>ones</w:t>
+            </w:r>
+          </w:p>
+          <w:p>
+            <w:pPr>
+              <w:pStyle w:val="TableContents"/>
+              <w:numPr>
+                <w:ilvl w:val="0"/>
+                <w:numId w:val="4"/>
+              </w:numPr>
+              <w:rPr>
+                <w:color w:val="000000"/>
+              </w:rPr>
+            </w:pPr>
+            <w:r>
+              <w:rPr>
+                <w:color w:val="000000"/>
+              </w:rPr>
+              <w:t>Estar en la interfaz “Mi Perfil”</w:t>
+            </w:r>
+          </w:p>
         </w:tc>
       </w:tr>
       <w:tr>
@@ -11235,7 +9767,19 @@
               <w:rPr>
                 <w:lang w:val="es-PE"/>
               </w:rPr>
-              <w:t>Hace Click en “Home”</w:t>
+              <w:t>Hace Click en “</w:t>
+            </w:r>
+            <w:r>
+              <w:rPr>
+                <w:lang w:val="es-PE"/>
+              </w:rPr>
+              <w:t>Mi Perfil</w:t>
+            </w:r>
+            <w:r>
+              <w:rPr>
+                <w:lang w:val="es-PE"/>
+              </w:rPr>
+              <w:t>”</w:t>
             </w:r>
             <w:r>
               <w:rPr>
@@ -11355,9 +9899,6 @@
                 <w:bCs/>
               </w:rPr>
             </w:pPr>
-            <w:r>
-              <w:t>Se mostro un mensaje de “No hay datos disponibles” en la tabla de publicaciones</w:t>
-            </w:r>
           </w:p>
         </w:tc>
       </w:tr>
@@ -11608,6 +10149,110 @@
               <w:t>Tener una cuenta activa</w:t>
             </w:r>
           </w:p>
+          <w:p>
+            <w:pPr>
+              <w:pStyle w:val="TableContents"/>
+              <w:numPr>
+                <w:ilvl w:val="0"/>
+                <w:numId w:val="4"/>
+              </w:numPr>
+              <w:rPr>
+                <w:color w:val="000000"/>
+              </w:rPr>
+            </w:pPr>
+            <w:r>
+              <w:rPr>
+                <w:color w:val="000000"/>
+              </w:rPr>
+              <w:t xml:space="preserve">Encontrase </w:t>
+            </w:r>
+            <w:proofErr w:type="spellStart"/>
+            <w:r>
+              <w:rPr>
+                <w:color w:val="000000"/>
+              </w:rPr>
+              <w:t>logueado</w:t>
+            </w:r>
+            <w:proofErr w:type="spellEnd"/>
+            <w:r>
+              <w:rPr>
+                <w:color w:val="000000"/>
+              </w:rPr>
+              <w:t xml:space="preserve"> como Empresa</w:t>
+            </w:r>
+          </w:p>
+          <w:p>
+            <w:pPr>
+              <w:pStyle w:val="TableContents"/>
+              <w:numPr>
+                <w:ilvl w:val="0"/>
+                <w:numId w:val="4"/>
+              </w:numPr>
+              <w:rPr>
+                <w:color w:val="000000"/>
+              </w:rPr>
+            </w:pPr>
+            <w:r>
+              <w:rPr>
+                <w:color w:val="000000"/>
+              </w:rPr>
+              <w:t>Haber creado al menos una publicación</w:t>
+            </w:r>
+          </w:p>
+          <w:p>
+            <w:pPr>
+              <w:pStyle w:val="TableContents"/>
+              <w:numPr>
+                <w:ilvl w:val="0"/>
+                <w:numId w:val="4"/>
+              </w:numPr>
+              <w:rPr>
+                <w:color w:val="000000"/>
+              </w:rPr>
+            </w:pPr>
+            <w:r>
+              <w:rPr>
+                <w:color w:val="000000"/>
+              </w:rPr>
+              <w:t>Estar en la interfaz “Mi Perfil”</w:t>
+            </w:r>
+          </w:p>
+          <w:p>
+            <w:pPr>
+              <w:pStyle w:val="TableContents"/>
+              <w:numPr>
+                <w:ilvl w:val="0"/>
+                <w:numId w:val="4"/>
+              </w:numPr>
+              <w:rPr>
+                <w:color w:val="000000"/>
+              </w:rPr>
+            </w:pPr>
+            <w:r>
+              <w:rPr>
+                <w:color w:val="000000"/>
+              </w:rPr>
+              <w:t>Seleccionar una publicación &gt; Detalle publicación</w:t>
+            </w:r>
+          </w:p>
+          <w:p>
+            <w:pPr>
+              <w:pStyle w:val="TableContents"/>
+              <w:numPr>
+                <w:ilvl w:val="0"/>
+                <w:numId w:val="4"/>
+              </w:numPr>
+              <w:rPr>
+                <w:color w:val="000000"/>
+              </w:rPr>
+            </w:pPr>
+            <w:r>
+              <w:rPr>
+                <w:color w:val="000000"/>
+              </w:rPr>
+              <w:t>Encontrarse en el la interfaz “Detalle Publicación”</w:t>
+            </w:r>
+          </w:p>
         </w:tc>
       </w:tr>
       <w:tr>
@@ -11846,26 +10491,11 @@
                 <w:ilvl w:val="0"/>
                 <w:numId w:val="4"/>
               </w:numPr>
-            </w:pPr>
-            <w:r>
-              <w:t>El sistema mostro un mensaje de confirmación</w:t>
-            </w:r>
-          </w:p>
-          <w:p>
-            <w:pPr>
-              <w:pStyle w:val="TableContents"/>
-              <w:numPr>
-                <w:ilvl w:val="0"/>
-                <w:numId w:val="4"/>
-              </w:numPr>
-              <w:rPr>
-                <w:b/>
-                <w:bCs/>
-              </w:rPr>
-            </w:pPr>
-            <w:r>
-              <w:t>El sistema redirige a página principal “Home”</w:t>
-            </w:r>
+              <w:rPr>
+                <w:b/>
+                <w:bCs/>
+              </w:rPr>
+            </w:pPr>
           </w:p>
         </w:tc>
       </w:tr>
@@ -12095,6 +10725,7 @@
                 <w:b/>
                 <w:bCs/>
               </w:rPr>
+              <w:lastRenderedPageBreak/>
               <w:t>Prerrequisitos</w:t>
             </w:r>
           </w:p>
@@ -12131,7 +10762,75 @@
               <w:rPr>
                 <w:color w:val="000000"/>
               </w:rPr>
-              <w:t>Tener una publicación activa</w:t>
+              <w:t xml:space="preserve">Encontrase </w:t>
+            </w:r>
+            <w:proofErr w:type="spellStart"/>
+            <w:r>
+              <w:rPr>
+                <w:color w:val="000000"/>
+              </w:rPr>
+              <w:t>logueado</w:t>
+            </w:r>
+            <w:proofErr w:type="spellEnd"/>
+            <w:r>
+              <w:rPr>
+                <w:color w:val="000000"/>
+              </w:rPr>
+              <w:t xml:space="preserve"> como Empresa</w:t>
+            </w:r>
+          </w:p>
+          <w:p>
+            <w:pPr>
+              <w:pStyle w:val="TableContents"/>
+              <w:numPr>
+                <w:ilvl w:val="0"/>
+                <w:numId w:val="4"/>
+              </w:numPr>
+              <w:rPr>
+                <w:color w:val="000000"/>
+              </w:rPr>
+            </w:pPr>
+            <w:r>
+              <w:rPr>
+                <w:color w:val="000000"/>
+              </w:rPr>
+              <w:t>Haber creado al menos una publicación</w:t>
+            </w:r>
+          </w:p>
+          <w:p>
+            <w:pPr>
+              <w:pStyle w:val="TableContents"/>
+              <w:numPr>
+                <w:ilvl w:val="0"/>
+                <w:numId w:val="4"/>
+              </w:numPr>
+              <w:rPr>
+                <w:color w:val="000000"/>
+              </w:rPr>
+            </w:pPr>
+            <w:r>
+              <w:rPr>
+                <w:color w:val="000000"/>
+              </w:rPr>
+              <w:t>Estar en la interfaz “Mi Perfil”</w:t>
+            </w:r>
+          </w:p>
+          <w:p>
+            <w:pPr>
+              <w:pStyle w:val="TableContents"/>
+              <w:numPr>
+                <w:ilvl w:val="0"/>
+                <w:numId w:val="4"/>
+              </w:numPr>
+              <w:rPr>
+                <w:color w:val="000000"/>
+              </w:rPr>
+            </w:pPr>
+            <w:r>
+              <w:rPr>
+                <w:color w:val="000000"/>
+              </w:rPr>
+              <w:t>Seleccionar una publicación &gt; Eliminar Publicación</w:t>
             </w:r>
           </w:p>
         </w:tc>
@@ -12319,7 +11018,6 @@
               <w:rPr>
                 <w:color w:val="000000"/>
               </w:rPr>
-              <w:lastRenderedPageBreak/>
               <w:t>Mostrar un mensaje de confirmación</w:t>
             </w:r>
           </w:p>
@@ -12375,7 +11073,6 @@
                 <w:b/>
                 <w:bCs/>
               </w:rPr>
-              <w:lastRenderedPageBreak/>
               <w:t>Resultado obtenido:</w:t>
             </w:r>
           </w:p>
@@ -12387,34 +11084,10 @@
                 <w:numId w:val="4"/>
               </w:numPr>
               <w:rPr>
-                <w:color w:val="000000"/>
-              </w:rPr>
-            </w:pPr>
-            <w:r>
-              <w:rPr>
-                <w:color w:val="000000"/>
-              </w:rPr>
-              <w:t>Mostrar un mensaje de confirmación</w:t>
-            </w:r>
-          </w:p>
-          <w:p>
-            <w:pPr>
-              <w:pStyle w:val="TableContents"/>
-              <w:numPr>
-                <w:ilvl w:val="0"/>
-                <w:numId w:val="4"/>
-              </w:numPr>
-              <w:rPr>
-                <w:b/>
-                <w:bCs/>
-              </w:rPr>
-            </w:pPr>
-            <w:r>
-              <w:rPr>
-                <w:color w:val="000000"/>
-              </w:rPr>
-              <w:t>Actualizar la tabla de publicaciones</w:t>
-            </w:r>
+                <w:b/>
+                <w:bCs/>
+              </w:rPr>
+            </w:pPr>
           </w:p>
         </w:tc>
       </w:tr>
@@ -12680,7 +11353,81 @@
               <w:rPr>
                 <w:color w:val="000000"/>
               </w:rPr>
-              <w:t>Tener una publicación activa</w:t>
+              <w:t xml:space="preserve">Encontrase </w:t>
+            </w:r>
+            <w:proofErr w:type="spellStart"/>
+            <w:r>
+              <w:rPr>
+                <w:color w:val="000000"/>
+              </w:rPr>
+              <w:t>logueado</w:t>
+            </w:r>
+            <w:proofErr w:type="spellEnd"/>
+            <w:r>
+              <w:rPr>
+                <w:color w:val="000000"/>
+              </w:rPr>
+              <w:t xml:space="preserve"> como Empresa</w:t>
+            </w:r>
+          </w:p>
+          <w:p>
+            <w:pPr>
+              <w:pStyle w:val="TableContents"/>
+              <w:numPr>
+                <w:ilvl w:val="0"/>
+                <w:numId w:val="4"/>
+              </w:numPr>
+              <w:rPr>
+                <w:color w:val="000000"/>
+              </w:rPr>
+            </w:pPr>
+            <w:r>
+              <w:rPr>
+                <w:color w:val="000000"/>
+              </w:rPr>
+              <w:t>Haber creado al menos una publicación</w:t>
+            </w:r>
+          </w:p>
+          <w:p>
+            <w:pPr>
+              <w:pStyle w:val="TableContents"/>
+              <w:numPr>
+                <w:ilvl w:val="0"/>
+                <w:numId w:val="4"/>
+              </w:numPr>
+              <w:rPr>
+                <w:color w:val="000000"/>
+              </w:rPr>
+            </w:pPr>
+            <w:r>
+              <w:rPr>
+                <w:color w:val="000000"/>
+              </w:rPr>
+              <w:t>Estar en la interfaz “Mi Perfil”</w:t>
+            </w:r>
+          </w:p>
+          <w:p>
+            <w:pPr>
+              <w:pStyle w:val="TableContents"/>
+              <w:numPr>
+                <w:ilvl w:val="0"/>
+                <w:numId w:val="4"/>
+              </w:numPr>
+              <w:rPr>
+                <w:color w:val="000000"/>
+              </w:rPr>
+            </w:pPr>
+            <w:r>
+              <w:rPr>
+                <w:color w:val="000000"/>
+              </w:rPr>
+              <w:t xml:space="preserve">Seleccionar una publicación &gt; </w:t>
+            </w:r>
+            <w:r>
+              <w:rPr>
+                <w:color w:val="000000"/>
+              </w:rPr>
+              <w:t>Eliminar Publicación</w:t>
             </w:r>
           </w:p>
         </w:tc>
@@ -12920,12 +11667,6 @@
                 <w:bCs/>
               </w:rPr>
             </w:pPr>
-            <w:r>
-              <w:rPr>
-                <w:color w:val="000000"/>
-              </w:rPr>
-              <w:t>Se cerro el modal de confirmación</w:t>
-            </w:r>
           </w:p>
         </w:tc>
       </w:tr>
@@ -13387,12 +12128,6 @@
                 <w:bCs/>
               </w:rPr>
             </w:pPr>
-            <w:r>
-              <w:rPr>
-                <w:color w:val="000000"/>
-              </w:rPr>
-              <w:t>Mostrar las publicaciones activas</w:t>
-            </w:r>
           </w:p>
         </w:tc>
       </w:tr>
@@ -13649,6 +12384,30 @@
               <w:t xml:space="preserve"> (opcional)</w:t>
             </w:r>
           </w:p>
+          <w:p>
+            <w:pPr>
+              <w:pStyle w:val="TableContents"/>
+              <w:numPr>
+                <w:ilvl w:val="0"/>
+                <w:numId w:val="4"/>
+              </w:numPr>
+              <w:rPr>
+                <w:color w:val="000000"/>
+              </w:rPr>
+            </w:pPr>
+            <w:r>
+              <w:rPr>
+                <w:color w:val="000000"/>
+              </w:rPr>
+              <w:t>No t</w:t>
+            </w:r>
+            <w:r>
+              <w:rPr>
+                <w:color w:val="000000"/>
+              </w:rPr>
+              <w:t>ener una publicaciones activas</w:t>
+            </w:r>
+          </w:p>
         </w:tc>
       </w:tr>
       <w:tr>
@@ -13784,7 +12543,6 @@
               <w:rPr>
                 <w:color w:val="000000"/>
               </w:rPr>
-              <w:lastRenderedPageBreak/>
               <w:t>Visualizar mensaje de “No hay publicaciones disponibles”</w:t>
             </w:r>
           </w:p>
@@ -13822,7 +12580,6 @@
                 <w:b/>
                 <w:bCs/>
               </w:rPr>
-              <w:lastRenderedPageBreak/>
               <w:t>Resultado obtenido:</w:t>
             </w:r>
           </w:p>
@@ -13838,12 +12595,6 @@
                 <w:bCs/>
               </w:rPr>
             </w:pPr>
-            <w:r>
-              <w:rPr>
-                <w:color w:val="000000"/>
-              </w:rPr>
-              <w:t>Mostrar un mensaje de “No hay publicaciones disponibles”</w:t>
-            </w:r>
           </w:p>
         </w:tc>
       </w:tr>
@@ -14331,12 +13082,6 @@
                 <w:bCs/>
               </w:rPr>
             </w:pPr>
-            <w:r>
-              <w:rPr>
-                <w:color w:val="000000"/>
-              </w:rPr>
-              <w:t>Se visualiza más detalle de la publicación (incluido el creador)</w:t>
-            </w:r>
           </w:p>
         </w:tc>
       </w:tr>
@@ -14586,12 +13331,6 @@
               </w:rPr>
               <w:t>Tener una cuenta activa</w:t>
             </w:r>
-            <w:r>
-              <w:rPr>
-                <w:color w:val="000000"/>
-              </w:rPr>
-              <w:t xml:space="preserve"> como comprador</w:t>
-            </w:r>
           </w:p>
           <w:p>
             <w:pPr>
@@ -14608,7 +13347,27 @@
               <w:rPr>
                 <w:color w:val="000000"/>
               </w:rPr>
-              <w:t>Tener publicaciones activas</w:t>
+              <w:t xml:space="preserve">Encontrase </w:t>
+            </w:r>
+            <w:proofErr w:type="spellStart"/>
+            <w:r>
+              <w:rPr>
+                <w:color w:val="000000"/>
+              </w:rPr>
+              <w:t>logueado</w:t>
+            </w:r>
+            <w:proofErr w:type="spellEnd"/>
+            <w:r>
+              <w:rPr>
+                <w:color w:val="000000"/>
+              </w:rPr>
+              <w:t xml:space="preserve"> como </w:t>
+            </w:r>
+            <w:r>
+              <w:rPr>
+                <w:color w:val="000000"/>
+              </w:rPr>
+              <w:t>Persona</w:t>
             </w:r>
           </w:p>
           <w:p>
@@ -14626,7 +13385,79 @@
               <w:rPr>
                 <w:color w:val="000000"/>
               </w:rPr>
-              <w:t>Visitar la página de detalle de la publicación</w:t>
+              <w:t>Tener disponible</w:t>
+            </w:r>
+            <w:r>
+              <w:rPr>
+                <w:color w:val="000000"/>
+              </w:rPr>
+              <w:t xml:space="preserve"> al menos una publicación</w:t>
+            </w:r>
+          </w:p>
+          <w:p>
+            <w:pPr>
+              <w:pStyle w:val="TableContents"/>
+              <w:numPr>
+                <w:ilvl w:val="0"/>
+                <w:numId w:val="4"/>
+              </w:numPr>
+              <w:rPr>
+                <w:color w:val="000000"/>
+              </w:rPr>
+            </w:pPr>
+            <w:r>
+              <w:rPr>
+                <w:color w:val="000000"/>
+              </w:rPr>
+              <w:t>Estar en la interfaz “</w:t>
+            </w:r>
+            <w:r>
+              <w:rPr>
+                <w:color w:val="000000"/>
+              </w:rPr>
+              <w:t>Post</w:t>
+            </w:r>
+            <w:r>
+              <w:rPr>
+                <w:color w:val="000000"/>
+              </w:rPr>
+              <w:t>”</w:t>
+            </w:r>
+          </w:p>
+          <w:p>
+            <w:pPr>
+              <w:pStyle w:val="TableContents"/>
+              <w:numPr>
+                <w:ilvl w:val="0"/>
+                <w:numId w:val="4"/>
+              </w:numPr>
+              <w:rPr>
+                <w:color w:val="000000"/>
+              </w:rPr>
+            </w:pPr>
+            <w:r>
+              <w:rPr>
+                <w:color w:val="000000"/>
+              </w:rPr>
+              <w:t>Seleccionar una publicación &gt; Detalle publicación</w:t>
+            </w:r>
+          </w:p>
+          <w:p>
+            <w:pPr>
+              <w:pStyle w:val="TableContents"/>
+              <w:numPr>
+                <w:ilvl w:val="0"/>
+                <w:numId w:val="4"/>
+              </w:numPr>
+              <w:rPr>
+                <w:color w:val="000000"/>
+              </w:rPr>
+            </w:pPr>
+            <w:r>
+              <w:rPr>
+                <w:color w:val="000000"/>
+              </w:rPr>
+              <w:t>Encontrarse en el la interfaz “Detalle Publicación”</w:t>
             </w:r>
           </w:p>
         </w:tc>
@@ -14795,6 +13626,7 @@
               <w:rPr>
                 <w:color w:val="000000"/>
               </w:rPr>
+              <w:lastRenderedPageBreak/>
               <w:t>Se visualiza pantalla de detalle con botón “Solicitar”</w:t>
             </w:r>
           </w:p>
@@ -14868,6 +13700,7 @@
                 <w:b/>
                 <w:bCs/>
               </w:rPr>
+              <w:lastRenderedPageBreak/>
               <w:t>Resultado obtenido:</w:t>
             </w:r>
           </w:p>
@@ -14883,50 +13716,6 @@
                 <w:bCs/>
               </w:rPr>
             </w:pPr>
-            <w:r>
-              <w:rPr>
-                <w:color w:val="000000"/>
-              </w:rPr>
-              <w:t>Se visualiza el botón “Solicitar”</w:t>
-            </w:r>
-          </w:p>
-          <w:p>
-            <w:pPr>
-              <w:pStyle w:val="TableContents"/>
-              <w:numPr>
-                <w:ilvl w:val="0"/>
-                <w:numId w:val="4"/>
-              </w:numPr>
-              <w:rPr>
-                <w:b/>
-                <w:bCs/>
-              </w:rPr>
-            </w:pPr>
-            <w:r>
-              <w:rPr>
-                <w:color w:val="000000"/>
-              </w:rPr>
-              <w:t>Se muestra el mensaje de confirmación</w:t>
-            </w:r>
-          </w:p>
-          <w:p>
-            <w:pPr>
-              <w:pStyle w:val="TableContents"/>
-              <w:numPr>
-                <w:ilvl w:val="0"/>
-                <w:numId w:val="4"/>
-              </w:numPr>
-              <w:rPr>
-                <w:b/>
-                <w:bCs/>
-              </w:rPr>
-            </w:pPr>
-            <w:r>
-              <w:rPr>
-                <w:color w:val="000000"/>
-              </w:rPr>
-              <w:t>Se redirige a la pantalla principal “HOME”</w:t>
-            </w:r>
           </w:p>
         </w:tc>
       </w:tr>
@@ -15180,7 +13969,13 @@
               <w:rPr>
                 <w:color w:val="000000"/>
               </w:rPr>
-              <w:t>Tener publicaciones activas</w:t>
+              <w:t>Tener una cuenta activa</w:t>
+            </w:r>
+            <w:r>
+              <w:rPr>
+                <w:color w:val="000000"/>
+              </w:rPr>
+              <w:t xml:space="preserve"> (opcional)</w:t>
             </w:r>
           </w:p>
           <w:p>
@@ -15198,7 +13993,93 @@
               <w:rPr>
                 <w:color w:val="000000"/>
               </w:rPr>
-              <w:t>Visitar la página de detalle de la publicación</w:t>
+              <w:t>No e</w:t>
+            </w:r>
+            <w:r>
+              <w:rPr>
+                <w:color w:val="000000"/>
+              </w:rPr>
+              <w:t xml:space="preserve">ncontrase </w:t>
+            </w:r>
+            <w:proofErr w:type="spellStart"/>
+            <w:r>
+              <w:rPr>
+                <w:color w:val="000000"/>
+              </w:rPr>
+              <w:t>logueado</w:t>
+            </w:r>
+            <w:proofErr w:type="spellEnd"/>
+          </w:p>
+          <w:p>
+            <w:pPr>
+              <w:pStyle w:val="TableContents"/>
+              <w:numPr>
+                <w:ilvl w:val="0"/>
+                <w:numId w:val="4"/>
+              </w:numPr>
+              <w:rPr>
+                <w:color w:val="000000"/>
+              </w:rPr>
+            </w:pPr>
+            <w:r>
+              <w:rPr>
+                <w:color w:val="000000"/>
+              </w:rPr>
+              <w:t>Tener disponible al menos una publicación</w:t>
+            </w:r>
+          </w:p>
+          <w:p>
+            <w:pPr>
+              <w:pStyle w:val="TableContents"/>
+              <w:numPr>
+                <w:ilvl w:val="0"/>
+                <w:numId w:val="4"/>
+              </w:numPr>
+              <w:rPr>
+                <w:color w:val="000000"/>
+              </w:rPr>
+            </w:pPr>
+            <w:r>
+              <w:rPr>
+                <w:color w:val="000000"/>
+              </w:rPr>
+              <w:t>Estar en la interfaz “Post”</w:t>
+            </w:r>
+          </w:p>
+          <w:p>
+            <w:pPr>
+              <w:pStyle w:val="TableContents"/>
+              <w:numPr>
+                <w:ilvl w:val="0"/>
+                <w:numId w:val="4"/>
+              </w:numPr>
+              <w:rPr>
+                <w:color w:val="000000"/>
+              </w:rPr>
+            </w:pPr>
+            <w:r>
+              <w:rPr>
+                <w:color w:val="000000"/>
+              </w:rPr>
+              <w:t>Seleccionar una publicación &gt; Detalle publicación</w:t>
+            </w:r>
+          </w:p>
+          <w:p>
+            <w:pPr>
+              <w:pStyle w:val="TableContents"/>
+              <w:numPr>
+                <w:ilvl w:val="0"/>
+                <w:numId w:val="4"/>
+              </w:numPr>
+              <w:rPr>
+                <w:color w:val="000000"/>
+              </w:rPr>
+            </w:pPr>
+            <w:r>
+              <w:rPr>
+                <w:color w:val="000000"/>
+              </w:rPr>
+              <w:t>Encontrarse en el la interfaz “Detalle Publicación”</w:t>
             </w:r>
           </w:p>
         </w:tc>
@@ -15237,7 +14118,6 @@
                 <w:b/>
                 <w:bCs/>
               </w:rPr>
-              <w:lastRenderedPageBreak/>
               <w:t>Pasos</w:t>
             </w:r>
           </w:p>
@@ -15456,49 +14336,6 @@
                 <w:bCs/>
               </w:rPr>
             </w:pPr>
-            <w:r>
-              <w:rPr>
-                <w:color w:val="000000"/>
-              </w:rPr>
-              <w:t>Se visualiza el botón “Solicitar”</w:t>
-            </w:r>
-          </w:p>
-          <w:p>
-            <w:pPr>
-              <w:pStyle w:val="TableContents"/>
-              <w:numPr>
-                <w:ilvl w:val="0"/>
-                <w:numId w:val="4"/>
-              </w:numPr>
-              <w:rPr>
-                <w:color w:val="000000"/>
-              </w:rPr>
-            </w:pPr>
-            <w:r>
-              <w:rPr>
-                <w:color w:val="000000"/>
-              </w:rPr>
-              <w:t>Muestra un mensaje “Debe registrarse para poder continuar”</w:t>
-            </w:r>
-          </w:p>
-          <w:p>
-            <w:pPr>
-              <w:pStyle w:val="TableContents"/>
-              <w:numPr>
-                <w:ilvl w:val="0"/>
-                <w:numId w:val="4"/>
-              </w:numPr>
-              <w:rPr>
-                <w:b/>
-                <w:bCs/>
-              </w:rPr>
-            </w:pPr>
-            <w:r>
-              <w:rPr>
-                <w:color w:val="000000"/>
-              </w:rPr>
-              <w:t>Redije a la pantalla de creación de cuenta</w:t>
-            </w:r>
           </w:p>
         </w:tc>
       </w:tr>
@@ -15578,11 +14415,9 @@
             <w:r>
               <w:t xml:space="preserve">Descripción de Caso de Prueba: Flujo de confirmación de solicitud de compra </w:t>
             </w:r>
-            <w:proofErr w:type="spellStart"/>
-            <w:r>
-              <w:t>mas</w:t>
-            </w:r>
-            <w:proofErr w:type="spellEnd"/>
+            <w:r>
+              <w:t>más</w:t>
+            </w:r>
             <w:r>
               <w:t xml:space="preserve"> detalle</w:t>
             </w:r>
@@ -15752,20 +14587,15 @@
                 <w:ilvl w:val="0"/>
                 <w:numId w:val="4"/>
               </w:numPr>
-            </w:pPr>
-            <w:r>
+              <w:rPr>
+                <w:color w:val="000000"/>
+              </w:rPr>
+            </w:pPr>
+            <w:r>
+              <w:rPr>
+                <w:color w:val="000000"/>
+              </w:rPr>
               <w:t>Tener una cuenta activa</w:t>
-            </w:r>
-            <w:r>
-              <w:t xml:space="preserve"> (Estar </w:t>
-            </w:r>
-            <w:proofErr w:type="spellStart"/>
-            <w:r>
-              <w:t>logueado</w:t>
-            </w:r>
-            <w:proofErr w:type="spellEnd"/>
-            <w:r>
-              <w:t xml:space="preserve"> como vendedor)</w:t>
             </w:r>
           </w:p>
           <w:p>
@@ -15783,7 +14613,27 @@
               <w:rPr>
                 <w:color w:val="000000"/>
               </w:rPr>
-              <w:t>Tener publicaciones activas</w:t>
+              <w:t xml:space="preserve">Encontrase </w:t>
+            </w:r>
+            <w:proofErr w:type="spellStart"/>
+            <w:r>
+              <w:rPr>
+                <w:color w:val="000000"/>
+              </w:rPr>
+              <w:t>logueado</w:t>
+            </w:r>
+            <w:proofErr w:type="spellEnd"/>
+            <w:r>
+              <w:rPr>
+                <w:color w:val="000000"/>
+              </w:rPr>
+              <w:t xml:space="preserve"> como </w:t>
+            </w:r>
+            <w:r>
+              <w:rPr>
+                <w:color w:val="000000"/>
+              </w:rPr>
+              <w:t>Empresa</w:t>
             </w:r>
           </w:p>
           <w:p>
@@ -15802,6 +14652,93 @@
                 <w:color w:val="000000"/>
               </w:rPr>
               <w:t>Tener solicitudes de compra pendientes</w:t>
+            </w:r>
+          </w:p>
+          <w:p>
+            <w:pPr>
+              <w:pStyle w:val="TableContents"/>
+              <w:numPr>
+                <w:ilvl w:val="0"/>
+                <w:numId w:val="4"/>
+              </w:numPr>
+              <w:rPr>
+                <w:color w:val="000000"/>
+              </w:rPr>
+            </w:pPr>
+            <w:r>
+              <w:rPr>
+                <w:color w:val="000000"/>
+              </w:rPr>
+              <w:t>Estar en la interfaz “</w:t>
+            </w:r>
+            <w:r>
+              <w:rPr>
+                <w:color w:val="000000"/>
+              </w:rPr>
+              <w:t>Solicitudes</w:t>
+            </w:r>
+            <w:r>
+              <w:rPr>
+                <w:color w:val="000000"/>
+              </w:rPr>
+              <w:t>”</w:t>
+            </w:r>
+          </w:p>
+          <w:p>
+            <w:pPr>
+              <w:pStyle w:val="TableContents"/>
+              <w:ind w:left="720"/>
+              <w:rPr>
+                <w:color w:val="000000"/>
+              </w:rPr>
+            </w:pPr>
+            <w:r>
+              <w:rPr>
+                <w:color w:val="000000"/>
+              </w:rPr>
+              <w:t xml:space="preserve">Seleccionar una </w:t>
+            </w:r>
+            <w:r>
+              <w:rPr>
+                <w:color w:val="000000"/>
+              </w:rPr>
+              <w:t>solicitud</w:t>
+            </w:r>
+            <w:r>
+              <w:rPr>
+                <w:color w:val="000000"/>
+              </w:rPr>
+              <w:t xml:space="preserve"> &gt; Detalle </w:t>
+            </w:r>
+            <w:r>
+              <w:rPr>
+                <w:color w:val="000000"/>
+              </w:rPr>
+              <w:t>solicitud (Forma 2)</w:t>
+            </w:r>
+          </w:p>
+          <w:p>
+            <w:pPr>
+              <w:pStyle w:val="TableContents"/>
+              <w:numPr>
+                <w:ilvl w:val="0"/>
+                <w:numId w:val="4"/>
+              </w:numPr>
+              <w:rPr>
+                <w:color w:val="000000"/>
+              </w:rPr>
+            </w:pPr>
+            <w:r>
+              <w:rPr>
+                <w:color w:val="000000"/>
+              </w:rPr>
+              <w:t xml:space="preserve">Encontrarse en el la interfaz “Detalle </w:t>
+            </w:r>
+            <w:r>
+              <w:rPr>
+                <w:color w:val="000000"/>
+              </w:rPr>
+              <w:t>solicitud” (Forma 2)</w:t>
             </w:r>
           </w:p>
         </w:tc>
@@ -16082,98 +15019,10 @@
                 <w:numId w:val="4"/>
               </w:numPr>
               <w:rPr>
-                <w:color w:val="000000"/>
-              </w:rPr>
-            </w:pPr>
-            <w:r>
-              <w:rPr>
-                <w:color w:val="000000"/>
-              </w:rPr>
-              <w:t>Se abre un modal de confirmación y</w:t>
-            </w:r>
-          </w:p>
-          <w:p>
-            <w:pPr>
-              <w:pStyle w:val="TableContents"/>
-              <w:numPr>
-                <w:ilvl w:val="0"/>
-                <w:numId w:val="4"/>
-              </w:numPr>
-              <w:rPr>
-                <w:color w:val="000000"/>
-              </w:rPr>
-            </w:pPr>
-            <w:r>
-              <w:rPr>
-                <w:color w:val="000000"/>
-              </w:rPr>
-              <w:t>Se abre un modal de más detalle de la solicitud de compra</w:t>
-            </w:r>
-          </w:p>
-          <w:p>
-            <w:pPr>
-              <w:pStyle w:val="TableContents"/>
-              <w:numPr>
-                <w:ilvl w:val="0"/>
-                <w:numId w:val="4"/>
-              </w:numPr>
-              <w:rPr>
-                <w:color w:val="000000"/>
-              </w:rPr>
-            </w:pPr>
-            <w:r>
-              <w:rPr>
-                <w:color w:val="000000"/>
-              </w:rPr>
-              <w:t>Aparece nuevamente el botón “Aprobar” habilitado</w:t>
-            </w:r>
-          </w:p>
-          <w:p>
-            <w:pPr>
-              <w:pStyle w:val="TableContents"/>
-              <w:numPr>
-                <w:ilvl w:val="0"/>
-                <w:numId w:val="4"/>
-              </w:numPr>
-              <w:rPr>
-                <w:color w:val="000000"/>
-                <w:lang w:val="es-PE"/>
-              </w:rPr>
-            </w:pPr>
-            <w:r>
-              <w:rPr>
-                <w:color w:val="000000"/>
-                <w:lang w:val="es-PE"/>
-              </w:rPr>
-              <w:t xml:space="preserve">Al presionarlo muestra un mensaje de </w:t>
-            </w:r>
-            <w:r>
-              <w:rPr>
-                <w:color w:val="000000"/>
-                <w:lang w:val="es-PE"/>
-              </w:rPr>
-              <w:t>confirmación</w:t>
-            </w:r>
-          </w:p>
-          <w:p>
-            <w:pPr>
-              <w:pStyle w:val="TableContents"/>
-              <w:numPr>
-                <w:ilvl w:val="0"/>
-                <w:numId w:val="4"/>
-              </w:numPr>
-              <w:rPr>
-                <w:b/>
-                <w:bCs/>
-              </w:rPr>
-            </w:pPr>
-            <w:r>
-              <w:rPr>
-                <w:color w:val="000000"/>
-                <w:lang w:val="es-PE"/>
-              </w:rPr>
-              <w:t>Se cierra el modal y se actualiza la tabla</w:t>
-            </w:r>
+                <w:b/>
+                <w:bCs/>
+              </w:rPr>
+            </w:pPr>
           </w:p>
         </w:tc>
       </w:tr>
@@ -16419,20 +15268,15 @@
                 <w:ilvl w:val="0"/>
                 <w:numId w:val="4"/>
               </w:numPr>
-            </w:pPr>
-            <w:r>
+              <w:rPr>
+                <w:color w:val="000000"/>
+              </w:rPr>
+            </w:pPr>
+            <w:r>
+              <w:rPr>
+                <w:color w:val="000000"/>
+              </w:rPr>
               <w:t>Tener una cuenta activa</w:t>
-            </w:r>
-            <w:r>
-              <w:t xml:space="preserve"> (Estar </w:t>
-            </w:r>
-            <w:proofErr w:type="spellStart"/>
-            <w:r>
-              <w:t>logueado</w:t>
-            </w:r>
-            <w:proofErr w:type="spellEnd"/>
-            <w:r>
-              <w:t xml:space="preserve"> como vendedor)</w:t>
             </w:r>
           </w:p>
           <w:p>
@@ -16450,7 +15294,21 @@
               <w:rPr>
                 <w:color w:val="000000"/>
               </w:rPr>
-              <w:t>Tener publicaciones activas</w:t>
+              <w:t xml:space="preserve">Encontrase </w:t>
+            </w:r>
+            <w:proofErr w:type="spellStart"/>
+            <w:r>
+              <w:rPr>
+                <w:color w:val="000000"/>
+              </w:rPr>
+              <w:t>logueado</w:t>
+            </w:r>
+            <w:proofErr w:type="spellEnd"/>
+            <w:r>
+              <w:rPr>
+                <w:color w:val="000000"/>
+              </w:rPr>
+              <w:t xml:space="preserve"> como Empresa</w:t>
             </w:r>
           </w:p>
           <w:p>
@@ -16469,6 +15327,42 @@
                 <w:color w:val="000000"/>
               </w:rPr>
               <w:t>Tener solicitudes de compra pendientes</w:t>
+            </w:r>
+          </w:p>
+          <w:p>
+            <w:pPr>
+              <w:pStyle w:val="TableContents"/>
+              <w:numPr>
+                <w:ilvl w:val="0"/>
+                <w:numId w:val="4"/>
+              </w:numPr>
+              <w:rPr>
+                <w:color w:val="000000"/>
+              </w:rPr>
+            </w:pPr>
+            <w:r>
+              <w:rPr>
+                <w:color w:val="000000"/>
+              </w:rPr>
+              <w:t>Estar en la interfaz “Solicitudes”</w:t>
+            </w:r>
+          </w:p>
+          <w:p>
+            <w:pPr>
+              <w:pStyle w:val="TableContents"/>
+              <w:numPr>
+                <w:ilvl w:val="0"/>
+                <w:numId w:val="4"/>
+              </w:numPr>
+              <w:rPr>
+                <w:color w:val="000000"/>
+              </w:rPr>
+            </w:pPr>
+            <w:r>
+              <w:rPr>
+                <w:color w:val="000000"/>
+              </w:rPr>
+              <w:t>Seleccionar una solicitud &gt; Confirmar Solicitud (Forma 1)</w:t>
             </w:r>
           </w:p>
         </w:tc>
@@ -16618,7 +15512,6 @@
               <w:rPr>
                 <w:color w:val="000000"/>
               </w:rPr>
-              <w:lastRenderedPageBreak/>
               <w:t>Se abre un modal de confirmación “Aprobar”</w:t>
             </w:r>
           </w:p>
@@ -16692,7 +15585,6 @@
                 <w:b/>
                 <w:bCs/>
               </w:rPr>
-              <w:lastRenderedPageBreak/>
               <w:t>Resultado obtenido:</w:t>
             </w:r>
           </w:p>
@@ -16704,52 +15596,10 @@
                 <w:numId w:val="4"/>
               </w:numPr>
               <w:rPr>
-                <w:color w:val="000000"/>
-              </w:rPr>
-            </w:pPr>
-            <w:r>
-              <w:rPr>
-                <w:color w:val="000000"/>
-              </w:rPr>
-              <w:t>Se abre un modal de confirmación “Aprobar”</w:t>
-            </w:r>
-          </w:p>
-          <w:p>
-            <w:pPr>
-              <w:pStyle w:val="TableContents"/>
-              <w:numPr>
-                <w:ilvl w:val="0"/>
-                <w:numId w:val="4"/>
-              </w:numPr>
-              <w:rPr>
-                <w:color w:val="000000"/>
-              </w:rPr>
-            </w:pPr>
-            <w:r>
-              <w:rPr>
-                <w:color w:val="000000"/>
-              </w:rPr>
-              <w:t>Al presionar “SI” se muestra un mensaje “Se aprobó con éxito”</w:t>
-            </w:r>
-          </w:p>
-          <w:p>
-            <w:pPr>
-              <w:pStyle w:val="TableContents"/>
-              <w:numPr>
-                <w:ilvl w:val="0"/>
-                <w:numId w:val="4"/>
-              </w:numPr>
-              <w:rPr>
-                <w:b/>
-                <w:bCs/>
-              </w:rPr>
-            </w:pPr>
-            <w:r>
-              <w:rPr>
-                <w:color w:val="000000"/>
-              </w:rPr>
-              <w:t>Se cierra el modal y se actualiza la tabla</w:t>
-            </w:r>
+                <w:b/>
+                <w:bCs/>
+              </w:rPr>
+            </w:pPr>
           </w:p>
         </w:tc>
       </w:tr>
@@ -16995,20 +15845,15 @@
                 <w:ilvl w:val="0"/>
                 <w:numId w:val="4"/>
               </w:numPr>
-            </w:pPr>
-            <w:r>
+              <w:rPr>
+                <w:color w:val="000000"/>
+              </w:rPr>
+            </w:pPr>
+            <w:r>
+              <w:rPr>
+                <w:color w:val="000000"/>
+              </w:rPr>
               <w:t>Tener una cuenta activa</w:t>
-            </w:r>
-            <w:r>
-              <w:t xml:space="preserve"> (Estar </w:t>
-            </w:r>
-            <w:proofErr w:type="spellStart"/>
-            <w:r>
-              <w:t>logueado</w:t>
-            </w:r>
-            <w:proofErr w:type="spellEnd"/>
-            <w:r>
-              <w:t xml:space="preserve"> como vendedor)</w:t>
             </w:r>
           </w:p>
           <w:p>
@@ -17026,7 +15871,21 @@
               <w:rPr>
                 <w:color w:val="000000"/>
               </w:rPr>
-              <w:t>Tener publicaciones activas</w:t>
+              <w:t xml:space="preserve">Encontrase </w:t>
+            </w:r>
+            <w:proofErr w:type="spellStart"/>
+            <w:r>
+              <w:rPr>
+                <w:color w:val="000000"/>
+              </w:rPr>
+              <w:t>logueado</w:t>
+            </w:r>
+            <w:proofErr w:type="spellEnd"/>
+            <w:r>
+              <w:rPr>
+                <w:color w:val="000000"/>
+              </w:rPr>
+              <w:t xml:space="preserve"> como Empresa</w:t>
             </w:r>
           </w:p>
           <w:p>
@@ -17045,6 +15904,90 @@
                 <w:color w:val="000000"/>
               </w:rPr>
               <w:t>Tener solicitudes de compra pendientes</w:t>
+            </w:r>
+          </w:p>
+          <w:p>
+            <w:pPr>
+              <w:pStyle w:val="TableContents"/>
+              <w:numPr>
+                <w:ilvl w:val="0"/>
+                <w:numId w:val="4"/>
+              </w:numPr>
+              <w:rPr>
+                <w:color w:val="000000"/>
+              </w:rPr>
+            </w:pPr>
+            <w:r>
+              <w:rPr>
+                <w:color w:val="000000"/>
+              </w:rPr>
+              <w:t>Estar en la interfaz “Solicitudes”</w:t>
+            </w:r>
+          </w:p>
+          <w:p>
+            <w:pPr>
+              <w:pStyle w:val="TableContents"/>
+              <w:numPr>
+                <w:ilvl w:val="0"/>
+                <w:numId w:val="4"/>
+              </w:numPr>
+              <w:rPr>
+                <w:color w:val="000000"/>
+              </w:rPr>
+            </w:pPr>
+            <w:r>
+              <w:rPr>
+                <w:color w:val="000000"/>
+              </w:rPr>
+              <w:t xml:space="preserve">Seleccionar una solicitud &gt; </w:t>
+            </w:r>
+            <w:r>
+              <w:rPr>
+                <w:color w:val="000000"/>
+              </w:rPr>
+              <w:t>Rechazar</w:t>
+            </w:r>
+            <w:r>
+              <w:rPr>
+                <w:color w:val="000000"/>
+              </w:rPr>
+              <w:t xml:space="preserve"> Solicitud (Forma 1)</w:t>
+            </w:r>
+          </w:p>
+          <w:p>
+            <w:pPr>
+              <w:pStyle w:val="TableContents"/>
+              <w:numPr>
+                <w:ilvl w:val="0"/>
+                <w:numId w:val="4"/>
+              </w:numPr>
+              <w:rPr>
+                <w:color w:val="000000"/>
+              </w:rPr>
+            </w:pPr>
+            <w:r>
+              <w:rPr>
+                <w:color w:val="000000"/>
+              </w:rPr>
+              <w:t>Seleccionar una solicitud &gt; Detalle solicitud (Forma 2)</w:t>
+            </w:r>
+          </w:p>
+          <w:p>
+            <w:pPr>
+              <w:pStyle w:val="TableContents"/>
+              <w:numPr>
+                <w:ilvl w:val="0"/>
+                <w:numId w:val="4"/>
+              </w:numPr>
+              <w:rPr>
+                <w:color w:val="000000"/>
+              </w:rPr>
+            </w:pPr>
+            <w:r>
+              <w:rPr>
+                <w:color w:val="000000"/>
+              </w:rPr>
+              <w:t>Encontrarse en el la interfaz “Detalle solicitud” (Forma 2)</w:t>
             </w:r>
           </w:p>
         </w:tc>
@@ -17141,6 +16084,25 @@
                 <w:color w:val="000000"/>
               </w:rPr>
               <w:t xml:space="preserve">Hacer Click en “Rechazar” </w:t>
+            </w:r>
+          </w:p>
+          <w:p>
+            <w:pPr>
+              <w:pStyle w:val="TableContents"/>
+              <w:numPr>
+                <w:ilvl w:val="0"/>
+                <w:numId w:val="4"/>
+              </w:numPr>
+              <w:rPr>
+                <w:b/>
+                <w:bCs/>
+              </w:rPr>
+            </w:pPr>
+            <w:r>
+              <w:rPr>
+                <w:color w:val="000000"/>
+              </w:rPr>
+              <w:t>Hacer Click en “SI” a la advertencia del modal</w:t>
             </w:r>
           </w:p>
         </w:tc>
@@ -17278,52 +16240,10 @@
                 <w:numId w:val="4"/>
               </w:numPr>
               <w:rPr>
-                <w:color w:val="000000"/>
-              </w:rPr>
-            </w:pPr>
-            <w:r>
-              <w:rPr>
-                <w:color w:val="000000"/>
-              </w:rPr>
-              <w:t>Se abre un modal de confirmación “Rechazo”</w:t>
-            </w:r>
-          </w:p>
-          <w:p>
-            <w:pPr>
-              <w:pStyle w:val="TableContents"/>
-              <w:numPr>
-                <w:ilvl w:val="0"/>
-                <w:numId w:val="4"/>
-              </w:numPr>
-              <w:rPr>
-                <w:color w:val="000000"/>
-              </w:rPr>
-            </w:pPr>
-            <w:r>
-              <w:rPr>
-                <w:color w:val="000000"/>
-              </w:rPr>
-              <w:t>Al presionar “SI” se muestra un mensaje “Se Rechazo con éxito”</w:t>
-            </w:r>
-          </w:p>
-          <w:p>
-            <w:pPr>
-              <w:pStyle w:val="TableContents"/>
-              <w:numPr>
-                <w:ilvl w:val="0"/>
-                <w:numId w:val="4"/>
-              </w:numPr>
-              <w:rPr>
-                <w:b/>
-                <w:bCs/>
-              </w:rPr>
-            </w:pPr>
-            <w:r>
-              <w:rPr>
-                <w:color w:val="000000"/>
-              </w:rPr>
-              <w:t>Se cierra el modal y se actualiza la tabla</w:t>
-            </w:r>
+                <w:b/>
+                <w:bCs/>
+              </w:rPr>
+            </w:pPr>
           </w:p>
         </w:tc>
       </w:tr>
@@ -17559,6 +16479,7 @@
                 <w:b/>
                 <w:bCs/>
               </w:rPr>
+              <w:lastRenderedPageBreak/>
               <w:t>Prerrequisitos</w:t>
             </w:r>
           </w:p>
@@ -17569,20 +16490,15 @@
                 <w:ilvl w:val="0"/>
                 <w:numId w:val="4"/>
               </w:numPr>
-            </w:pPr>
-            <w:r>
+              <w:rPr>
+                <w:color w:val="000000"/>
+              </w:rPr>
+            </w:pPr>
+            <w:r>
+              <w:rPr>
+                <w:color w:val="000000"/>
+              </w:rPr>
               <w:t>Tener una cuenta activa</w:t>
-            </w:r>
-            <w:r>
-              <w:t xml:space="preserve"> (Estar </w:t>
-            </w:r>
-            <w:proofErr w:type="spellStart"/>
-            <w:r>
-              <w:t>logueado</w:t>
-            </w:r>
-            <w:proofErr w:type="spellEnd"/>
-            <w:r>
-              <w:t xml:space="preserve"> como vendedor)</w:t>
             </w:r>
           </w:p>
           <w:p>
@@ -17600,7 +16516,21 @@
               <w:rPr>
                 <w:color w:val="000000"/>
               </w:rPr>
-              <w:t>Tener publicaciones activas</w:t>
+              <w:t xml:space="preserve">Encontrase </w:t>
+            </w:r>
+            <w:proofErr w:type="spellStart"/>
+            <w:r>
+              <w:rPr>
+                <w:color w:val="000000"/>
+              </w:rPr>
+              <w:t>logueado</w:t>
+            </w:r>
+            <w:proofErr w:type="spellEnd"/>
+            <w:r>
+              <w:rPr>
+                <w:color w:val="000000"/>
+              </w:rPr>
+              <w:t xml:space="preserve"> como Empresa</w:t>
             </w:r>
           </w:p>
           <w:p>
@@ -17619,6 +16549,24 @@
                 <w:color w:val="000000"/>
               </w:rPr>
               <w:t>Tener solicitudes de compra pendientes</w:t>
+            </w:r>
+          </w:p>
+          <w:p>
+            <w:pPr>
+              <w:pStyle w:val="TableContents"/>
+              <w:numPr>
+                <w:ilvl w:val="0"/>
+                <w:numId w:val="4"/>
+              </w:numPr>
+              <w:rPr>
+                <w:color w:val="000000"/>
+              </w:rPr>
+            </w:pPr>
+            <w:r>
+              <w:rPr>
+                <w:color w:val="000000"/>
+              </w:rPr>
+              <w:t>Estar en la interfaz “Solicitudes”</w:t>
             </w:r>
           </w:p>
         </w:tc>
@@ -17796,34 +16744,10 @@
                 <w:numId w:val="4"/>
               </w:numPr>
               <w:rPr>
-                <w:color w:val="000000"/>
-              </w:rPr>
-            </w:pPr>
-            <w:r>
-              <w:rPr>
-                <w:color w:val="000000"/>
-              </w:rPr>
-              <w:t>Se muestra la página de Solicitudes</w:t>
-            </w:r>
-          </w:p>
-          <w:p>
-            <w:pPr>
-              <w:pStyle w:val="TableContents"/>
-              <w:numPr>
-                <w:ilvl w:val="0"/>
-                <w:numId w:val="4"/>
-              </w:numPr>
-              <w:rPr>
-                <w:b/>
-                <w:bCs/>
-              </w:rPr>
-            </w:pPr>
-            <w:r>
-              <w:rPr>
-                <w:color w:val="000000"/>
-              </w:rPr>
-              <w:t>Se visualizan las solicitudes de compra pendientes</w:t>
-            </w:r>
+                <w:b/>
+                <w:bCs/>
+              </w:rPr>
+            </w:pPr>
           </w:p>
         </w:tc>
       </w:tr>
@@ -18059,7 +16983,6 @@
                 <w:b/>
                 <w:bCs/>
               </w:rPr>
-              <w:lastRenderedPageBreak/>
               <w:t>Prerrequisitos</w:t>
             </w:r>
           </w:p>
@@ -18070,20 +16993,15 @@
                 <w:ilvl w:val="0"/>
                 <w:numId w:val="4"/>
               </w:numPr>
-            </w:pPr>
-            <w:r>
+              <w:rPr>
+                <w:color w:val="000000"/>
+              </w:rPr>
+            </w:pPr>
+            <w:r>
+              <w:rPr>
+                <w:color w:val="000000"/>
+              </w:rPr>
               <w:t>Tener una cuenta activa</w:t>
-            </w:r>
-            <w:r>
-              <w:t xml:space="preserve"> (Estar </w:t>
-            </w:r>
-            <w:proofErr w:type="spellStart"/>
-            <w:r>
-              <w:t>logueado</w:t>
-            </w:r>
-            <w:proofErr w:type="spellEnd"/>
-            <w:r>
-              <w:t xml:space="preserve"> como vendedor)</w:t>
             </w:r>
           </w:p>
           <w:p>
@@ -18101,7 +17019,63 @@
               <w:rPr>
                 <w:color w:val="000000"/>
               </w:rPr>
-              <w:t>Tener publicaciones activas</w:t>
+              <w:t xml:space="preserve">Encontrase </w:t>
+            </w:r>
+            <w:proofErr w:type="spellStart"/>
+            <w:r>
+              <w:rPr>
+                <w:color w:val="000000"/>
+              </w:rPr>
+              <w:t>logueado</w:t>
+            </w:r>
+            <w:proofErr w:type="spellEnd"/>
+            <w:r>
+              <w:rPr>
+                <w:color w:val="000000"/>
+              </w:rPr>
+              <w:t xml:space="preserve"> como Empresa</w:t>
+            </w:r>
+          </w:p>
+          <w:p>
+            <w:pPr>
+              <w:pStyle w:val="TableContents"/>
+              <w:numPr>
+                <w:ilvl w:val="0"/>
+                <w:numId w:val="4"/>
+              </w:numPr>
+              <w:rPr>
+                <w:color w:val="000000"/>
+              </w:rPr>
+            </w:pPr>
+            <w:r>
+              <w:rPr>
+                <w:color w:val="000000"/>
+              </w:rPr>
+              <w:t>No t</w:t>
+            </w:r>
+            <w:r>
+              <w:rPr>
+                <w:color w:val="000000"/>
+              </w:rPr>
+              <w:t>ener solicitudes de compra pendientes</w:t>
+            </w:r>
+          </w:p>
+          <w:p>
+            <w:pPr>
+              <w:pStyle w:val="TableContents"/>
+              <w:numPr>
+                <w:ilvl w:val="0"/>
+                <w:numId w:val="4"/>
+              </w:numPr>
+              <w:rPr>
+                <w:color w:val="000000"/>
+              </w:rPr>
+            </w:pPr>
+            <w:r>
+              <w:rPr>
+                <w:color w:val="000000"/>
+              </w:rPr>
+              <w:t>Estar en la interfaz “Solicitudes”</w:t>
             </w:r>
           </w:p>
         </w:tc>
@@ -18279,34 +17253,10 @@
                 <w:numId w:val="4"/>
               </w:numPr>
               <w:rPr>
-                <w:color w:val="000000"/>
-              </w:rPr>
-            </w:pPr>
-            <w:r>
-              <w:rPr>
-                <w:color w:val="000000"/>
-              </w:rPr>
-              <w:t>Se muestra la página de Solicitudes</w:t>
-            </w:r>
-          </w:p>
-          <w:p>
-            <w:pPr>
-              <w:pStyle w:val="TableContents"/>
-              <w:numPr>
-                <w:ilvl w:val="0"/>
-                <w:numId w:val="4"/>
-              </w:numPr>
-              <w:rPr>
-                <w:b/>
-                <w:bCs/>
-              </w:rPr>
-            </w:pPr>
-            <w:r>
-              <w:rPr>
-                <w:color w:val="000000"/>
-              </w:rPr>
-              <w:t>Se visualizan un mensaje “No hay datos disponibles”</w:t>
-            </w:r>
+                <w:b/>
+                <w:bCs/>
+              </w:rPr>
+            </w:pPr>
           </w:p>
         </w:tc>
       </w:tr>
@@ -18552,20 +17502,15 @@
                 <w:ilvl w:val="0"/>
                 <w:numId w:val="4"/>
               </w:numPr>
-            </w:pPr>
-            <w:r>
+              <w:rPr>
+                <w:color w:val="000000"/>
+              </w:rPr>
+            </w:pPr>
+            <w:r>
+              <w:rPr>
+                <w:color w:val="000000"/>
+              </w:rPr>
               <w:t>Tener una cuenta activa</w:t>
-            </w:r>
-            <w:r>
-              <w:t xml:space="preserve"> (Estar </w:t>
-            </w:r>
-            <w:proofErr w:type="spellStart"/>
-            <w:r>
-              <w:t>logueado</w:t>
-            </w:r>
-            <w:proofErr w:type="spellEnd"/>
-            <w:r>
-              <w:t xml:space="preserve"> como comprador)</w:t>
             </w:r>
           </w:p>
           <w:p>
@@ -18583,7 +17528,69 @@
               <w:rPr>
                 <w:color w:val="000000"/>
               </w:rPr>
-              <w:t>Tener publicaciones activas</w:t>
+              <w:t xml:space="preserve">Encontrase </w:t>
+            </w:r>
+            <w:proofErr w:type="spellStart"/>
+            <w:r>
+              <w:rPr>
+                <w:color w:val="000000"/>
+              </w:rPr>
+              <w:t>logueado</w:t>
+            </w:r>
+            <w:proofErr w:type="spellEnd"/>
+            <w:r>
+              <w:rPr>
+                <w:color w:val="000000"/>
+              </w:rPr>
+              <w:t xml:space="preserve"> como </w:t>
+            </w:r>
+            <w:r>
+              <w:rPr>
+                <w:color w:val="000000"/>
+              </w:rPr>
+              <w:t>Persona</w:t>
+            </w:r>
+          </w:p>
+          <w:p>
+            <w:pPr>
+              <w:pStyle w:val="TableContents"/>
+              <w:numPr>
+                <w:ilvl w:val="0"/>
+                <w:numId w:val="4"/>
+              </w:numPr>
+              <w:rPr>
+                <w:color w:val="000000"/>
+              </w:rPr>
+            </w:pPr>
+            <w:r>
+              <w:rPr>
+                <w:color w:val="000000"/>
+              </w:rPr>
+              <w:t xml:space="preserve">Tener solicitudes de compra </w:t>
+            </w:r>
+            <w:r>
+              <w:rPr>
+                <w:color w:val="000000"/>
+              </w:rPr>
+              <w:t>aprobadas</w:t>
+            </w:r>
+          </w:p>
+          <w:p>
+            <w:pPr>
+              <w:pStyle w:val="TableContents"/>
+              <w:numPr>
+                <w:ilvl w:val="0"/>
+                <w:numId w:val="4"/>
+              </w:numPr>
+              <w:rPr>
+                <w:color w:val="000000"/>
+              </w:rPr>
+            </w:pPr>
+            <w:r>
+              <w:rPr>
+                <w:color w:val="000000"/>
+              </w:rPr>
+              <w:t>Estar en la interfaz “Solicitudes”</w:t>
             </w:r>
           </w:p>
         </w:tc>
@@ -18761,34 +17768,10 @@
                 <w:numId w:val="4"/>
               </w:numPr>
               <w:rPr>
-                <w:color w:val="000000"/>
-              </w:rPr>
-            </w:pPr>
-            <w:r>
-              <w:rPr>
-                <w:color w:val="000000"/>
-              </w:rPr>
-              <w:t>Se muestra la página de Solicitudes</w:t>
-            </w:r>
-          </w:p>
-          <w:p>
-            <w:pPr>
-              <w:pStyle w:val="TableContents"/>
-              <w:numPr>
-                <w:ilvl w:val="0"/>
-                <w:numId w:val="4"/>
-              </w:numPr>
-              <w:rPr>
-                <w:b/>
-                <w:bCs/>
-              </w:rPr>
-            </w:pPr>
-            <w:r>
-              <w:rPr>
-                <w:color w:val="000000"/>
-              </w:rPr>
-              <w:t>Se visualizan los card de solicitudes de compra pendientes a pagar</w:t>
-            </w:r>
+                <w:b/>
+                <w:bCs/>
+              </w:rPr>
+            </w:pPr>
           </w:p>
         </w:tc>
       </w:tr>
@@ -18941,6 +17924,7 @@
                 <w:b/>
                 <w:bCs/>
               </w:rPr>
+              <w:lastRenderedPageBreak/>
               <w:t>CUS</w:t>
             </w:r>
             <w:r>
@@ -19034,20 +18018,15 @@
                 <w:ilvl w:val="0"/>
                 <w:numId w:val="4"/>
               </w:numPr>
-            </w:pPr>
-            <w:r>
+              <w:rPr>
+                <w:color w:val="000000"/>
+              </w:rPr>
+            </w:pPr>
+            <w:r>
+              <w:rPr>
+                <w:color w:val="000000"/>
+              </w:rPr>
               <w:t>Tener una cuenta activa</w:t>
-            </w:r>
-            <w:r>
-              <w:t xml:space="preserve"> (Estar </w:t>
-            </w:r>
-            <w:proofErr w:type="spellStart"/>
-            <w:r>
-              <w:t>logueado</w:t>
-            </w:r>
-            <w:proofErr w:type="spellEnd"/>
-            <w:r>
-              <w:t xml:space="preserve"> como comprador)</w:t>
             </w:r>
           </w:p>
           <w:p>
@@ -19065,7 +18044,63 @@
               <w:rPr>
                 <w:color w:val="000000"/>
               </w:rPr>
-              <w:t>Tener publicaciones activas</w:t>
+              <w:t xml:space="preserve">Encontrase </w:t>
+            </w:r>
+            <w:proofErr w:type="spellStart"/>
+            <w:r>
+              <w:rPr>
+                <w:color w:val="000000"/>
+              </w:rPr>
+              <w:t>logueado</w:t>
+            </w:r>
+            <w:proofErr w:type="spellEnd"/>
+            <w:r>
+              <w:rPr>
+                <w:color w:val="000000"/>
+              </w:rPr>
+              <w:t xml:space="preserve"> como Persona</w:t>
+            </w:r>
+          </w:p>
+          <w:p>
+            <w:pPr>
+              <w:pStyle w:val="TableContents"/>
+              <w:numPr>
+                <w:ilvl w:val="0"/>
+                <w:numId w:val="4"/>
+              </w:numPr>
+              <w:rPr>
+                <w:color w:val="000000"/>
+              </w:rPr>
+            </w:pPr>
+            <w:r>
+              <w:rPr>
+                <w:color w:val="000000"/>
+              </w:rPr>
+              <w:t>No t</w:t>
+            </w:r>
+            <w:r>
+              <w:rPr>
+                <w:color w:val="000000"/>
+              </w:rPr>
+              <w:t>ener solicitudes de compra aprobadas</w:t>
+            </w:r>
+          </w:p>
+          <w:p>
+            <w:pPr>
+              <w:pStyle w:val="TableContents"/>
+              <w:numPr>
+                <w:ilvl w:val="0"/>
+                <w:numId w:val="4"/>
+              </w:numPr>
+              <w:rPr>
+                <w:color w:val="000000"/>
+              </w:rPr>
+            </w:pPr>
+            <w:r>
+              <w:rPr>
+                <w:color w:val="000000"/>
+              </w:rPr>
+              <w:t>Estar en la interfaz “Solicitudes”</w:t>
             </w:r>
           </w:p>
         </w:tc>
@@ -19243,34 +18278,10 @@
                 <w:numId w:val="4"/>
               </w:numPr>
               <w:rPr>
-                <w:color w:val="000000"/>
-              </w:rPr>
-            </w:pPr>
-            <w:r>
-              <w:rPr>
-                <w:color w:val="000000"/>
-              </w:rPr>
-              <w:t>Se muestra la página de Solicitudes</w:t>
-            </w:r>
-          </w:p>
-          <w:p>
-            <w:pPr>
-              <w:pStyle w:val="TableContents"/>
-              <w:numPr>
-                <w:ilvl w:val="0"/>
-                <w:numId w:val="4"/>
-              </w:numPr>
-              <w:rPr>
-                <w:b/>
-                <w:bCs/>
-              </w:rPr>
-            </w:pPr>
-            <w:r>
-              <w:rPr>
-                <w:color w:val="000000"/>
-              </w:rPr>
-              <w:t>Se visualizan un mensaje “No hay datos disponibles”</w:t>
-            </w:r>
+                <w:b/>
+                <w:bCs/>
+              </w:rPr>
+            </w:pPr>
           </w:p>
         </w:tc>
       </w:tr>
@@ -19509,7 +18520,6 @@
                 <w:b/>
                 <w:bCs/>
               </w:rPr>
-              <w:lastRenderedPageBreak/>
               <w:t>Prerrequisitos</w:t>
             </w:r>
           </w:p>
@@ -19520,20 +18530,15 @@
                 <w:ilvl w:val="0"/>
                 <w:numId w:val="4"/>
               </w:numPr>
-            </w:pPr>
-            <w:r>
+              <w:rPr>
+                <w:color w:val="000000"/>
+              </w:rPr>
+            </w:pPr>
+            <w:r>
+              <w:rPr>
+                <w:color w:val="000000"/>
+              </w:rPr>
               <w:t>Tener una cuenta activa</w:t>
-            </w:r>
-            <w:r>
-              <w:t xml:space="preserve"> (Estar </w:t>
-            </w:r>
-            <w:proofErr w:type="spellStart"/>
-            <w:r>
-              <w:t>logueado</w:t>
-            </w:r>
-            <w:proofErr w:type="spellEnd"/>
-            <w:r>
-              <w:t xml:space="preserve"> como comprador)</w:t>
             </w:r>
           </w:p>
           <w:p>
@@ -19551,7 +18556,57 @@
               <w:rPr>
                 <w:color w:val="000000"/>
               </w:rPr>
-              <w:t>Tener publicaciones activas</w:t>
+              <w:t xml:space="preserve">Encontrase </w:t>
+            </w:r>
+            <w:proofErr w:type="spellStart"/>
+            <w:r>
+              <w:rPr>
+                <w:color w:val="000000"/>
+              </w:rPr>
+              <w:t>logueado</w:t>
+            </w:r>
+            <w:proofErr w:type="spellEnd"/>
+            <w:r>
+              <w:rPr>
+                <w:color w:val="000000"/>
+              </w:rPr>
+              <w:t xml:space="preserve"> como Persona</w:t>
+            </w:r>
+          </w:p>
+          <w:p>
+            <w:pPr>
+              <w:pStyle w:val="TableContents"/>
+              <w:numPr>
+                <w:ilvl w:val="0"/>
+                <w:numId w:val="4"/>
+              </w:numPr>
+              <w:rPr>
+                <w:color w:val="000000"/>
+              </w:rPr>
+            </w:pPr>
+            <w:r>
+              <w:rPr>
+                <w:color w:val="000000"/>
+              </w:rPr>
+              <w:t>Tener solicitudes de compra aprobadas</w:t>
+            </w:r>
+          </w:p>
+          <w:p>
+            <w:pPr>
+              <w:pStyle w:val="TableContents"/>
+              <w:numPr>
+                <w:ilvl w:val="0"/>
+                <w:numId w:val="4"/>
+              </w:numPr>
+              <w:rPr>
+                <w:color w:val="000000"/>
+              </w:rPr>
+            </w:pPr>
+            <w:r>
+              <w:rPr>
+                <w:color w:val="000000"/>
+              </w:rPr>
+              <w:t>Estar en la interfaz “Solicitudes”</w:t>
             </w:r>
           </w:p>
           <w:p>
@@ -19766,34 +18821,10 @@
                 <w:numId w:val="4"/>
               </w:numPr>
               <w:rPr>
-                <w:color w:val="000000"/>
-              </w:rPr>
-            </w:pPr>
-            <w:r>
-              <w:rPr>
-                <w:color w:val="000000"/>
-              </w:rPr>
-              <w:t>Se muestran las opciones de pago</w:t>
-            </w:r>
-          </w:p>
-          <w:p>
-            <w:pPr>
-              <w:pStyle w:val="TableContents"/>
-              <w:numPr>
-                <w:ilvl w:val="0"/>
-                <w:numId w:val="4"/>
-              </w:numPr>
-              <w:rPr>
-                <w:b/>
-                <w:bCs/>
-              </w:rPr>
-            </w:pPr>
-            <w:r>
-              <w:rPr>
-                <w:color w:val="000000"/>
-              </w:rPr>
-              <w:t>Cada opción tiene breve información visible</w:t>
-            </w:r>
+                <w:b/>
+                <w:bCs/>
+              </w:rPr>
+            </w:pPr>
           </w:p>
         </w:tc>
       </w:tr>
